--- a/Real_time_Nursery_Smart_Attendance_System_Using_Face_Recognition.docx
+++ b/Real_time_Nursery_Smart_Attendance_System_Using_Face_Recognition.docx
@@ -1801,125 +1801,20 @@
       </w:r>
     </w:p>
     <w:p/>
-    <w:p/>
     <w:p>
       <w:pPr>
         <w:pStyle w:val="Heading2"/>
       </w:pPr>
       <w:r>
+        <w:t>Target market</w:t>
+      </w:r>
+    </w:p>
+    <w:p>
+      <w:pPr>
+        <w:spacing w:line="360" w:lineRule="auto"/>
+      </w:pPr>
+      <w:r>
         <w:lastRenderedPageBreak/>
-        <w:t>Highlights of what has been achieved</w:t>
-      </w:r>
-    </w:p>
-    <w:p>
-      <w:pPr>
-        <w:spacing w:line="360" w:lineRule="auto"/>
-      </w:pPr>
-      <w:r>
-        <w:t>Arun et al. (2017) mentioned disadvantages of RFID (Radio Frequency Identification) card system, fingerprint system and iris recognition system. RFID card system is implemented due to its simplicity. However, the user tends to help their friends to check in as long as they have their friend’s ID card. The fingerprint system is indeed effective but not efficient because it takes time for the verification process so the user has to line up and perform the verification one by one. However, for face recognition, the human face is always exposed and contain less information compared to iris. Iris recognition system which contains more detail might invade the privacy of the user. Voice recognition is available, but it is less accurate compared to other methods. Hence, face recognition system is suggested to be implemented in the student attendance system.</w:t>
-      </w:r>
-    </w:p>
-    <w:p>
-      <w:pPr>
-        <w:spacing w:line="360" w:lineRule="auto"/>
-      </w:pPr>
-      <w:r>
-        <w:t xml:space="preserve"> </w:t>
-      </w:r>
-      <w:proofErr w:type="spellStart"/>
-      <w:r>
-        <w:t>Aanjanadevi</w:t>
-      </w:r>
-      <w:proofErr w:type="spellEnd"/>
-      <w:r>
-        <w:t xml:space="preserve"> et al. (2017) and Wei-</w:t>
-      </w:r>
-      <w:proofErr w:type="spellStart"/>
-      <w:r>
-        <w:t>Lun</w:t>
-      </w:r>
-      <w:proofErr w:type="spellEnd"/>
-      <w:r>
-        <w:t xml:space="preserve"> (2007) presented a few factors which cause face detection and face recognition to encounter difficulties. These factors consist of background, illumination, pose, expression, occlusion, rotation, scaling and translatio</w:t>
-      </w:r>
-      <w:r>
-        <w:t>n.</w:t>
-      </w:r>
-      <w:bookmarkStart w:id="1" w:name="_1y810tw" w:colFirst="0" w:colLast="0"/>
-      <w:bookmarkEnd w:id="1"/>
-      <w:r>
-        <w:t xml:space="preserve"> </w:t>
-      </w:r>
-      <w:r>
-        <w:t>There are a few face detection methods that the previous researchers have worked on. However, most of them used frontal upright facial images which consist of only one face. The face region is fully exposed without obstacles and free from the spectacles.</w:t>
-      </w:r>
-      <w:r>
-        <w:t xml:space="preserve"> </w:t>
-      </w:r>
-      <w:r>
-        <w:t>Akshara et al. (2017) and P. Arun et al.</w:t>
-      </w:r>
-      <w:r>
-        <w:t xml:space="preserve"> </w:t>
-      </w:r>
-      <w:r>
-        <w:t>(2017) suggested Viola-Jones algorithm for face detection for student attendance system. They concluded that out of methods such as face geometry- based methods, Feature Invariant methods and Machine learning based methods, Viola-Jones algorithm is n</w:t>
-      </w:r>
-      <w:r>
-        <w:t xml:space="preserve">ot </w:t>
-      </w:r>
-      <w:r>
-        <w:t xml:space="preserve">only fast and robust, but gives high detection rate and perform better in different lighting condition. Rahul </w:t>
-      </w:r>
-      <w:r>
-        <w:t>&amp;</w:t>
-      </w:r>
-      <w:r>
-        <w:t xml:space="preserve"> </w:t>
-      </w:r>
-      <w:proofErr w:type="spellStart"/>
-      <w:r>
-        <w:t>Bangar</w:t>
-      </w:r>
-      <w:proofErr w:type="spellEnd"/>
-      <w:r>
-        <w:t xml:space="preserve"> (2017) also agreed that Viola-Jones algorithm gives better performance in different lighting condition. In addition, </w:t>
-      </w:r>
-      <w:proofErr w:type="spellStart"/>
-      <w:r>
-        <w:t>Mrunmayee</w:t>
-      </w:r>
-      <w:proofErr w:type="spellEnd"/>
-      <w:r>
-        <w:t xml:space="preserve"> et al. (2015)</w:t>
-      </w:r>
-      <w:r>
-        <w:t xml:space="preserve"> suggest</w:t>
-      </w:r>
-      <w:r>
-        <w:t xml:space="preserve"> that Viola-Jones algorithm is able to eliminate the issues of illumination as well as scaling and rotation.</w:t>
-      </w:r>
-      <w:r>
-        <w:t xml:space="preserve"> </w:t>
-      </w:r>
-      <w:r>
-        <w:t>From the literature review of the previous researchers, the common method to justify the performance of the system is by finding the accuracy of recognition.</w:t>
-      </w:r>
-    </w:p>
-    <w:p/>
-    <w:p>
-      <w:pPr>
-        <w:pStyle w:val="Heading2"/>
-      </w:pPr>
-      <w:r>
-        <w:t>Target market</w:t>
-      </w:r>
-    </w:p>
-    <w:p>
-      <w:pPr>
-        <w:spacing w:line="360" w:lineRule="auto"/>
-      </w:pPr>
-      <w:r>
         <w:t>The Smart Attendance system using facial recognition project seeks to help organization that mainly deals with the nursery age group such as day care center and pre-schools. The project also targets monitoring and tracking attendance of students in universities, secondary and primary schools.</w:t>
       </w:r>
       <w:r>
@@ -1959,15 +1854,7 @@
           <w:rFonts w:eastAsia="Calibri"/>
           <w:lang w:val="en-ZW"/>
         </w:rPr>
-        <w:t xml:space="preserve">Face recognition smart attendance systems can be more accurate than other methods of attendance tracking like manual sign-in sheets or badge-scanning systems. They are more </w:t>
-      </w:r>
-      <w:r>
-        <w:rPr>
-          <w:rFonts w:eastAsia="Calibri"/>
-          <w:lang w:val="en-ZW"/>
-        </w:rPr>
-        <w:lastRenderedPageBreak/>
-        <w:t>efficient, since they don’t require people to spend time signing in or out. Facial recognition smart attendance has an advantage over Radio-Frequency Identification (RFID) systems because RFID system carry more chances of proxy. Face recognition smart attendance systems also have an advantage over iris and fingerprint systems since these systems are usually que based and this can be time consuming therefore Face recognition has more advantage since the systems captures the faces as the person moves in the room. Face recognition smart system will result in much labour therefore increasing productivity and participation in schools.</w:t>
+        <w:t>Face recognition smart attendance systems can be more accurate than other methods of attendance tracking like manual sign-in sheets or badge-scanning systems. They are more efficient, since they don’t require people to spend time signing in or out. Facial recognition smart attendance has an advantage over Radio-Frequency Identification (RFID) systems because RFID system carry more chances of proxy. Face recognition smart attendance systems also have an advantage over iris and fingerprint systems since these systems are usually que based and this can be time consuming therefore Face recognition has more advantage since the systems captures the faces as the person moves in the room. Face recognition smart system will result in much labour therefore increasing productivity and participation in schools.</w:t>
       </w:r>
     </w:p>
     <w:p>
@@ -2097,7 +1984,11 @@
         <w:spacing w:line="360" w:lineRule="auto"/>
       </w:pPr>
       <w:r>
-        <w:t>Face recognition smart attendance systems may reduce the need for paper sign-n sheets, which can be a significant source of paper waste. This system may also reduce energy consumption by elimination the need for people to manually sign in and out. In addition, face recognition smart attendance systems can help to reduce traffic congestion by tracking people`s movement and managing entry and exit points. The cost of maintaining a Face recognition system will vary depending on a number of factors, including the size and number of users and the level of technical support required. If the number of users increases they may be need to install more camera at entry and exit points. Facial recognition smart attendance system can have negative social impacts such as privacy, security and trust but also have positive impact such as improved convenience.</w:t>
+        <w:t xml:space="preserve">Face recognition smart attendance systems may reduce the need for paper sign-n sheets, which can be a significant source of paper waste. This system may also reduce energy consumption by elimination the need for people to manually sign in and out. In addition, face recognition smart attendance systems can help to reduce traffic congestion by tracking people`s movement and managing entry and exit points. The cost of maintaining a Face recognition system will vary depending on a number of factors, including the size and number of users and the level of technical support required. If the number of users increases they may be need to install more camera at entry and exit points. Facial </w:t>
+      </w:r>
+      <w:r>
+        <w:lastRenderedPageBreak/>
+        <w:t>recognition smart attendance system can have negative social impacts such as privacy, security and trust but also have positive impact such as improved convenience.</w:t>
       </w:r>
     </w:p>
     <w:p/>
@@ -2587,11 +2478,7 @@
           </w:tcPr>
           <w:p>
             <w:r>
-              <w:t xml:space="preserve">Model Building, Training, Testing and </w:t>
-            </w:r>
-            <w:r>
-              <w:lastRenderedPageBreak/>
-              <w:t>Deployment</w:t>
+              <w:t>Model Building, Training, Testing and Deployment</w:t>
             </w:r>
           </w:p>
         </w:tc>
@@ -3580,6 +3467,7 @@
           <w:sz w:val="24"/>
           <w:szCs w:val="24"/>
         </w:rPr>
+        <w:lastRenderedPageBreak/>
         <w:t xml:space="preserve">The chapter gives a detailed explanation of how the proposed system was developed. System </w:t>
       </w:r>
     </w:p>
@@ -3729,7 +3617,6 @@
           <w:sz w:val="24"/>
           <w:szCs w:val="24"/>
         </w:rPr>
-        <w:lastRenderedPageBreak/>
         <w:t>i</w:t>
       </w:r>
       <w:proofErr w:type="spellEnd"/>
@@ -4141,7 +4028,7 @@
         <mc:AlternateContent>
           <mc:Choice Requires="wps">
             <w:drawing>
-              <wp:anchor distT="0" distB="0" distL="114300" distR="114300" simplePos="0" relativeHeight="251691008" behindDoc="0" locked="0" layoutInCell="1" allowOverlap="1" wp14:anchorId="16BD024B" wp14:editId="6D9B3A28">
+              <wp:anchor distT="0" distB="0" distL="114300" distR="114300" simplePos="0" relativeHeight="251685888" behindDoc="0" locked="0" layoutInCell="1" allowOverlap="1" wp14:anchorId="16BD024B" wp14:editId="51C62771">
                 <wp:simplePos x="0" y="0"/>
                 <wp:positionH relativeFrom="column">
                   <wp:posOffset>9525</wp:posOffset>
@@ -4312,7 +4199,7 @@
                 <v:stroke joinstyle="miter"/>
                 <v:path gradientshapeok="t" o:connecttype="rect"/>
               </v:shapetype>
-              <v:shape id="Text Box 1" o:spid="_x0000_s1026" type="#_x0000_t202" style="position:absolute;margin-left:.75pt;margin-top:351.05pt;width:458.25pt;height:.05pt;z-index:251691008;visibility:visible;mso-wrap-style:square;mso-wrap-distance-left:9pt;mso-wrap-distance-top:0;mso-wrap-distance-right:9pt;mso-wrap-distance-bottom:0;mso-position-horizontal:absolute;mso-position-horizontal-relative:text;mso-position-vertical:absolute;mso-position-vertical-relative:text;v-text-anchor:top" o:gfxdata="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" stroked="f">
+              <v:shape id="Text Box 1" o:spid="_x0000_s1026" type="#_x0000_t202" style="position:absolute;margin-left:.75pt;margin-top:351.05pt;width:458.25pt;height:.05pt;z-index:251685888;visibility:visible;mso-wrap-style:square;mso-wrap-distance-left:9pt;mso-wrap-distance-top:0;mso-wrap-distance-right:9pt;mso-wrap-distance-bottom:0;mso-position-horizontal:absolute;mso-position-horizontal-relative:text;mso-position-vertical:absolute;mso-position-vertical-relative:text;v-text-anchor:top" o:gfxdata="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" stroked="f">
                 <v:textbox style="mso-fit-shape-to-text:t" inset="0,0,0,0">
                   <w:txbxContent>
                     <w:p>
@@ -4446,7 +4333,7 @@
         <mc:AlternateContent>
           <mc:Choice Requires="wpg">
             <w:drawing>
-              <wp:anchor distT="0" distB="0" distL="114300" distR="114300" simplePos="0" relativeHeight="251688960" behindDoc="0" locked="0" layoutInCell="1" allowOverlap="1" wp14:anchorId="1ED384E1" wp14:editId="7712F89B">
+              <wp:anchor distT="0" distB="0" distL="114300" distR="114300" simplePos="0" relativeHeight="251683840" behindDoc="0" locked="0" layoutInCell="1" allowOverlap="1" wp14:anchorId="1ED384E1" wp14:editId="39E3EC06">
                 <wp:simplePos x="0" y="0"/>
                 <wp:positionH relativeFrom="column">
                   <wp:posOffset>9525</wp:posOffset>
@@ -6016,7 +5903,7 @@
           </mc:Choice>
           <mc:Fallback>
             <w:pict>
-              <v:group w14:anchorId="1ED384E1" id="Group 49" o:spid="_x0000_s1027" style="position:absolute;margin-left:.75pt;margin-top:10.55pt;width:458.25pt;height:336pt;z-index:251688960" coordsize="58197,42672" o:gfxdata="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">
+              <v:group w14:anchorId="1ED384E1" id="Group 49" o:spid="_x0000_s1027" style="position:absolute;margin-left:.75pt;margin-top:10.55pt;width:458.25pt;height:336pt;z-index:251683840" coordsize="58197,42672" o:gfxdata="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">
                 <v:shapetype id="_x0000_t32" coordsize="21600,21600" o:spt="32" o:oned="t" path="m,l21600,21600e" filled="f">
                   <v:path arrowok="t" fillok="f" o:connecttype="none"/>
                   <o:lock v:ext="edit" shapetype="t"/>
@@ -6889,6 +6776,34 @@
           <w:sz w:val="24"/>
           <w:szCs w:val="24"/>
         </w:rPr>
+        <w:t>What are the existing Face Recognition techniques and their effectiveness?</w:t>
+      </w:r>
+    </w:p>
+    <w:p>
+      <w:pPr>
+        <w:pStyle w:val="ListParagraph"/>
+        <w:numPr>
+          <w:ilvl w:val="0"/>
+          <w:numId w:val="39"/>
+        </w:numPr>
+        <w:pBdr>
+          <w:top w:val="nil"/>
+          <w:left w:val="nil"/>
+          <w:bottom w:val="nil"/>
+          <w:right w:val="nil"/>
+          <w:between w:val="nil"/>
+        </w:pBdr>
+        <w:spacing w:before="2" w:line="360" w:lineRule="auto"/>
+        <w:rPr>
+          <w:sz w:val="24"/>
+          <w:szCs w:val="24"/>
+        </w:rPr>
+      </w:pPr>
+      <w:r>
+        <w:rPr>
+          <w:sz w:val="24"/>
+          <w:szCs w:val="24"/>
+        </w:rPr>
         <w:t>What is the effectiveness of other techniques used for Smart attendance monitoring?</w:t>
       </w:r>
     </w:p>
@@ -8170,7 +8085,7 @@
         <mc:AlternateContent>
           <mc:Choice Requires="wpg">
             <w:drawing>
-              <wp:anchor distT="0" distB="0" distL="114300" distR="114300" simplePos="0" relativeHeight="251747328" behindDoc="0" locked="0" layoutInCell="1" allowOverlap="1" wp14:anchorId="3E5BCC0E" wp14:editId="301DC2D7">
+              <wp:anchor distT="0" distB="0" distL="114300" distR="114300" simplePos="0" relativeHeight="251742208" behindDoc="0" locked="0" layoutInCell="1" allowOverlap="1" wp14:anchorId="3E5BCC0E" wp14:editId="77E27113">
                 <wp:simplePos x="0" y="0"/>
                 <wp:positionH relativeFrom="column">
                   <wp:posOffset>19050</wp:posOffset>
@@ -9436,7 +9351,7 @@
           </mc:Choice>
           <mc:Fallback>
             <w:pict>
-              <v:group w14:anchorId="3E5BCC0E" id="Group 343" o:spid="_x0000_s1067" style="position:absolute;margin-left:1.5pt;margin-top:19.5pt;width:417pt;height:515.25pt;z-index:251747328;mso-width-relative:margin" coordsize="44958,65436" o:gfxdata="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">
+              <v:group w14:anchorId="3E5BCC0E" id="Group 343" o:spid="_x0000_s1067" style="position:absolute;margin-left:1.5pt;margin-top:19.5pt;width:417pt;height:515.25pt;z-index:251742208;mso-width-relative:margin" coordsize="44958,65436" o:gfxdata="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">
                 <v:shape id="Straight Arrow Connector 327" o:spid="_x0000_s1068" type="#_x0000_t32" style="position:absolute;left:14519;top:36576;width:0;height:1905;visibility:visible;mso-wrap-style:square" o:connectortype="straight" o:gfxdata="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" strokecolor="black [3200]" strokeweight="2pt">
                   <v:stroke endarrow="block"/>
                   <v:shadow on="t" color="black" opacity="24903f" origin=",.5" offset="0,.55556mm"/>
@@ -10096,7 +10011,7 @@
         <mc:AlternateContent>
           <mc:Choice Requires="wps">
             <w:drawing>
-              <wp:anchor distT="0" distB="0" distL="114300" distR="114300" simplePos="0" relativeHeight="251749376" behindDoc="0" locked="0" layoutInCell="1" allowOverlap="1" wp14:anchorId="4EFA2377" wp14:editId="0F064600">
+              <wp:anchor distT="0" distB="0" distL="114300" distR="114300" simplePos="0" relativeHeight="251744256" behindDoc="0" locked="0" layoutInCell="1" allowOverlap="1" wp14:anchorId="4EFA2377" wp14:editId="4518F05F">
                 <wp:simplePos x="0" y="0"/>
                 <wp:positionH relativeFrom="column">
                   <wp:posOffset>19050</wp:posOffset>
@@ -10282,7 +10197,7 @@
           </mc:Choice>
           <mc:Fallback>
             <w:pict>
-              <v:shape w14:anchorId="4EFA2377" id="Text Box 342" o:spid="_x0000_s1098" type="#_x0000_t202" style="position:absolute;margin-left:1.5pt;margin-top:1.1pt;width:423pt;height:18pt;z-index:251749376;visibility:visible;mso-wrap-style:square;mso-height-percent:0;mso-wrap-distance-left:9pt;mso-wrap-distance-top:0;mso-wrap-distance-right:9pt;mso-wrap-distance-bottom:0;mso-position-horizontal:absolute;mso-position-horizontal-relative:text;mso-position-vertical:absolute;mso-position-vertical-relative:text;mso-height-percent:0;mso-height-relative:margin;v-text-anchor:top" o:gfxdata="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" stroked="f">
+              <v:shape w14:anchorId="4EFA2377" id="Text Box 342" o:spid="_x0000_s1098" type="#_x0000_t202" style="position:absolute;margin-left:1.5pt;margin-top:1.1pt;width:423pt;height:18pt;z-index:251744256;visibility:visible;mso-wrap-style:square;mso-height-percent:0;mso-wrap-distance-left:9pt;mso-wrap-distance-top:0;mso-wrap-distance-right:9pt;mso-wrap-distance-bottom:0;mso-position-horizontal:absolute;mso-position-horizontal-relative:text;mso-position-vertical:absolute;mso-position-vertical-relative:text;mso-height-percent:0;mso-height-relative:margin;v-text-anchor:top" o:gfxdata="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" stroked="f">
                 <v:textbox inset="0,0,0,0">
                   <w:txbxContent>
                     <w:p>
@@ -11477,7 +11392,6 @@
             </w:pPr>
             <w:proofErr w:type="spellStart"/>
             <w:r>
-              <w:lastRenderedPageBreak/>
               <w:t>Alhanaee</w:t>
             </w:r>
             <w:proofErr w:type="spellEnd"/>
@@ -11753,45 +11667,25 @@
       <w:r>
         <w:t xml:space="preserve">Table </w:t>
       </w:r>
-      <w:r>
-        <w:fldChar w:fldCharType="begin"/>
-      </w:r>
-      <w:r>
-        <w:instrText xml:space="preserve"> STYLEREF 1 \s </w:instrText>
-      </w:r>
-      <w:r>
-        <w:fldChar w:fldCharType="separate"/>
-      </w:r>
-      <w:r>
-        <w:rPr>
-          <w:noProof/>
-        </w:rPr>
-        <w:t>2</w:t>
-      </w:r>
-      <w:r>
-        <w:fldChar w:fldCharType="end"/>
-      </w:r>
+      <w:fldSimple w:instr=" STYLEREF 1 \s ">
+        <w:r>
+          <w:rPr>
+            <w:noProof/>
+          </w:rPr>
+          <w:t>2</w:t>
+        </w:r>
+      </w:fldSimple>
       <w:r>
         <w:t>.</w:t>
       </w:r>
-      <w:r>
-        <w:fldChar w:fldCharType="begin"/>
-      </w:r>
-      <w:r>
-        <w:instrText xml:space="preserve"> SEQ Table \* ARABIC \s 1 </w:instrText>
-      </w:r>
-      <w:r>
-        <w:fldChar w:fldCharType="separate"/>
-      </w:r>
-      <w:r>
-        <w:rPr>
-          <w:noProof/>
-        </w:rPr>
-        <w:t>2</w:t>
-      </w:r>
-      <w:r>
-        <w:fldChar w:fldCharType="end"/>
-      </w:r>
+      <w:fldSimple w:instr=" SEQ Table \* ARABIC \s 1 ">
+        <w:r>
+          <w:rPr>
+            <w:noProof/>
+          </w:rPr>
+          <w:t>2</w:t>
+        </w:r>
+      </w:fldSimple>
       <w:r>
         <w:t>: Data Reporting</w:t>
       </w:r>
@@ -12661,11 +12555,12 @@
       </w:pPr>
       <w:r>
         <w:rPr>
+          <w:noProof/>
           <w:sz w:val="24"/>
           <w:szCs w:val="24"/>
         </w:rPr>
         <w:drawing>
-          <wp:inline distT="0" distB="0" distL="0" distR="0" wp14:anchorId="4B9B4AEC" wp14:editId="3598F290">
+          <wp:inline distT="0" distB="0" distL="0" distR="0" wp14:anchorId="4B9B4AEC" wp14:editId="68CA39C3">
             <wp:extent cx="6648450" cy="4067175"/>
             <wp:effectExtent l="0" t="0" r="0" b="9525"/>
             <wp:docPr id="52" name="Picture 52"/>
@@ -12873,16 +12768,7 @@
         <w:t xml:space="preserve"> </w:t>
       </w:r>
       <w:r>
-        <w:t>Face recognition methods</w:t>
-      </w:r>
-      <w:r>
-        <w:t xml:space="preserve">, </w:t>
-      </w:r>
-      <w:r>
-        <w:t>SIFT, scale-invariant feature transform; SURF, scale-invariant</w:t>
-      </w:r>
-      <w:r>
-        <w:t xml:space="preserve"> feature transform; BRIEF, binary robust independent elementary features; LBP, local binary pattern; HOG, histogram of oriented gradients; LPQ, local phase quantization; PCA, principal component analysis; LDA, linear discriminant analysis; KPCA, kernel PCA; CNN, convolutional neural network; SVM, support vector machine.</w:t>
+        <w:t>Face recognition methods, SIFT, scale-invariant feature transform; SURF, scale-invariant feature transform; BRIEF, binary robust independent elementary features; LBP, local binary pattern; HOG, histogram of oriented gradients; LPQ, local phase quantization; PCA, principal component analysis; LDA, linear discriminant analysis; KPCA, kernel PCA; CNN, convolutional neural network; SVM, support vector machine.</w:t>
       </w:r>
     </w:p>
     <w:p>
@@ -13143,10 +13029,7 @@
         </w:rPr>
       </w:pPr>
       <w:r>
-        <w:t xml:space="preserve">From a research conducted by William et al. (2019), </w:t>
-      </w:r>
-      <w:r>
-        <w:t xml:space="preserve">Implementation of the </w:t>
+        <w:t xml:space="preserve">From a research conducted by William et al. (2019), Implementation of the </w:t>
       </w:r>
       <w:proofErr w:type="spellStart"/>
       <w:r>
@@ -13405,11 +13288,12 @@
       </w:pPr>
       <w:r>
         <w:rPr>
+          <w:noProof/>
           <w:sz w:val="24"/>
           <w:szCs w:val="24"/>
         </w:rPr>
         <w:drawing>
-          <wp:inline distT="0" distB="0" distL="0" distR="0" wp14:anchorId="5C87BED7" wp14:editId="0B03E21D">
+          <wp:inline distT="0" distB="0" distL="0" distR="0" wp14:anchorId="5C87BED7" wp14:editId="3116D218">
             <wp:extent cx="5734050" cy="1981200"/>
             <wp:effectExtent l="0" t="0" r="0" b="0"/>
             <wp:docPr id="50" name="Picture 50"/>
@@ -13542,7 +13426,7 @@
           <w:sz w:val="24"/>
           <w:szCs w:val="24"/>
         </w:rPr>
-        <w:t>5</w:t>
+        <w:t>4</w:t>
       </w:r>
       <w:r>
         <w:rPr>
@@ -13672,11 +13556,12 @@
       </w:pPr>
       <w:r>
         <w:rPr>
+          <w:noProof/>
           <w:sz w:val="24"/>
           <w:szCs w:val="24"/>
         </w:rPr>
         <w:drawing>
-          <wp:inline distT="0" distB="0" distL="0" distR="0" wp14:anchorId="5BA954D5" wp14:editId="77854E01">
+          <wp:inline distT="0" distB="0" distL="0" distR="0" wp14:anchorId="5BA954D5" wp14:editId="5386BDE8">
             <wp:extent cx="5609590" cy="3790950"/>
             <wp:effectExtent l="0" t="0" r="0" b="0"/>
             <wp:docPr id="51" name="Picture 51"/>
@@ -13877,8 +13762,6 @@
           <w:szCs w:val="24"/>
         </w:rPr>
       </w:pPr>
-      <w:bookmarkStart w:id="2" w:name="_GoBack"/>
-      <w:bookmarkEnd w:id="2"/>
     </w:p>
     <w:tbl>
       <w:tblPr>
@@ -14340,42 +14223,7 @@
           <w:sz w:val="24"/>
           <w:szCs w:val="24"/>
         </w:rPr>
-        <w:t xml:space="preserve"> system. </w:t>
-      </w:r>
-      <w:r>
-        <w:rPr>
-          <w:sz w:val="24"/>
-          <w:szCs w:val="24"/>
-        </w:rPr>
-        <w:t>RFID (Radio Frequency Identification) is the best of them all because it employs radio waves to identify and track people or objects. With regard to RFID, communication occurs wirelessly through electromagnetic and electrostatic coupling, using the radio frequency portion of the electromagnetic spectrum</w:t>
-      </w:r>
-      <w:r>
-        <w:rPr>
-          <w:sz w:val="24"/>
-          <w:szCs w:val="24"/>
-        </w:rPr>
-        <w:t xml:space="preserve"> (Raghu et al. 2023). However, Qureshi (2020) suggest that t</w:t>
-      </w:r>
-      <w:r>
-        <w:rPr>
-          <w:sz w:val="24"/>
-          <w:szCs w:val="24"/>
-        </w:rPr>
-        <w:t xml:space="preserve">he main limitation of the </w:t>
-      </w:r>
-      <w:r>
-        <w:rPr>
-          <w:sz w:val="24"/>
-          <w:szCs w:val="24"/>
-        </w:rPr>
-        <w:t>RFID</w:t>
-      </w:r>
-      <w:r>
-        <w:rPr>
-          <w:sz w:val="24"/>
-          <w:szCs w:val="24"/>
-        </w:rPr>
-        <w:t xml:space="preserve"> system is that it requires a cost to install the RFID reader hardware in all class rooms and provide RFID tags to all students of KAU. There is also a recurring cost to maintain the proposed system.</w:t>
+        <w:t xml:space="preserve"> system. RFID (Radio Frequency Identification) is the best of them all because it employs radio waves to identify and track people or objects. With regard to RFID, communication occurs wirelessly through electromagnetic and electrostatic coupling, using the radio frequency portion of the electromagnetic spectrum (Raghu et al. 2023). However, Qureshi (2020) suggest that the main limitation of the RFID system is that it requires a cost to install the RFID reader hardware in all class rooms and provide RFID tags to all students of KAU. There is also a recurring cost to maintain the proposed system.</w:t>
       </w:r>
     </w:p>
     <w:p>
@@ -14409,13 +14257,7 @@
         <w:t xml:space="preserve"> </w:t>
       </w:r>
       <w:r>
-        <w:t>I</w:t>
-      </w:r>
-      <w:r>
-        <w:t>ris biometrics can be used to successfully match individuals from as early as 6 weeks and that the acquisition rate improves as children become older.</w:t>
-      </w:r>
-      <w:r>
-        <w:t xml:space="preserve"> However, </w:t>
+        <w:t xml:space="preserve">Iris biometrics can be used to successfully match individuals from as early as 6 weeks and that the acquisition rate improves as children become older. However, </w:t>
       </w:r>
       <w:proofErr w:type="spellStart"/>
       <w:r>
@@ -14441,6 +14283,9 @@
     <w:p>
       <w:pPr>
         <w:pStyle w:val="Heading2"/>
+        <w:rPr>
+          <w:szCs w:val="24"/>
+        </w:rPr>
       </w:pPr>
       <w:r>
         <w:t>Research Gap</w:t>
@@ -14448,6 +14293,257 @@
     </w:p>
     <w:p>
       <w:pPr>
+        <w:spacing w:line="360" w:lineRule="auto"/>
+        <w:rPr>
+          <w:sz w:val="24"/>
+          <w:szCs w:val="24"/>
+        </w:rPr>
+      </w:pPr>
+      <w:r>
+        <w:rPr>
+          <w:sz w:val="24"/>
+          <w:szCs w:val="24"/>
+        </w:rPr>
+        <w:t>As shown by the literature,</w:t>
+      </w:r>
+      <w:r>
+        <w:rPr>
+          <w:sz w:val="24"/>
+          <w:szCs w:val="24"/>
+        </w:rPr>
+        <w:t xml:space="preserve"> smart attendance systems based on face recognition </w:t>
+      </w:r>
+      <w:r>
+        <w:rPr>
+          <w:sz w:val="24"/>
+          <w:szCs w:val="24"/>
+        </w:rPr>
+        <w:t xml:space="preserve">have significant promise as the number of </w:t>
+      </w:r>
+      <w:r>
+        <w:rPr>
+          <w:sz w:val="24"/>
+          <w:szCs w:val="24"/>
+        </w:rPr>
+        <w:t>improved and quality algorithms</w:t>
+      </w:r>
+      <w:r>
+        <w:rPr>
+          <w:sz w:val="24"/>
+          <w:szCs w:val="24"/>
+        </w:rPr>
+        <w:t xml:space="preserve"> increases. However, have gone through all the papers, </w:t>
+      </w:r>
+      <w:r>
+        <w:rPr>
+          <w:sz w:val="24"/>
+          <w:szCs w:val="24"/>
+        </w:rPr>
+        <w:t xml:space="preserve">the researcher </w:t>
+      </w:r>
+      <w:r>
+        <w:rPr>
+          <w:sz w:val="24"/>
+          <w:szCs w:val="24"/>
+        </w:rPr>
+        <w:t>realized</w:t>
+      </w:r>
+      <w:r>
+        <w:rPr>
+          <w:sz w:val="24"/>
+          <w:szCs w:val="24"/>
+        </w:rPr>
+        <w:t xml:space="preserve"> the following gaps and opportunitie</w:t>
+      </w:r>
+      <w:r>
+        <w:rPr>
+          <w:sz w:val="24"/>
+          <w:szCs w:val="24"/>
+        </w:rPr>
+        <w:t>s</w:t>
+      </w:r>
+      <w:r>
+        <w:rPr>
+          <w:sz w:val="24"/>
+          <w:szCs w:val="24"/>
+        </w:rPr>
+        <w:t>:</w:t>
+      </w:r>
+    </w:p>
+    <w:p>
+      <w:pPr>
+        <w:pStyle w:val="ListParagraph"/>
+        <w:numPr>
+          <w:ilvl w:val="0"/>
+          <w:numId w:val="46"/>
+        </w:numPr>
+        <w:spacing w:line="360" w:lineRule="auto"/>
+        <w:rPr>
+          <w:b/>
+          <w:sz w:val="24"/>
+          <w:szCs w:val="24"/>
+        </w:rPr>
+      </w:pPr>
+      <w:r>
+        <w:rPr>
+          <w:b/>
+          <w:sz w:val="24"/>
+          <w:szCs w:val="24"/>
+        </w:rPr>
+        <w:t>Scalability</w:t>
+      </w:r>
+      <w:r>
+        <w:rPr>
+          <w:b/>
+          <w:sz w:val="24"/>
+          <w:szCs w:val="24"/>
+        </w:rPr>
+        <w:t xml:space="preserve"> and accuracy</w:t>
+      </w:r>
+      <w:r>
+        <w:rPr>
+          <w:b/>
+          <w:sz w:val="24"/>
+          <w:szCs w:val="24"/>
+        </w:rPr>
+        <w:t xml:space="preserve">: </w:t>
+      </w:r>
+      <w:r>
+        <w:rPr>
+          <w:sz w:val="24"/>
+          <w:szCs w:val="24"/>
+        </w:rPr>
+        <w:t xml:space="preserve">Research </w:t>
+      </w:r>
+      <w:r>
+        <w:rPr>
+          <w:sz w:val="24"/>
+          <w:szCs w:val="24"/>
+        </w:rPr>
+        <w:t>indicate</w:t>
+      </w:r>
+      <w:r>
+        <w:rPr>
+          <w:sz w:val="24"/>
+          <w:szCs w:val="24"/>
+        </w:rPr>
+        <w:t xml:space="preserve"> that many existing systems are limited in their ability to scale to large numbers of users. Most facial datasets </w:t>
+      </w:r>
+      <w:r>
+        <w:rPr>
+          <w:sz w:val="24"/>
+          <w:szCs w:val="24"/>
+        </w:rPr>
+        <w:t>used to test certain algorithms were limited. Face recognition algorithms can be prone to errors, particularly in situations where faces are partially masked or where there is poor lighting.</w:t>
+      </w:r>
+    </w:p>
+    <w:p>
+      <w:pPr>
+        <w:pStyle w:val="ListParagraph"/>
+        <w:numPr>
+          <w:ilvl w:val="0"/>
+          <w:numId w:val="46"/>
+        </w:numPr>
+        <w:spacing w:line="360" w:lineRule="auto"/>
+        <w:rPr>
+          <w:b/>
+          <w:sz w:val="24"/>
+          <w:szCs w:val="24"/>
+        </w:rPr>
+      </w:pPr>
+      <w:r>
+        <w:rPr>
+          <w:b/>
+          <w:sz w:val="24"/>
+          <w:szCs w:val="24"/>
+        </w:rPr>
+        <w:t xml:space="preserve">Privacy: </w:t>
+      </w:r>
+      <w:r>
+        <w:rPr>
+          <w:sz w:val="24"/>
+          <w:szCs w:val="24"/>
+        </w:rPr>
+        <w:t>Concerns have been raised about the use of face recognition technology for sensitive application like attendance tracking, due to the potential for misuse and privacy violations.</w:t>
+      </w:r>
+      <w:r>
+        <w:rPr>
+          <w:sz w:val="24"/>
+          <w:szCs w:val="24"/>
+        </w:rPr>
+        <w:t xml:space="preserve"> Face recognition systems typically collect and store biometric data, such as facial images and scans and this can raise concerns about how this data is collected, used, and stored, and how it may be accessed and unauthorized individuals.</w:t>
+      </w:r>
+    </w:p>
+    <w:p>
+      <w:pPr>
+        <w:pStyle w:val="ListParagraph"/>
+        <w:numPr>
+          <w:ilvl w:val="0"/>
+          <w:numId w:val="46"/>
+        </w:numPr>
+        <w:spacing w:line="360" w:lineRule="auto"/>
+        <w:rPr>
+          <w:b/>
+          <w:sz w:val="24"/>
+          <w:szCs w:val="24"/>
+        </w:rPr>
+      </w:pPr>
+      <w:r>
+        <w:rPr>
+          <w:b/>
+          <w:sz w:val="24"/>
+          <w:szCs w:val="24"/>
+        </w:rPr>
+        <w:t>Usability:</w:t>
+      </w:r>
+      <w:r>
+        <w:rPr>
+          <w:b/>
+          <w:sz w:val="24"/>
+          <w:szCs w:val="24"/>
+        </w:rPr>
+        <w:t xml:space="preserve"> </w:t>
+      </w:r>
+      <w:r>
+        <w:rPr>
+          <w:sz w:val="24"/>
+          <w:szCs w:val="24"/>
+        </w:rPr>
+        <w:t xml:space="preserve">The user experience </w:t>
+      </w:r>
+      <w:r>
+        <w:rPr>
+          <w:sz w:val="24"/>
+          <w:szCs w:val="24"/>
+        </w:rPr>
+        <w:t>of many existing systems is often not optimal, with poor user interfaces and limited features.</w:t>
+      </w:r>
+      <w:r>
+        <w:rPr>
+          <w:sz w:val="24"/>
+          <w:szCs w:val="24"/>
+        </w:rPr>
+        <w:t xml:space="preserve"> From literature reviewed many systems do not have a significant reporting method</w:t>
+      </w:r>
+      <w:r>
+        <w:rPr>
+          <w:sz w:val="24"/>
+          <w:szCs w:val="24"/>
+        </w:rPr>
+        <w:t>. There is need to have a system that send notifications reporting students absent as a way to increase automation. Many systems do not allow for customization, such as the ability to set up individual user profiles or to customize the system for specific use cases.</w:t>
+      </w:r>
+    </w:p>
+    <w:p>
+      <w:pPr>
+        <w:spacing w:line="360" w:lineRule="auto"/>
+        <w:rPr>
+          <w:sz w:val="24"/>
+          <w:szCs w:val="24"/>
+        </w:rPr>
+      </w:pPr>
+    </w:p>
+    <w:p>
+      <w:pPr>
         <w:pStyle w:val="Heading2"/>
       </w:pPr>
       <w:r>
@@ -14456,10 +14552,4384 @@
     </w:p>
     <w:p>
       <w:pPr>
+        <w:spacing w:line="360" w:lineRule="auto"/>
+      </w:pPr>
+      <w:r>
+        <w:rPr>
+          <w:sz w:val="24"/>
+          <w:szCs w:val="24"/>
+        </w:rPr>
+        <w:t xml:space="preserve">The </w:t>
+      </w:r>
+      <w:r>
+        <w:rPr>
+          <w:sz w:val="24"/>
+          <w:szCs w:val="24"/>
+        </w:rPr>
+        <w:t xml:space="preserve">researcher aims to develop a smart attendance </w:t>
+      </w:r>
+      <w:r>
+        <w:rPr>
+          <w:sz w:val="24"/>
+          <w:szCs w:val="24"/>
+        </w:rPr>
+        <w:t xml:space="preserve">system using face recognition that monitors attendance and send notification/ alert about absent students. With </w:t>
+      </w:r>
+      <w:proofErr w:type="spellStart"/>
+      <w:r>
+        <w:rPr>
+          <w:sz w:val="24"/>
+          <w:szCs w:val="24"/>
+        </w:rPr>
+        <w:t>FaceNet</w:t>
+      </w:r>
+      <w:proofErr w:type="spellEnd"/>
+      <w:r>
+        <w:rPr>
+          <w:sz w:val="24"/>
+          <w:szCs w:val="24"/>
+        </w:rPr>
+        <w:t xml:space="preserve"> model that has shown high recognition accuracy, the researcher aims to collect children`s data and </w:t>
+      </w:r>
+      <w:r>
+        <w:rPr>
+          <w:sz w:val="24"/>
+          <w:szCs w:val="24"/>
+        </w:rPr>
+        <w:lastRenderedPageBreak/>
+        <w:t>retrain model since most data in dataset target adults.</w:t>
+      </w:r>
+      <w:r>
+        <w:rPr>
+          <w:sz w:val="24"/>
+          <w:szCs w:val="24"/>
+        </w:rPr>
+        <w:t xml:space="preserve"> The system should be able to generate reports and should have data security rules set to ensure authentication and authorization. Users should be able to use the system easily and trust the system. </w:t>
+      </w:r>
+      <w:r>
+        <w:rPr>
+          <w:sz w:val="24"/>
+          <w:szCs w:val="24"/>
+        </w:rPr>
+        <w:t xml:space="preserve">The researcher seeks to use a distributed architecture as a way to ensure load balancing and improve scalability and performance. </w:t>
+      </w:r>
+      <w:r>
+        <w:rPr>
+          <w:sz w:val="24"/>
+          <w:szCs w:val="24"/>
+        </w:rPr>
+        <w:t xml:space="preserve">Furthermore, the researcher seeks to utilize </w:t>
+      </w:r>
+      <w:r>
+        <w:rPr>
+          <w:sz w:val="24"/>
+          <w:szCs w:val="24"/>
+        </w:rPr>
+        <w:t>Python libraries</w:t>
+      </w:r>
+      <w:r>
+        <w:rPr>
+          <w:sz w:val="24"/>
+          <w:szCs w:val="24"/>
+        </w:rPr>
+        <w:t xml:space="preserve"> to provide real</w:t>
+      </w:r>
+      <w:r>
+        <w:rPr>
+          <w:sz w:val="24"/>
+          <w:szCs w:val="24"/>
+        </w:rPr>
+        <w:t>-</w:t>
+      </w:r>
+      <w:r>
+        <w:rPr>
+          <w:sz w:val="24"/>
+          <w:szCs w:val="24"/>
+        </w:rPr>
+        <w:t xml:space="preserve">time </w:t>
+      </w:r>
+      <w:r>
+        <w:rPr>
+          <w:sz w:val="24"/>
+          <w:szCs w:val="24"/>
+        </w:rPr>
+        <w:t xml:space="preserve">image processing and </w:t>
+      </w:r>
+      <w:r>
+        <w:t>automatically identify individuals, whether individually or collectively and streamline the process of monitoring student attendance</w:t>
+      </w:r>
+      <w:r>
+        <w:t>.</w:t>
+      </w:r>
+      <w:r>
+        <w:t xml:space="preserve"> Figure 2-5 below shows the experimentation setup of the proposed system.</w:t>
+      </w:r>
+    </w:p>
+    <w:p>
+      <w:pPr>
+        <w:spacing w:line="360" w:lineRule="auto"/>
+        <w:ind w:left="6480"/>
+        <w:rPr>
+          <w:sz w:val="24"/>
+          <w:szCs w:val="24"/>
+        </w:rPr>
+      </w:pPr>
+      <w:r>
+        <w:rPr>
+          <w:noProof/>
+        </w:rPr>
+        <mc:AlternateContent>
+          <mc:Choice Requires="wps">
+            <w:drawing>
+              <wp:anchor distT="0" distB="0" distL="114300" distR="114300" simplePos="0" relativeHeight="251770880" behindDoc="0" locked="0" layoutInCell="1" allowOverlap="1" wp14:anchorId="27C72E78" wp14:editId="68BD11C9">
+                <wp:simplePos x="0" y="0"/>
+                <wp:positionH relativeFrom="column">
+                  <wp:posOffset>104775</wp:posOffset>
+                </wp:positionH>
+                <wp:positionV relativeFrom="paragraph">
+                  <wp:posOffset>3468370</wp:posOffset>
+                </wp:positionV>
+                <wp:extent cx="5448300" cy="635"/>
+                <wp:effectExtent l="0" t="0" r="0" b="0"/>
+                <wp:wrapNone/>
+                <wp:docPr id="383" name="Text Box 383"/>
+                <wp:cNvGraphicFramePr/>
+                <a:graphic xmlns:a="http://schemas.openxmlformats.org/drawingml/2006/main">
+                  <a:graphicData uri="http://schemas.microsoft.com/office/word/2010/wordprocessingShape">
+                    <wps:wsp>
+                      <wps:cNvSpPr txBox="1"/>
+                      <wps:spPr>
+                        <a:xfrm>
+                          <a:off x="0" y="0"/>
+                          <a:ext cx="5448300" cy="635"/>
+                        </a:xfrm>
+                        <a:prstGeom prst="rect">
+                          <a:avLst/>
+                        </a:prstGeom>
+                        <a:solidFill>
+                          <a:prstClr val="white"/>
+                        </a:solidFill>
+                        <a:ln>
+                          <a:noFill/>
+                        </a:ln>
+                      </wps:spPr>
+                      <wps:txbx>
+                        <w:txbxContent>
+                          <w:p>
+                            <w:pPr>
+                              <w:pStyle w:val="Caption"/>
+                              <w:rPr>
+                                <w:noProof/>
+                                <w:color w:val="000000" w:themeColor="text1"/>
+                                <w:sz w:val="24"/>
+                                <w:szCs w:val="24"/>
+                              </w:rPr>
+                            </w:pPr>
+                            <w:r>
+                              <w:rPr>
+                                <w:color w:val="000000" w:themeColor="text1"/>
+                                <w:sz w:val="24"/>
+                                <w:szCs w:val="24"/>
+                              </w:rPr>
+                              <w:t xml:space="preserve">Figure </w:t>
+                            </w:r>
+                            <w:r>
+                              <w:rPr>
+                                <w:color w:val="000000" w:themeColor="text1"/>
+                                <w:sz w:val="24"/>
+                                <w:szCs w:val="24"/>
+                              </w:rPr>
+                              <w:fldChar w:fldCharType="begin"/>
+                            </w:r>
+                            <w:r>
+                              <w:rPr>
+                                <w:color w:val="000000" w:themeColor="text1"/>
+                                <w:sz w:val="24"/>
+                                <w:szCs w:val="24"/>
+                              </w:rPr>
+                              <w:instrText xml:space="preserve"> STYLEREF 1 \s </w:instrText>
+                            </w:r>
+                            <w:r>
+                              <w:rPr>
+                                <w:color w:val="000000" w:themeColor="text1"/>
+                                <w:sz w:val="24"/>
+                                <w:szCs w:val="24"/>
+                              </w:rPr>
+                              <w:fldChar w:fldCharType="separate"/>
+                            </w:r>
+                            <w:r>
+                              <w:rPr>
+                                <w:noProof/>
+                                <w:color w:val="000000" w:themeColor="text1"/>
+                                <w:sz w:val="24"/>
+                                <w:szCs w:val="24"/>
+                              </w:rPr>
+                              <w:t>2</w:t>
+                            </w:r>
+                            <w:r>
+                              <w:rPr>
+                                <w:color w:val="000000" w:themeColor="text1"/>
+                                <w:sz w:val="24"/>
+                                <w:szCs w:val="24"/>
+                              </w:rPr>
+                              <w:fldChar w:fldCharType="end"/>
+                            </w:r>
+                            <w:r>
+                              <w:rPr>
+                                <w:color w:val="000000" w:themeColor="text1"/>
+                                <w:sz w:val="24"/>
+                                <w:szCs w:val="24"/>
+                              </w:rPr>
+                              <w:noBreakHyphen/>
+                            </w:r>
+                            <w:r>
+                              <w:rPr>
+                                <w:color w:val="000000" w:themeColor="text1"/>
+                                <w:sz w:val="24"/>
+                                <w:szCs w:val="24"/>
+                              </w:rPr>
+                              <w:fldChar w:fldCharType="begin"/>
+                            </w:r>
+                            <w:r>
+                              <w:rPr>
+                                <w:color w:val="000000" w:themeColor="text1"/>
+                                <w:sz w:val="24"/>
+                                <w:szCs w:val="24"/>
+                              </w:rPr>
+                              <w:instrText xml:space="preserve"> SEQ Figure \* ARABIC \s 1 </w:instrText>
+                            </w:r>
+                            <w:r>
+                              <w:rPr>
+                                <w:color w:val="000000" w:themeColor="text1"/>
+                                <w:sz w:val="24"/>
+                                <w:szCs w:val="24"/>
+                              </w:rPr>
+                              <w:fldChar w:fldCharType="separate"/>
+                            </w:r>
+                            <w:r>
+                              <w:rPr>
+                                <w:noProof/>
+                                <w:color w:val="000000" w:themeColor="text1"/>
+                                <w:sz w:val="24"/>
+                                <w:szCs w:val="24"/>
+                              </w:rPr>
+                              <w:t>5</w:t>
+                            </w:r>
+                            <w:r>
+                              <w:rPr>
+                                <w:color w:val="000000" w:themeColor="text1"/>
+                                <w:sz w:val="24"/>
+                                <w:szCs w:val="24"/>
+                              </w:rPr>
+                              <w:fldChar w:fldCharType="end"/>
+                            </w:r>
+                            <w:r>
+                              <w:rPr>
+                                <w:color w:val="000000" w:themeColor="text1"/>
+                                <w:sz w:val="24"/>
+                                <w:szCs w:val="24"/>
+                              </w:rPr>
+                              <w:t>: Proposed Experimentation Setup</w:t>
+                            </w:r>
+                          </w:p>
+                        </w:txbxContent>
+                      </wps:txbx>
+                      <wps:bodyPr rot="0" spcFirstLastPara="0" vertOverflow="overflow" horzOverflow="overflow" vert="horz" wrap="square" lIns="0" tIns="0" rIns="0" bIns="0" numCol="1" spcCol="0" rtlCol="0" fromWordArt="0" anchor="t" anchorCtr="0" forceAA="0" compatLnSpc="1">
+                        <a:prstTxWarp prst="textNoShape">
+                          <a:avLst/>
+                        </a:prstTxWarp>
+                        <a:spAutoFit/>
+                      </wps:bodyPr>
+                    </wps:wsp>
+                  </a:graphicData>
+                </a:graphic>
+              </wp:anchor>
+            </w:drawing>
+          </mc:Choice>
+          <mc:Fallback>
+            <w:pict>
+              <v:shape w14:anchorId="27C72E78" id="Text Box 383" o:spid="_x0000_s1099" type="#_x0000_t202" style="position:absolute;left:0;text-align:left;margin-left:8.25pt;margin-top:273.1pt;width:429pt;height:.05pt;z-index:251770880;visibility:visible;mso-wrap-style:square;mso-wrap-distance-left:9pt;mso-wrap-distance-top:0;mso-wrap-distance-right:9pt;mso-wrap-distance-bottom:0;mso-position-horizontal:absolute;mso-position-horizontal-relative:text;mso-position-vertical:absolute;mso-position-vertical-relative:text;v-text-anchor:top" o:gfxdata="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" stroked="f">
+                <v:textbox style="mso-fit-shape-to-text:t" inset="0,0,0,0">
+                  <w:txbxContent>
+                    <w:p>
+                      <w:pPr>
+                        <w:pStyle w:val="Caption"/>
+                        <w:rPr>
+                          <w:noProof/>
+                          <w:color w:val="000000" w:themeColor="text1"/>
+                          <w:sz w:val="24"/>
+                          <w:szCs w:val="24"/>
+                        </w:rPr>
+                      </w:pPr>
+                      <w:r>
+                        <w:rPr>
+                          <w:color w:val="000000" w:themeColor="text1"/>
+                          <w:sz w:val="24"/>
+                          <w:szCs w:val="24"/>
+                        </w:rPr>
+                        <w:t xml:space="preserve">Figure </w:t>
+                      </w:r>
+                      <w:r>
+                        <w:rPr>
+                          <w:color w:val="000000" w:themeColor="text1"/>
+                          <w:sz w:val="24"/>
+                          <w:szCs w:val="24"/>
+                        </w:rPr>
+                        <w:fldChar w:fldCharType="begin"/>
+                      </w:r>
+                      <w:r>
+                        <w:rPr>
+                          <w:color w:val="000000" w:themeColor="text1"/>
+                          <w:sz w:val="24"/>
+                          <w:szCs w:val="24"/>
+                        </w:rPr>
+                        <w:instrText xml:space="preserve"> STYLEREF 1 \s </w:instrText>
+                      </w:r>
+                      <w:r>
+                        <w:rPr>
+                          <w:color w:val="000000" w:themeColor="text1"/>
+                          <w:sz w:val="24"/>
+                          <w:szCs w:val="24"/>
+                        </w:rPr>
+                        <w:fldChar w:fldCharType="separate"/>
+                      </w:r>
+                      <w:r>
+                        <w:rPr>
+                          <w:noProof/>
+                          <w:color w:val="000000" w:themeColor="text1"/>
+                          <w:sz w:val="24"/>
+                          <w:szCs w:val="24"/>
+                        </w:rPr>
+                        <w:t>2</w:t>
+                      </w:r>
+                      <w:r>
+                        <w:rPr>
+                          <w:color w:val="000000" w:themeColor="text1"/>
+                          <w:sz w:val="24"/>
+                          <w:szCs w:val="24"/>
+                        </w:rPr>
+                        <w:fldChar w:fldCharType="end"/>
+                      </w:r>
+                      <w:r>
+                        <w:rPr>
+                          <w:color w:val="000000" w:themeColor="text1"/>
+                          <w:sz w:val="24"/>
+                          <w:szCs w:val="24"/>
+                        </w:rPr>
+                        <w:noBreakHyphen/>
+                      </w:r>
+                      <w:r>
+                        <w:rPr>
+                          <w:color w:val="000000" w:themeColor="text1"/>
+                          <w:sz w:val="24"/>
+                          <w:szCs w:val="24"/>
+                        </w:rPr>
+                        <w:fldChar w:fldCharType="begin"/>
+                      </w:r>
+                      <w:r>
+                        <w:rPr>
+                          <w:color w:val="000000" w:themeColor="text1"/>
+                          <w:sz w:val="24"/>
+                          <w:szCs w:val="24"/>
+                        </w:rPr>
+                        <w:instrText xml:space="preserve"> SEQ Figure \* ARABIC \s 1 </w:instrText>
+                      </w:r>
+                      <w:r>
+                        <w:rPr>
+                          <w:color w:val="000000" w:themeColor="text1"/>
+                          <w:sz w:val="24"/>
+                          <w:szCs w:val="24"/>
+                        </w:rPr>
+                        <w:fldChar w:fldCharType="separate"/>
+                      </w:r>
+                      <w:r>
+                        <w:rPr>
+                          <w:noProof/>
+                          <w:color w:val="000000" w:themeColor="text1"/>
+                          <w:sz w:val="24"/>
+                          <w:szCs w:val="24"/>
+                        </w:rPr>
+                        <w:t>5</w:t>
+                      </w:r>
+                      <w:r>
+                        <w:rPr>
+                          <w:color w:val="000000" w:themeColor="text1"/>
+                          <w:sz w:val="24"/>
+                          <w:szCs w:val="24"/>
+                        </w:rPr>
+                        <w:fldChar w:fldCharType="end"/>
+                      </w:r>
+                      <w:r>
+                        <w:rPr>
+                          <w:color w:val="000000" w:themeColor="text1"/>
+                          <w:sz w:val="24"/>
+                          <w:szCs w:val="24"/>
+                        </w:rPr>
+                        <w:t>: Proposed Experimentation Setup</w:t>
+                      </w:r>
+                    </w:p>
+                  </w:txbxContent>
+                </v:textbox>
+              </v:shape>
+            </w:pict>
+          </mc:Fallback>
+        </mc:AlternateContent>
+      </w:r>
+      <w:r>
+        <w:rPr>
+          <w:noProof/>
+          <w:sz w:val="24"/>
+          <w:szCs w:val="24"/>
+        </w:rPr>
+        <mc:AlternateContent>
+          <mc:Choice Requires="wpg">
+            <w:drawing>
+              <wp:anchor distT="0" distB="0" distL="114300" distR="114300" simplePos="0" relativeHeight="251768832" behindDoc="0" locked="0" layoutInCell="1" allowOverlap="1" wp14:anchorId="47CB7E1B" wp14:editId="213AA79A">
+                <wp:simplePos x="0" y="0"/>
+                <wp:positionH relativeFrom="column">
+                  <wp:posOffset>104775</wp:posOffset>
+                </wp:positionH>
+                <wp:positionV relativeFrom="paragraph">
+                  <wp:posOffset>86995</wp:posOffset>
+                </wp:positionV>
+                <wp:extent cx="5448300" cy="3324225"/>
+                <wp:effectExtent l="57150" t="19050" r="76200" b="104775"/>
+                <wp:wrapNone/>
+                <wp:docPr id="382" name="Group 382"/>
+                <wp:cNvGraphicFramePr/>
+                <a:graphic xmlns:a="http://schemas.openxmlformats.org/drawingml/2006/main">
+                  <a:graphicData uri="http://schemas.microsoft.com/office/word/2010/wordprocessingGroup">
+                    <wpg:wgp>
+                      <wpg:cNvGrpSpPr/>
+                      <wpg:grpSpPr>
+                        <a:xfrm>
+                          <a:off x="0" y="0"/>
+                          <a:ext cx="5448300" cy="3324225"/>
+                          <a:chOff x="0" y="0"/>
+                          <a:chExt cx="5448300" cy="3324225"/>
+                        </a:xfrm>
+                      </wpg:grpSpPr>
+                      <wps:wsp>
+                        <wps:cNvPr id="217" name="Text Box 2"/>
+                        <wps:cNvSpPr txBox="1">
+                          <a:spLocks noChangeArrowheads="1"/>
+                        </wps:cNvSpPr>
+                        <wps:spPr bwMode="auto">
+                          <a:xfrm>
+                            <a:off x="3810000" y="2428875"/>
+                            <a:ext cx="1143000" cy="260985"/>
+                          </a:xfrm>
+                          <a:prstGeom prst="rect">
+                            <a:avLst/>
+                          </a:prstGeom>
+                          <a:solidFill>
+                            <a:srgbClr val="FFFFFF"/>
+                          </a:solidFill>
+                          <a:ln w="9525">
+                            <a:noFill/>
+                            <a:miter lim="800000"/>
+                            <a:headEnd/>
+                            <a:tailEnd/>
+                          </a:ln>
+                        </wps:spPr>
+                        <wps:txbx>
+                          <w:txbxContent>
+                            <w:p>
+                              <w:r>
+                                <w:t>Face Database</w:t>
+                              </w:r>
+                            </w:p>
+                          </w:txbxContent>
+                        </wps:txbx>
+                        <wps:bodyPr rot="0" vert="horz" wrap="square" lIns="91440" tIns="45720" rIns="91440" bIns="45720" anchor="t" anchorCtr="0">
+                          <a:spAutoFit/>
+                        </wps:bodyPr>
+                      </wps:wsp>
+                      <wpg:grpSp>
+                        <wpg:cNvPr id="381" name="Group 381"/>
+                        <wpg:cNvGrpSpPr/>
+                        <wpg:grpSpPr>
+                          <a:xfrm>
+                            <a:off x="0" y="0"/>
+                            <a:ext cx="5448300" cy="3324225"/>
+                            <a:chOff x="0" y="0"/>
+                            <a:chExt cx="5448300" cy="3324225"/>
+                          </a:xfrm>
+                        </wpg:grpSpPr>
+                        <wpg:grpSp>
+                          <wpg:cNvPr id="362" name="Group 362"/>
+                          <wpg:cNvGrpSpPr/>
+                          <wpg:grpSpPr>
+                            <a:xfrm>
+                              <a:off x="0" y="0"/>
+                              <a:ext cx="5448300" cy="3324225"/>
+                              <a:chOff x="0" y="0"/>
+                              <a:chExt cx="5448300" cy="3324225"/>
+                            </a:xfrm>
+                          </wpg:grpSpPr>
+                          <wpg:grpSp>
+                            <wpg:cNvPr id="358" name="Group 358"/>
+                            <wpg:cNvGrpSpPr/>
+                            <wpg:grpSpPr>
+                              <a:xfrm>
+                                <a:off x="0" y="0"/>
+                                <a:ext cx="5448300" cy="3324225"/>
+                                <a:chOff x="0" y="0"/>
+                                <a:chExt cx="5448300" cy="3324225"/>
+                              </a:xfrm>
+                            </wpg:grpSpPr>
+                            <wpg:grpSp>
+                              <wpg:cNvPr id="345" name="Group 345"/>
+                              <wpg:cNvGrpSpPr/>
+                              <wpg:grpSpPr>
+                                <a:xfrm>
+                                  <a:off x="0" y="0"/>
+                                  <a:ext cx="5448300" cy="3324225"/>
+                                  <a:chOff x="0" y="0"/>
+                                  <a:chExt cx="5448300" cy="3324225"/>
+                                </a:xfrm>
+                              </wpg:grpSpPr>
+                              <wps:wsp>
+                                <wps:cNvPr id="53" name="Rectangle 53"/>
+                                <wps:cNvSpPr/>
+                                <wps:spPr>
+                                  <a:xfrm>
+                                    <a:off x="0" y="0"/>
+                                    <a:ext cx="5448300" cy="3324225"/>
+                                  </a:xfrm>
+                                  <a:prstGeom prst="rect">
+                                    <a:avLst/>
+                                  </a:prstGeom>
+                                  <a:noFill/>
+                                  <a:ln>
+                                    <a:solidFill>
+                                      <a:schemeClr val="tx1"/>
+                                    </a:solidFill>
+                                  </a:ln>
+                                </wps:spPr>
+                                <wps:style>
+                                  <a:lnRef idx="1">
+                                    <a:schemeClr val="accent1"/>
+                                  </a:lnRef>
+                                  <a:fillRef idx="3">
+                                    <a:schemeClr val="accent1"/>
+                                  </a:fillRef>
+                                  <a:effectRef idx="2">
+                                    <a:schemeClr val="accent1"/>
+                                  </a:effectRef>
+                                  <a:fontRef idx="minor">
+                                    <a:schemeClr val="lt1"/>
+                                  </a:fontRef>
+                                </wps:style>
+                                <wps:bodyPr rot="0" spcFirstLastPara="0" vertOverflow="overflow" horzOverflow="overflow" vert="horz" wrap="square" lIns="91440" tIns="45720" rIns="91440" bIns="45720" numCol="1" spcCol="0" rtlCol="0" fromWordArt="0" anchor="ctr" anchorCtr="0" forceAA="0" compatLnSpc="1">
+                                  <a:prstTxWarp prst="textNoShape">
+                                    <a:avLst/>
+                                  </a:prstTxWarp>
+                                  <a:noAutofit/>
+                                </wps:bodyPr>
+                              </wps:wsp>
+                              <wps:wsp>
+                                <wps:cNvPr id="55" name="Rectangle 55"/>
+                                <wps:cNvSpPr/>
+                                <wps:spPr>
+                                  <a:xfrm>
+                                    <a:off x="2095500" y="923925"/>
+                                    <a:ext cx="1219200" cy="438150"/>
+                                  </a:xfrm>
+                                  <a:prstGeom prst="rect">
+                                    <a:avLst/>
+                                  </a:prstGeom>
+                                  <a:noFill/>
+                                  <a:ln>
+                                    <a:solidFill>
+                                      <a:schemeClr val="tx1"/>
+                                    </a:solidFill>
+                                  </a:ln>
+                                </wps:spPr>
+                                <wps:style>
+                                  <a:lnRef idx="1">
+                                    <a:schemeClr val="accent1"/>
+                                  </a:lnRef>
+                                  <a:fillRef idx="3">
+                                    <a:schemeClr val="accent1"/>
+                                  </a:fillRef>
+                                  <a:effectRef idx="2">
+                                    <a:schemeClr val="accent1"/>
+                                  </a:effectRef>
+                                  <a:fontRef idx="minor">
+                                    <a:schemeClr val="lt1"/>
+                                  </a:fontRef>
+                                </wps:style>
+                                <wps:txbx>
+                                  <w:txbxContent>
+                                    <w:p>
+                                      <w:pPr>
+                                        <w:jc w:val="center"/>
+                                        <w:rPr>
+                                          <w:color w:val="000000" w:themeColor="text1"/>
+                                        </w:rPr>
+                                      </w:pPr>
+                                      <w:r>
+                                        <w:rPr>
+                                          <w:color w:val="000000" w:themeColor="text1"/>
+                                        </w:rPr>
+                                        <w:t>Image Enhancement</w:t>
+                                      </w:r>
+                                    </w:p>
+                                  </w:txbxContent>
+                                </wps:txbx>
+                                <wps:bodyPr rot="0" spcFirstLastPara="0" vertOverflow="overflow" horzOverflow="overflow" vert="horz" wrap="square" lIns="91440" tIns="45720" rIns="91440" bIns="45720" numCol="1" spcCol="0" rtlCol="0" fromWordArt="0" anchor="ctr" anchorCtr="0" forceAA="0" compatLnSpc="1">
+                                  <a:prstTxWarp prst="textNoShape">
+                                    <a:avLst/>
+                                  </a:prstTxWarp>
+                                  <a:noAutofit/>
+                                </wps:bodyPr>
+                              </wps:wsp>
+                              <wps:wsp>
+                                <wps:cNvPr id="56" name="Rectangle 56"/>
+                                <wps:cNvSpPr/>
+                                <wps:spPr>
+                                  <a:xfrm>
+                                    <a:off x="2095499" y="2647950"/>
+                                    <a:ext cx="1266825" cy="457200"/>
+                                  </a:xfrm>
+                                  <a:prstGeom prst="rect">
+                                    <a:avLst/>
+                                  </a:prstGeom>
+                                  <a:noFill/>
+                                  <a:ln>
+                                    <a:solidFill>
+                                      <a:schemeClr val="tx1"/>
+                                    </a:solidFill>
+                                  </a:ln>
+                                </wps:spPr>
+                                <wps:style>
+                                  <a:lnRef idx="1">
+                                    <a:schemeClr val="accent1"/>
+                                  </a:lnRef>
+                                  <a:fillRef idx="3">
+                                    <a:schemeClr val="accent1"/>
+                                  </a:fillRef>
+                                  <a:effectRef idx="2">
+                                    <a:schemeClr val="accent1"/>
+                                  </a:effectRef>
+                                  <a:fontRef idx="minor">
+                                    <a:schemeClr val="lt1"/>
+                                  </a:fontRef>
+                                </wps:style>
+                                <wps:txbx>
+                                  <w:txbxContent>
+                                    <w:p>
+                                      <w:pPr>
+                                        <w:jc w:val="center"/>
+                                        <w:rPr>
+                                          <w:color w:val="000000" w:themeColor="text1"/>
+                                        </w:rPr>
+                                      </w:pPr>
+                                      <w:r>
+                                        <w:rPr>
+                                          <w:color w:val="000000" w:themeColor="text1"/>
+                                        </w:rPr>
+                                        <w:t>Attendance Management</w:t>
+                                      </w:r>
+                                    </w:p>
+                                  </w:txbxContent>
+                                </wps:txbx>
+                                <wps:bodyPr rot="0" spcFirstLastPara="0" vertOverflow="overflow" horzOverflow="overflow" vert="horz" wrap="square" lIns="91440" tIns="45720" rIns="91440" bIns="45720" numCol="1" spcCol="0" rtlCol="0" fromWordArt="0" anchor="ctr" anchorCtr="0" forceAA="0" compatLnSpc="1">
+                                  <a:prstTxWarp prst="textNoShape">
+                                    <a:avLst/>
+                                  </a:prstTxWarp>
+                                  <a:noAutofit/>
+                                </wps:bodyPr>
+                              </wps:wsp>
+                              <wps:wsp>
+                                <wps:cNvPr id="58" name="Rectangle 58"/>
+                                <wps:cNvSpPr/>
+                                <wps:spPr>
+                                  <a:xfrm>
+                                    <a:off x="2095500" y="2105025"/>
+                                    <a:ext cx="1219200" cy="361950"/>
+                                  </a:xfrm>
+                                  <a:prstGeom prst="rect">
+                                    <a:avLst/>
+                                  </a:prstGeom>
+                                  <a:noFill/>
+                                  <a:ln>
+                                    <a:solidFill>
+                                      <a:schemeClr val="tx1"/>
+                                    </a:solidFill>
+                                  </a:ln>
+                                </wps:spPr>
+                                <wps:style>
+                                  <a:lnRef idx="1">
+                                    <a:schemeClr val="accent1"/>
+                                  </a:lnRef>
+                                  <a:fillRef idx="3">
+                                    <a:schemeClr val="accent1"/>
+                                  </a:fillRef>
+                                  <a:effectRef idx="2">
+                                    <a:schemeClr val="accent1"/>
+                                  </a:effectRef>
+                                  <a:fontRef idx="minor">
+                                    <a:schemeClr val="lt1"/>
+                                  </a:fontRef>
+                                </wps:style>
+                                <wps:txbx>
+                                  <w:txbxContent>
+                                    <w:p>
+                                      <w:pPr>
+                                        <w:jc w:val="center"/>
+                                        <w:rPr>
+                                          <w:color w:val="000000" w:themeColor="text1"/>
+                                        </w:rPr>
+                                      </w:pPr>
+                                      <w:r>
+                                        <w:rPr>
+                                          <w:color w:val="000000" w:themeColor="text1"/>
+                                        </w:rPr>
+                                        <w:t>Face Recognition</w:t>
+                                      </w:r>
+                                    </w:p>
+                                  </w:txbxContent>
+                                </wps:txbx>
+                                <wps:bodyPr rot="0" spcFirstLastPara="0" vertOverflow="overflow" horzOverflow="overflow" vert="horz" wrap="square" lIns="91440" tIns="45720" rIns="91440" bIns="45720" numCol="1" spcCol="0" rtlCol="0" fromWordArt="0" anchor="ctr" anchorCtr="0" forceAA="0" compatLnSpc="1">
+                                  <a:prstTxWarp prst="textNoShape">
+                                    <a:avLst/>
+                                  </a:prstTxWarp>
+                                  <a:noAutofit/>
+                                </wps:bodyPr>
+                              </wps:wsp>
+                              <wps:wsp>
+                                <wps:cNvPr id="60" name="Rectangle 60"/>
+                                <wps:cNvSpPr/>
+                                <wps:spPr>
+                                  <a:xfrm>
+                                    <a:off x="2095500" y="1543050"/>
+                                    <a:ext cx="1219200" cy="361950"/>
+                                  </a:xfrm>
+                                  <a:prstGeom prst="rect">
+                                    <a:avLst/>
+                                  </a:prstGeom>
+                                  <a:noFill/>
+                                  <a:ln>
+                                    <a:solidFill>
+                                      <a:schemeClr val="tx1"/>
+                                    </a:solidFill>
+                                  </a:ln>
+                                </wps:spPr>
+                                <wps:style>
+                                  <a:lnRef idx="1">
+                                    <a:schemeClr val="accent1"/>
+                                  </a:lnRef>
+                                  <a:fillRef idx="3">
+                                    <a:schemeClr val="accent1"/>
+                                  </a:fillRef>
+                                  <a:effectRef idx="2">
+                                    <a:schemeClr val="accent1"/>
+                                  </a:effectRef>
+                                  <a:fontRef idx="minor">
+                                    <a:schemeClr val="lt1"/>
+                                  </a:fontRef>
+                                </wps:style>
+                                <wps:txbx>
+                                  <w:txbxContent>
+                                    <w:p>
+                                      <w:pPr>
+                                        <w:jc w:val="center"/>
+                                        <w:rPr>
+                                          <w:color w:val="000000" w:themeColor="text1"/>
+                                        </w:rPr>
+                                      </w:pPr>
+                                      <w:r>
+                                        <w:rPr>
+                                          <w:color w:val="000000" w:themeColor="text1"/>
+                                        </w:rPr>
+                                        <w:t>Face detection</w:t>
+                                      </w:r>
+                                    </w:p>
+                                  </w:txbxContent>
+                                </wps:txbx>
+                                <wps:bodyPr rot="0" spcFirstLastPara="0" vertOverflow="overflow" horzOverflow="overflow" vert="horz" wrap="square" lIns="91440" tIns="45720" rIns="91440" bIns="45720" numCol="1" spcCol="0" rtlCol="0" fromWordArt="0" anchor="ctr" anchorCtr="0" forceAA="0" compatLnSpc="1">
+                                  <a:prstTxWarp prst="textNoShape">
+                                    <a:avLst/>
+                                  </a:prstTxWarp>
+                                  <a:noAutofit/>
+                                </wps:bodyPr>
+                              </wps:wsp>
+                              <wps:wsp>
+                                <wps:cNvPr id="326" name="Flowchart: Magnetic Disk 326"/>
+                                <wps:cNvSpPr/>
+                                <wps:spPr>
+                                  <a:xfrm>
+                                    <a:off x="3914775" y="2095500"/>
+                                    <a:ext cx="609600" cy="371475"/>
+                                  </a:xfrm>
+                                  <a:prstGeom prst="flowChartMagneticDisk">
+                                    <a:avLst/>
+                                  </a:prstGeom>
+                                  <a:noFill/>
+                                  <a:ln>
+                                    <a:solidFill>
+                                      <a:schemeClr val="tx1"/>
+                                    </a:solidFill>
+                                  </a:ln>
+                                </wps:spPr>
+                                <wps:style>
+                                  <a:lnRef idx="1">
+                                    <a:schemeClr val="accent1"/>
+                                  </a:lnRef>
+                                  <a:fillRef idx="3">
+                                    <a:schemeClr val="accent1"/>
+                                  </a:fillRef>
+                                  <a:effectRef idx="2">
+                                    <a:schemeClr val="accent1"/>
+                                  </a:effectRef>
+                                  <a:fontRef idx="minor">
+                                    <a:schemeClr val="lt1"/>
+                                  </a:fontRef>
+                                </wps:style>
+                                <wps:bodyPr rot="0" spcFirstLastPara="0" vertOverflow="overflow" horzOverflow="overflow" vert="horz" wrap="square" lIns="91440" tIns="45720" rIns="91440" bIns="45720" numCol="1" spcCol="0" rtlCol="0" fromWordArt="0" anchor="ctr" anchorCtr="0" forceAA="0" compatLnSpc="1">
+                                  <a:prstTxWarp prst="textNoShape">
+                                    <a:avLst/>
+                                  </a:prstTxWarp>
+                                  <a:noAutofit/>
+                                </wps:bodyPr>
+                              </wps:wsp>
+                            </wpg:grpSp>
+                            <wps:wsp>
+                              <wps:cNvPr id="351" name="Straight Connector 351"/>
+                              <wps:cNvCnPr/>
+                              <wps:spPr>
+                                <a:xfrm>
+                                  <a:off x="2667000" y="581025"/>
+                                  <a:ext cx="0" cy="342900"/>
+                                </a:xfrm>
+                                <a:prstGeom prst="line">
+                                  <a:avLst/>
+                                </a:prstGeom>
+                              </wps:spPr>
+                              <wps:style>
+                                <a:lnRef idx="2">
+                                  <a:schemeClr val="dk1"/>
+                                </a:lnRef>
+                                <a:fillRef idx="0">
+                                  <a:schemeClr val="dk1"/>
+                                </a:fillRef>
+                                <a:effectRef idx="1">
+                                  <a:schemeClr val="dk1"/>
+                                </a:effectRef>
+                                <a:fontRef idx="minor">
+                                  <a:schemeClr val="tx1"/>
+                                </a:fontRef>
+                              </wps:style>
+                              <wps:bodyPr/>
+                            </wps:wsp>
+                            <wps:wsp>
+                              <wps:cNvPr id="352" name="Straight Connector 352"/>
+                              <wps:cNvCnPr/>
+                              <wps:spPr>
+                                <a:xfrm>
+                                  <a:off x="2667000" y="1362075"/>
+                                  <a:ext cx="0" cy="180975"/>
+                                </a:xfrm>
+                                <a:prstGeom prst="line">
+                                  <a:avLst/>
+                                </a:prstGeom>
+                              </wps:spPr>
+                              <wps:style>
+                                <a:lnRef idx="2">
+                                  <a:schemeClr val="dk1"/>
+                                </a:lnRef>
+                                <a:fillRef idx="0">
+                                  <a:schemeClr val="dk1"/>
+                                </a:fillRef>
+                                <a:effectRef idx="1">
+                                  <a:schemeClr val="dk1"/>
+                                </a:effectRef>
+                                <a:fontRef idx="minor">
+                                  <a:schemeClr val="tx1"/>
+                                </a:fontRef>
+                              </wps:style>
+                              <wps:bodyPr/>
+                            </wps:wsp>
+                            <wps:wsp>
+                              <wps:cNvPr id="353" name="Straight Connector 353"/>
+                              <wps:cNvCnPr/>
+                              <wps:spPr>
+                                <a:xfrm>
+                                  <a:off x="2667000" y="1905000"/>
+                                  <a:ext cx="0" cy="200025"/>
+                                </a:xfrm>
+                                <a:prstGeom prst="line">
+                                  <a:avLst/>
+                                </a:prstGeom>
+                              </wps:spPr>
+                              <wps:style>
+                                <a:lnRef idx="2">
+                                  <a:schemeClr val="dk1"/>
+                                </a:lnRef>
+                                <a:fillRef idx="0">
+                                  <a:schemeClr val="dk1"/>
+                                </a:fillRef>
+                                <a:effectRef idx="1">
+                                  <a:schemeClr val="dk1"/>
+                                </a:effectRef>
+                                <a:fontRef idx="minor">
+                                  <a:schemeClr val="tx1"/>
+                                </a:fontRef>
+                              </wps:style>
+                              <wps:bodyPr/>
+                            </wps:wsp>
+                            <wps:wsp>
+                              <wps:cNvPr id="354" name="Straight Connector 354"/>
+                              <wps:cNvCnPr/>
+                              <wps:spPr>
+                                <a:xfrm>
+                                  <a:off x="3314700" y="2257425"/>
+                                  <a:ext cx="600075" cy="0"/>
+                                </a:xfrm>
+                                <a:prstGeom prst="line">
+                                  <a:avLst/>
+                                </a:prstGeom>
+                              </wps:spPr>
+                              <wps:style>
+                                <a:lnRef idx="2">
+                                  <a:schemeClr val="dk1"/>
+                                </a:lnRef>
+                                <a:fillRef idx="0">
+                                  <a:schemeClr val="dk1"/>
+                                </a:fillRef>
+                                <a:effectRef idx="1">
+                                  <a:schemeClr val="dk1"/>
+                                </a:effectRef>
+                                <a:fontRef idx="minor">
+                                  <a:schemeClr val="tx1"/>
+                                </a:fontRef>
+                              </wps:style>
+                              <wps:bodyPr/>
+                            </wps:wsp>
+                            <wps:wsp>
+                              <wps:cNvPr id="355" name="Straight Connector 355"/>
+                              <wps:cNvCnPr/>
+                              <wps:spPr>
+                                <a:xfrm>
+                                  <a:off x="2667000" y="2466975"/>
+                                  <a:ext cx="0" cy="180975"/>
+                                </a:xfrm>
+                                <a:prstGeom prst="line">
+                                  <a:avLst/>
+                                </a:prstGeom>
+                              </wps:spPr>
+                              <wps:style>
+                                <a:lnRef idx="2">
+                                  <a:schemeClr val="dk1"/>
+                                </a:lnRef>
+                                <a:fillRef idx="0">
+                                  <a:schemeClr val="dk1"/>
+                                </a:fillRef>
+                                <a:effectRef idx="1">
+                                  <a:schemeClr val="dk1"/>
+                                </a:effectRef>
+                                <a:fontRef idx="minor">
+                                  <a:schemeClr val="tx1"/>
+                                </a:fontRef>
+                              </wps:style>
+                              <wps:bodyPr/>
+                            </wps:wsp>
+                            <wps:wsp>
+                              <wps:cNvPr id="356" name="Straight Connector 356"/>
+                              <wps:cNvCnPr/>
+                              <wps:spPr>
+                                <a:xfrm flipH="1" flipV="1">
+                                  <a:off x="1069181" y="2466975"/>
+                                  <a:ext cx="1026320" cy="428627"/>
+                                </a:xfrm>
+                                <a:prstGeom prst="line">
+                                  <a:avLst/>
+                                </a:prstGeom>
+                              </wps:spPr>
+                              <wps:style>
+                                <a:lnRef idx="2">
+                                  <a:schemeClr val="dk1"/>
+                                </a:lnRef>
+                                <a:fillRef idx="0">
+                                  <a:schemeClr val="dk1"/>
+                                </a:fillRef>
+                                <a:effectRef idx="1">
+                                  <a:schemeClr val="dk1"/>
+                                </a:effectRef>
+                                <a:fontRef idx="minor">
+                                  <a:schemeClr val="tx1"/>
+                                </a:fontRef>
+                              </wps:style>
+                              <wps:bodyPr/>
+                            </wps:wsp>
+                          </wpg:grpSp>
+                          <wps:wsp>
+                            <wps:cNvPr id="361" name="Straight Connector 361"/>
+                            <wps:cNvCnPr/>
+                            <wps:spPr>
+                              <a:xfrm>
+                                <a:off x="3162300" y="447675"/>
+                                <a:ext cx="876922" cy="333375"/>
+                              </a:xfrm>
+                              <a:prstGeom prst="line">
+                                <a:avLst/>
+                              </a:prstGeom>
+                            </wps:spPr>
+                            <wps:style>
+                              <a:lnRef idx="2">
+                                <a:schemeClr val="dk1"/>
+                              </a:lnRef>
+                              <a:fillRef idx="0">
+                                <a:schemeClr val="dk1"/>
+                              </a:fillRef>
+                              <a:effectRef idx="1">
+                                <a:schemeClr val="dk1"/>
+                              </a:effectRef>
+                              <a:fontRef idx="minor">
+                                <a:schemeClr val="tx1"/>
+                              </a:fontRef>
+                            </wps:style>
+                            <wps:bodyPr/>
+                          </wps:wsp>
+                        </wpg:grpSp>
+                        <wpg:grpSp>
+                          <wpg:cNvPr id="364" name="Graphic 350" descr="Server"/>
+                          <wpg:cNvGrpSpPr/>
+                          <wpg:grpSpPr>
+                            <a:xfrm>
+                              <a:off x="304800" y="2085975"/>
+                              <a:ext cx="914400" cy="914400"/>
+                              <a:chOff x="1371600" y="5210175"/>
+                              <a:chExt cx="914400" cy="914400"/>
+                            </a:xfrm>
+                          </wpg:grpSpPr>
+                          <wps:wsp>
+                            <wps:cNvPr id="365" name="Freeform: Shape 365"/>
+                            <wps:cNvSpPr/>
+                            <wps:spPr>
+                              <a:xfrm>
+                                <a:off x="1793081" y="5841206"/>
+                                <a:ext cx="66675" cy="85725"/>
+                              </a:xfrm>
+                              <a:custGeom>
+                                <a:avLst/>
+                                <a:gdLst>
+                                  <a:gd name="connsiteX0" fmla="*/ 7144 w 66675"/>
+                                  <a:gd name="connsiteY0" fmla="*/ 7144 h 85725"/>
+                                  <a:gd name="connsiteX1" fmla="*/ 64294 w 66675"/>
+                                  <a:gd name="connsiteY1" fmla="*/ 7144 h 85725"/>
+                                  <a:gd name="connsiteX2" fmla="*/ 64294 w 66675"/>
+                                  <a:gd name="connsiteY2" fmla="*/ 83344 h 85725"/>
+                                  <a:gd name="connsiteX3" fmla="*/ 7144 w 66675"/>
+                                  <a:gd name="connsiteY3" fmla="*/ 83344 h 85725"/>
+                                </a:gdLst>
+                                <a:ahLst/>
+                                <a:cxnLst>
+                                  <a:cxn ang="0">
+                                    <a:pos x="connsiteX0" y="connsiteY0"/>
+                                  </a:cxn>
+                                  <a:cxn ang="0">
+                                    <a:pos x="connsiteX1" y="connsiteY1"/>
+                                  </a:cxn>
+                                  <a:cxn ang="0">
+                                    <a:pos x="connsiteX2" y="connsiteY2"/>
+                                  </a:cxn>
+                                  <a:cxn ang="0">
+                                    <a:pos x="connsiteX3" y="connsiteY3"/>
+                                  </a:cxn>
+                                </a:cxnLst>
+                                <a:rect l="l" t="t" r="r" b="b"/>
+                                <a:pathLst>
+                                  <a:path w="66675" h="85725">
+                                    <a:moveTo>
+                                      <a:pt x="7144" y="7144"/>
+                                    </a:moveTo>
+                                    <a:lnTo>
+                                      <a:pt x="64294" y="7144"/>
+                                    </a:lnTo>
+                                    <a:lnTo>
+                                      <a:pt x="64294" y="83344"/>
+                                    </a:lnTo>
+                                    <a:lnTo>
+                                      <a:pt x="7144" y="83344"/>
+                                    </a:lnTo>
+                                    <a:close/>
+                                  </a:path>
+                                </a:pathLst>
+                              </a:custGeom>
+                              <a:solidFill>
+                                <a:srgbClr val="000000"/>
+                              </a:solidFill>
+                              <a:ln w="9525" cap="flat">
+                                <a:noFill/>
+                                <a:prstDash val="solid"/>
+                                <a:miter/>
+                              </a:ln>
+                            </wps:spPr>
+                            <wps:bodyPr rot="0" spcFirstLastPara="0" vertOverflow="overflow" horzOverflow="overflow" vert="horz" wrap="square" lIns="91440" tIns="45720" rIns="91440" bIns="45720" numCol="1" spcCol="0" rtlCol="0" fromWordArt="0" anchor="ctr" anchorCtr="0" forceAA="0" compatLnSpc="1">
+                              <a:prstTxWarp prst="textNoShape">
+                                <a:avLst/>
+                              </a:prstTxWarp>
+                              <a:noAutofit/>
+                            </wps:bodyPr>
+                          </wps:wsp>
+                          <wps:wsp>
+                            <wps:cNvPr id="366" name="Freeform: Shape 366"/>
+                            <wps:cNvSpPr/>
+                            <wps:spPr>
+                              <a:xfrm>
+                                <a:off x="1793081" y="5955506"/>
+                                <a:ext cx="66675" cy="66675"/>
+                              </a:xfrm>
+                              <a:custGeom>
+                                <a:avLst/>
+                                <a:gdLst>
+                                  <a:gd name="connsiteX0" fmla="*/ 7144 w 66675"/>
+                                  <a:gd name="connsiteY0" fmla="*/ 7144 h 66675"/>
+                                  <a:gd name="connsiteX1" fmla="*/ 64294 w 66675"/>
+                                  <a:gd name="connsiteY1" fmla="*/ 7144 h 66675"/>
+                                  <a:gd name="connsiteX2" fmla="*/ 64294 w 66675"/>
+                                  <a:gd name="connsiteY2" fmla="*/ 64294 h 66675"/>
+                                  <a:gd name="connsiteX3" fmla="*/ 7144 w 66675"/>
+                                  <a:gd name="connsiteY3" fmla="*/ 64294 h 66675"/>
+                                </a:gdLst>
+                                <a:ahLst/>
+                                <a:cxnLst>
+                                  <a:cxn ang="0">
+                                    <a:pos x="connsiteX0" y="connsiteY0"/>
+                                  </a:cxn>
+                                  <a:cxn ang="0">
+                                    <a:pos x="connsiteX1" y="connsiteY1"/>
+                                  </a:cxn>
+                                  <a:cxn ang="0">
+                                    <a:pos x="connsiteX2" y="connsiteY2"/>
+                                  </a:cxn>
+                                  <a:cxn ang="0">
+                                    <a:pos x="connsiteX3" y="connsiteY3"/>
+                                  </a:cxn>
+                                </a:cxnLst>
+                                <a:rect l="l" t="t" r="r" b="b"/>
+                                <a:pathLst>
+                                  <a:path w="66675" h="66675">
+                                    <a:moveTo>
+                                      <a:pt x="7144" y="7144"/>
+                                    </a:moveTo>
+                                    <a:lnTo>
+                                      <a:pt x="64294" y="7144"/>
+                                    </a:lnTo>
+                                    <a:lnTo>
+                                      <a:pt x="64294" y="64294"/>
+                                    </a:lnTo>
+                                    <a:lnTo>
+                                      <a:pt x="7144" y="64294"/>
+                                    </a:lnTo>
+                                    <a:close/>
+                                  </a:path>
+                                </a:pathLst>
+                              </a:custGeom>
+                              <a:solidFill>
+                                <a:srgbClr val="000000"/>
+                              </a:solidFill>
+                              <a:ln w="9525" cap="flat">
+                                <a:noFill/>
+                                <a:prstDash val="solid"/>
+                                <a:miter/>
+                              </a:ln>
+                            </wps:spPr>
+                            <wps:bodyPr rot="0" spcFirstLastPara="0" vertOverflow="overflow" horzOverflow="overflow" vert="horz" wrap="square" lIns="91440" tIns="45720" rIns="91440" bIns="45720" numCol="1" spcCol="0" rtlCol="0" fromWordArt="0" anchor="ctr" anchorCtr="0" forceAA="0" compatLnSpc="1">
+                              <a:prstTxWarp prst="textNoShape">
+                                <a:avLst/>
+                              </a:prstTxWarp>
+                              <a:noAutofit/>
+                            </wps:bodyPr>
+                          </wps:wsp>
+                          <wps:wsp>
+                            <wps:cNvPr id="367" name="Freeform: Shape 367"/>
+                            <wps:cNvSpPr/>
+                            <wps:spPr>
+                              <a:xfrm>
+                                <a:off x="1888331" y="5955506"/>
+                                <a:ext cx="285750" cy="66675"/>
+                              </a:xfrm>
+                              <a:custGeom>
+                                <a:avLst/>
+                                <a:gdLst>
+                                  <a:gd name="connsiteX0" fmla="*/ 7144 w 285750"/>
+                                  <a:gd name="connsiteY0" fmla="*/ 7144 h 66675"/>
+                                  <a:gd name="connsiteX1" fmla="*/ 283369 w 285750"/>
+                                  <a:gd name="connsiteY1" fmla="*/ 7144 h 66675"/>
+                                  <a:gd name="connsiteX2" fmla="*/ 283369 w 285750"/>
+                                  <a:gd name="connsiteY2" fmla="*/ 64294 h 66675"/>
+                                  <a:gd name="connsiteX3" fmla="*/ 7144 w 285750"/>
+                                  <a:gd name="connsiteY3" fmla="*/ 64294 h 66675"/>
+                                </a:gdLst>
+                                <a:ahLst/>
+                                <a:cxnLst>
+                                  <a:cxn ang="0">
+                                    <a:pos x="connsiteX0" y="connsiteY0"/>
+                                  </a:cxn>
+                                  <a:cxn ang="0">
+                                    <a:pos x="connsiteX1" y="connsiteY1"/>
+                                  </a:cxn>
+                                  <a:cxn ang="0">
+                                    <a:pos x="connsiteX2" y="connsiteY2"/>
+                                  </a:cxn>
+                                  <a:cxn ang="0">
+                                    <a:pos x="connsiteX3" y="connsiteY3"/>
+                                  </a:cxn>
+                                </a:cxnLst>
+                                <a:rect l="l" t="t" r="r" b="b"/>
+                                <a:pathLst>
+                                  <a:path w="285750" h="66675">
+                                    <a:moveTo>
+                                      <a:pt x="7144" y="7144"/>
+                                    </a:moveTo>
+                                    <a:lnTo>
+                                      <a:pt x="283369" y="7144"/>
+                                    </a:lnTo>
+                                    <a:lnTo>
+                                      <a:pt x="283369" y="64294"/>
+                                    </a:lnTo>
+                                    <a:lnTo>
+                                      <a:pt x="7144" y="64294"/>
+                                    </a:lnTo>
+                                    <a:close/>
+                                  </a:path>
+                                </a:pathLst>
+                              </a:custGeom>
+                              <a:solidFill>
+                                <a:srgbClr val="000000"/>
+                              </a:solidFill>
+                              <a:ln w="9525" cap="flat">
+                                <a:noFill/>
+                                <a:prstDash val="solid"/>
+                                <a:miter/>
+                              </a:ln>
+                            </wps:spPr>
+                            <wps:bodyPr rot="0" spcFirstLastPara="0" vertOverflow="overflow" horzOverflow="overflow" vert="horz" wrap="square" lIns="91440" tIns="45720" rIns="91440" bIns="45720" numCol="1" spcCol="0" rtlCol="0" fromWordArt="0" anchor="ctr" anchorCtr="0" forceAA="0" compatLnSpc="1">
+                              <a:prstTxWarp prst="textNoShape">
+                                <a:avLst/>
+                              </a:prstTxWarp>
+                              <a:noAutofit/>
+                            </wps:bodyPr>
+                          </wps:wsp>
+                          <wps:wsp>
+                            <wps:cNvPr id="368" name="Freeform: Shape 368"/>
+                            <wps:cNvSpPr/>
+                            <wps:spPr>
+                              <a:xfrm>
+                                <a:off x="1478756" y="5955506"/>
+                                <a:ext cx="285750" cy="66675"/>
+                              </a:xfrm>
+                              <a:custGeom>
+                                <a:avLst/>
+                                <a:gdLst>
+                                  <a:gd name="connsiteX0" fmla="*/ 7144 w 285750"/>
+                                  <a:gd name="connsiteY0" fmla="*/ 7144 h 66675"/>
+                                  <a:gd name="connsiteX1" fmla="*/ 283369 w 285750"/>
+                                  <a:gd name="connsiteY1" fmla="*/ 7144 h 66675"/>
+                                  <a:gd name="connsiteX2" fmla="*/ 283369 w 285750"/>
+                                  <a:gd name="connsiteY2" fmla="*/ 64294 h 66675"/>
+                                  <a:gd name="connsiteX3" fmla="*/ 7144 w 285750"/>
+                                  <a:gd name="connsiteY3" fmla="*/ 64294 h 66675"/>
+                                </a:gdLst>
+                                <a:ahLst/>
+                                <a:cxnLst>
+                                  <a:cxn ang="0">
+                                    <a:pos x="connsiteX0" y="connsiteY0"/>
+                                  </a:cxn>
+                                  <a:cxn ang="0">
+                                    <a:pos x="connsiteX1" y="connsiteY1"/>
+                                  </a:cxn>
+                                  <a:cxn ang="0">
+                                    <a:pos x="connsiteX2" y="connsiteY2"/>
+                                  </a:cxn>
+                                  <a:cxn ang="0">
+                                    <a:pos x="connsiteX3" y="connsiteY3"/>
+                                  </a:cxn>
+                                </a:cxnLst>
+                                <a:rect l="l" t="t" r="r" b="b"/>
+                                <a:pathLst>
+                                  <a:path w="285750" h="66675">
+                                    <a:moveTo>
+                                      <a:pt x="7144" y="7144"/>
+                                    </a:moveTo>
+                                    <a:lnTo>
+                                      <a:pt x="283369" y="7144"/>
+                                    </a:lnTo>
+                                    <a:lnTo>
+                                      <a:pt x="283369" y="64294"/>
+                                    </a:lnTo>
+                                    <a:lnTo>
+                                      <a:pt x="7144" y="64294"/>
+                                    </a:lnTo>
+                                    <a:close/>
+                                  </a:path>
+                                </a:pathLst>
+                              </a:custGeom>
+                              <a:solidFill>
+                                <a:srgbClr val="000000"/>
+                              </a:solidFill>
+                              <a:ln w="9525" cap="flat">
+                                <a:noFill/>
+                                <a:prstDash val="solid"/>
+                                <a:miter/>
+                              </a:ln>
+                            </wps:spPr>
+                            <wps:bodyPr rot="0" spcFirstLastPara="0" vertOverflow="overflow" horzOverflow="overflow" vert="horz" wrap="square" lIns="91440" tIns="45720" rIns="91440" bIns="45720" numCol="1" spcCol="0" rtlCol="0" fromWordArt="0" anchor="ctr" anchorCtr="0" forceAA="0" compatLnSpc="1">
+                              <a:prstTxWarp prst="textNoShape">
+                                <a:avLst/>
+                              </a:prstTxWarp>
+                              <a:noAutofit/>
+                            </wps:bodyPr>
+                          </wps:wsp>
+                          <wps:wsp>
+                            <wps:cNvPr id="369" name="Freeform: Shape 369"/>
+                            <wps:cNvSpPr/>
+                            <wps:spPr>
+                              <a:xfrm>
+                                <a:off x="1516856" y="5688806"/>
+                                <a:ext cx="619125" cy="161925"/>
+                              </a:xfrm>
+                              <a:custGeom>
+                                <a:avLst/>
+                                <a:gdLst>
+                                  <a:gd name="connsiteX0" fmla="*/ 582644 w 619125"/>
+                                  <a:gd name="connsiteY0" fmla="*/ 7144 h 161925"/>
+                                  <a:gd name="connsiteX1" fmla="*/ 41243 w 619125"/>
+                                  <a:gd name="connsiteY1" fmla="*/ 7144 h 161925"/>
+                                  <a:gd name="connsiteX2" fmla="*/ 7144 w 619125"/>
+                                  <a:gd name="connsiteY2" fmla="*/ 41243 h 161925"/>
+                                  <a:gd name="connsiteX3" fmla="*/ 7144 w 619125"/>
+                                  <a:gd name="connsiteY3" fmla="*/ 125444 h 161925"/>
+                                  <a:gd name="connsiteX4" fmla="*/ 41243 w 619125"/>
+                                  <a:gd name="connsiteY4" fmla="*/ 159544 h 161925"/>
+                                  <a:gd name="connsiteX5" fmla="*/ 582644 w 619125"/>
+                                  <a:gd name="connsiteY5" fmla="*/ 159544 h 161925"/>
+                                  <a:gd name="connsiteX6" fmla="*/ 616744 w 619125"/>
+                                  <a:gd name="connsiteY6" fmla="*/ 125444 h 161925"/>
+                                  <a:gd name="connsiteX7" fmla="*/ 616744 w 619125"/>
+                                  <a:gd name="connsiteY7" fmla="*/ 41243 h 161925"/>
+                                  <a:gd name="connsiteX8" fmla="*/ 582644 w 619125"/>
+                                  <a:gd name="connsiteY8" fmla="*/ 7144 h 161925"/>
+                                  <a:gd name="connsiteX9" fmla="*/ 102394 w 619125"/>
+                                  <a:gd name="connsiteY9" fmla="*/ 102394 h 161925"/>
+                                  <a:gd name="connsiteX10" fmla="*/ 83344 w 619125"/>
+                                  <a:gd name="connsiteY10" fmla="*/ 83344 h 161925"/>
+                                  <a:gd name="connsiteX11" fmla="*/ 102394 w 619125"/>
+                                  <a:gd name="connsiteY11" fmla="*/ 64294 h 161925"/>
+                                  <a:gd name="connsiteX12" fmla="*/ 121444 w 619125"/>
+                                  <a:gd name="connsiteY12" fmla="*/ 83344 h 161925"/>
+                                  <a:gd name="connsiteX13" fmla="*/ 102394 w 619125"/>
+                                  <a:gd name="connsiteY13" fmla="*/ 102394 h 161925"/>
+                                  <a:gd name="connsiteX14" fmla="*/ 197644 w 619125"/>
+                                  <a:gd name="connsiteY14" fmla="*/ 102394 h 161925"/>
+                                  <a:gd name="connsiteX15" fmla="*/ 178594 w 619125"/>
+                                  <a:gd name="connsiteY15" fmla="*/ 83344 h 161925"/>
+                                  <a:gd name="connsiteX16" fmla="*/ 197644 w 619125"/>
+                                  <a:gd name="connsiteY16" fmla="*/ 64294 h 161925"/>
+                                  <a:gd name="connsiteX17" fmla="*/ 216694 w 619125"/>
+                                  <a:gd name="connsiteY17" fmla="*/ 83344 h 161925"/>
+                                  <a:gd name="connsiteX18" fmla="*/ 197644 w 619125"/>
+                                  <a:gd name="connsiteY18" fmla="*/ 102394 h 161925"/>
+                                  <a:gd name="connsiteX19" fmla="*/ 292894 w 619125"/>
+                                  <a:gd name="connsiteY19" fmla="*/ 102394 h 161925"/>
+                                  <a:gd name="connsiteX20" fmla="*/ 273844 w 619125"/>
+                                  <a:gd name="connsiteY20" fmla="*/ 83344 h 161925"/>
+                                  <a:gd name="connsiteX21" fmla="*/ 292894 w 619125"/>
+                                  <a:gd name="connsiteY21" fmla="*/ 64294 h 161925"/>
+                                  <a:gd name="connsiteX22" fmla="*/ 311944 w 619125"/>
+                                  <a:gd name="connsiteY22" fmla="*/ 83344 h 161925"/>
+                                  <a:gd name="connsiteX23" fmla="*/ 292894 w 619125"/>
+                                  <a:gd name="connsiteY23" fmla="*/ 102394 h 161925"/>
+                                </a:gdLst>
+                                <a:ahLst/>
+                                <a:cxnLst>
+                                  <a:cxn ang="0">
+                                    <a:pos x="connsiteX0" y="connsiteY0"/>
+                                  </a:cxn>
+                                  <a:cxn ang="0">
+                                    <a:pos x="connsiteX1" y="connsiteY1"/>
+                                  </a:cxn>
+                                  <a:cxn ang="0">
+                                    <a:pos x="connsiteX2" y="connsiteY2"/>
+                                  </a:cxn>
+                                  <a:cxn ang="0">
+                                    <a:pos x="connsiteX3" y="connsiteY3"/>
+                                  </a:cxn>
+                                  <a:cxn ang="0">
+                                    <a:pos x="connsiteX4" y="connsiteY4"/>
+                                  </a:cxn>
+                                  <a:cxn ang="0">
+                                    <a:pos x="connsiteX5" y="connsiteY5"/>
+                                  </a:cxn>
+                                  <a:cxn ang="0">
+                                    <a:pos x="connsiteX6" y="connsiteY6"/>
+                                  </a:cxn>
+                                  <a:cxn ang="0">
+                                    <a:pos x="connsiteX7" y="connsiteY7"/>
+                                  </a:cxn>
+                                  <a:cxn ang="0">
+                                    <a:pos x="connsiteX8" y="connsiteY8"/>
+                                  </a:cxn>
+                                  <a:cxn ang="0">
+                                    <a:pos x="connsiteX9" y="connsiteY9"/>
+                                  </a:cxn>
+                                  <a:cxn ang="0">
+                                    <a:pos x="connsiteX10" y="connsiteY10"/>
+                                  </a:cxn>
+                                  <a:cxn ang="0">
+                                    <a:pos x="connsiteX11" y="connsiteY11"/>
+                                  </a:cxn>
+                                  <a:cxn ang="0">
+                                    <a:pos x="connsiteX12" y="connsiteY12"/>
+                                  </a:cxn>
+                                  <a:cxn ang="0">
+                                    <a:pos x="connsiteX13" y="connsiteY13"/>
+                                  </a:cxn>
+                                  <a:cxn ang="0">
+                                    <a:pos x="connsiteX14" y="connsiteY14"/>
+                                  </a:cxn>
+                                  <a:cxn ang="0">
+                                    <a:pos x="connsiteX15" y="connsiteY15"/>
+                                  </a:cxn>
+                                  <a:cxn ang="0">
+                                    <a:pos x="connsiteX16" y="connsiteY16"/>
+                                  </a:cxn>
+                                  <a:cxn ang="0">
+                                    <a:pos x="connsiteX17" y="connsiteY17"/>
+                                  </a:cxn>
+                                  <a:cxn ang="0">
+                                    <a:pos x="connsiteX18" y="connsiteY18"/>
+                                  </a:cxn>
+                                  <a:cxn ang="0">
+                                    <a:pos x="connsiteX19" y="connsiteY19"/>
+                                  </a:cxn>
+                                  <a:cxn ang="0">
+                                    <a:pos x="connsiteX20" y="connsiteY20"/>
+                                  </a:cxn>
+                                  <a:cxn ang="0">
+                                    <a:pos x="connsiteX21" y="connsiteY21"/>
+                                  </a:cxn>
+                                  <a:cxn ang="0">
+                                    <a:pos x="connsiteX22" y="connsiteY22"/>
+                                  </a:cxn>
+                                  <a:cxn ang="0">
+                                    <a:pos x="connsiteX23" y="connsiteY23"/>
+                                  </a:cxn>
+                                </a:cxnLst>
+                                <a:rect l="l" t="t" r="r" b="b"/>
+                                <a:pathLst>
+                                  <a:path w="619125" h="161925">
+                                    <a:moveTo>
+                                      <a:pt x="582644" y="7144"/>
+                                    </a:moveTo>
+                                    <a:lnTo>
+                                      <a:pt x="41243" y="7144"/>
+                                    </a:lnTo>
+                                    <a:cubicBezTo>
+                                      <a:pt x="22410" y="7144"/>
+                                      <a:pt x="7144" y="22410"/>
+                                      <a:pt x="7144" y="41243"/>
+                                    </a:cubicBezTo>
+                                    <a:lnTo>
+                                      <a:pt x="7144" y="125444"/>
+                                    </a:lnTo>
+                                    <a:cubicBezTo>
+                                      <a:pt x="7144" y="144277"/>
+                                      <a:pt x="22410" y="159544"/>
+                                      <a:pt x="41243" y="159544"/>
+                                    </a:cubicBezTo>
+                                    <a:lnTo>
+                                      <a:pt x="582644" y="159544"/>
+                                    </a:lnTo>
+                                    <a:cubicBezTo>
+                                      <a:pt x="601477" y="159544"/>
+                                      <a:pt x="616744" y="144277"/>
+                                      <a:pt x="616744" y="125444"/>
+                                    </a:cubicBezTo>
+                                    <a:lnTo>
+                                      <a:pt x="616744" y="41243"/>
+                                    </a:lnTo>
+                                    <a:cubicBezTo>
+                                      <a:pt x="616744" y="22410"/>
+                                      <a:pt x="601477" y="7144"/>
+                                      <a:pt x="582644" y="7144"/>
+                                    </a:cubicBezTo>
+                                    <a:close/>
+                                    <a:moveTo>
+                                      <a:pt x="102394" y="102394"/>
+                                    </a:moveTo>
+                                    <a:cubicBezTo>
+                                      <a:pt x="91872" y="102394"/>
+                                      <a:pt x="83344" y="93865"/>
+                                      <a:pt x="83344" y="83344"/>
+                                    </a:cubicBezTo>
+                                    <a:cubicBezTo>
+                                      <a:pt x="83344" y="72822"/>
+                                      <a:pt x="91872" y="64294"/>
+                                      <a:pt x="102394" y="64294"/>
+                                    </a:cubicBezTo>
+                                    <a:cubicBezTo>
+                                      <a:pt x="112915" y="64294"/>
+                                      <a:pt x="121444" y="72822"/>
+                                      <a:pt x="121444" y="83344"/>
+                                    </a:cubicBezTo>
+                                    <a:cubicBezTo>
+                                      <a:pt x="121444" y="93865"/>
+                                      <a:pt x="112915" y="102394"/>
+                                      <a:pt x="102394" y="102394"/>
+                                    </a:cubicBezTo>
+                                    <a:close/>
+                                    <a:moveTo>
+                                      <a:pt x="197644" y="102394"/>
+                                    </a:moveTo>
+                                    <a:cubicBezTo>
+                                      <a:pt x="187122" y="102394"/>
+                                      <a:pt x="178594" y="93865"/>
+                                      <a:pt x="178594" y="83344"/>
+                                    </a:cubicBezTo>
+                                    <a:cubicBezTo>
+                                      <a:pt x="178594" y="72822"/>
+                                      <a:pt x="187122" y="64294"/>
+                                      <a:pt x="197644" y="64294"/>
+                                    </a:cubicBezTo>
+                                    <a:cubicBezTo>
+                                      <a:pt x="208165" y="64294"/>
+                                      <a:pt x="216694" y="72822"/>
+                                      <a:pt x="216694" y="83344"/>
+                                    </a:cubicBezTo>
+                                    <a:cubicBezTo>
+                                      <a:pt x="216694" y="93865"/>
+                                      <a:pt x="208165" y="102394"/>
+                                      <a:pt x="197644" y="102394"/>
+                                    </a:cubicBezTo>
+                                    <a:close/>
+                                    <a:moveTo>
+                                      <a:pt x="292894" y="102394"/>
+                                    </a:moveTo>
+                                    <a:cubicBezTo>
+                                      <a:pt x="282372" y="102394"/>
+                                      <a:pt x="273844" y="93865"/>
+                                      <a:pt x="273844" y="83344"/>
+                                    </a:cubicBezTo>
+                                    <a:cubicBezTo>
+                                      <a:pt x="273844" y="72822"/>
+                                      <a:pt x="282372" y="64294"/>
+                                      <a:pt x="292894" y="64294"/>
+                                    </a:cubicBezTo>
+                                    <a:cubicBezTo>
+                                      <a:pt x="303415" y="64294"/>
+                                      <a:pt x="311944" y="72822"/>
+                                      <a:pt x="311944" y="83344"/>
+                                    </a:cubicBezTo>
+                                    <a:cubicBezTo>
+                                      <a:pt x="311944" y="93865"/>
+                                      <a:pt x="303415" y="102394"/>
+                                      <a:pt x="292894" y="102394"/>
+                                    </a:cubicBezTo>
+                                    <a:close/>
+                                  </a:path>
+                                </a:pathLst>
+                              </a:custGeom>
+                              <a:solidFill>
+                                <a:srgbClr val="000000"/>
+                              </a:solidFill>
+                              <a:ln w="9525" cap="flat">
+                                <a:noFill/>
+                                <a:prstDash val="solid"/>
+                                <a:miter/>
+                              </a:ln>
+                            </wps:spPr>
+                            <wps:bodyPr rot="0" spcFirstLastPara="0" vertOverflow="overflow" horzOverflow="overflow" vert="horz" wrap="square" lIns="91440" tIns="45720" rIns="91440" bIns="45720" numCol="1" spcCol="0" rtlCol="0" fromWordArt="0" anchor="ctr" anchorCtr="0" forceAA="0" compatLnSpc="1">
+                              <a:prstTxWarp prst="textNoShape">
+                                <a:avLst/>
+                              </a:prstTxWarp>
+                              <a:noAutofit/>
+                            </wps:bodyPr>
+                          </wps:wsp>
+                          <wps:wsp>
+                            <wps:cNvPr id="370" name="Freeform: Shape 370"/>
+                            <wps:cNvSpPr/>
+                            <wps:spPr>
+                              <a:xfrm>
+                                <a:off x="1516856" y="5498306"/>
+                                <a:ext cx="619125" cy="161925"/>
+                              </a:xfrm>
+                              <a:custGeom>
+                                <a:avLst/>
+                                <a:gdLst>
+                                  <a:gd name="connsiteX0" fmla="*/ 582644 w 619125"/>
+                                  <a:gd name="connsiteY0" fmla="*/ 7144 h 161925"/>
+                                  <a:gd name="connsiteX1" fmla="*/ 41243 w 619125"/>
+                                  <a:gd name="connsiteY1" fmla="*/ 7144 h 161925"/>
+                                  <a:gd name="connsiteX2" fmla="*/ 7144 w 619125"/>
+                                  <a:gd name="connsiteY2" fmla="*/ 41243 h 161925"/>
+                                  <a:gd name="connsiteX3" fmla="*/ 7144 w 619125"/>
+                                  <a:gd name="connsiteY3" fmla="*/ 125444 h 161925"/>
+                                  <a:gd name="connsiteX4" fmla="*/ 41243 w 619125"/>
+                                  <a:gd name="connsiteY4" fmla="*/ 159544 h 161925"/>
+                                  <a:gd name="connsiteX5" fmla="*/ 582644 w 619125"/>
+                                  <a:gd name="connsiteY5" fmla="*/ 159544 h 161925"/>
+                                  <a:gd name="connsiteX6" fmla="*/ 616744 w 619125"/>
+                                  <a:gd name="connsiteY6" fmla="*/ 125444 h 161925"/>
+                                  <a:gd name="connsiteX7" fmla="*/ 616744 w 619125"/>
+                                  <a:gd name="connsiteY7" fmla="*/ 41243 h 161925"/>
+                                  <a:gd name="connsiteX8" fmla="*/ 582644 w 619125"/>
+                                  <a:gd name="connsiteY8" fmla="*/ 7144 h 161925"/>
+                                  <a:gd name="connsiteX9" fmla="*/ 102394 w 619125"/>
+                                  <a:gd name="connsiteY9" fmla="*/ 102394 h 161925"/>
+                                  <a:gd name="connsiteX10" fmla="*/ 83344 w 619125"/>
+                                  <a:gd name="connsiteY10" fmla="*/ 83344 h 161925"/>
+                                  <a:gd name="connsiteX11" fmla="*/ 102394 w 619125"/>
+                                  <a:gd name="connsiteY11" fmla="*/ 64294 h 161925"/>
+                                  <a:gd name="connsiteX12" fmla="*/ 121444 w 619125"/>
+                                  <a:gd name="connsiteY12" fmla="*/ 83344 h 161925"/>
+                                  <a:gd name="connsiteX13" fmla="*/ 102394 w 619125"/>
+                                  <a:gd name="connsiteY13" fmla="*/ 102394 h 161925"/>
+                                  <a:gd name="connsiteX14" fmla="*/ 197644 w 619125"/>
+                                  <a:gd name="connsiteY14" fmla="*/ 102394 h 161925"/>
+                                  <a:gd name="connsiteX15" fmla="*/ 178594 w 619125"/>
+                                  <a:gd name="connsiteY15" fmla="*/ 83344 h 161925"/>
+                                  <a:gd name="connsiteX16" fmla="*/ 197644 w 619125"/>
+                                  <a:gd name="connsiteY16" fmla="*/ 64294 h 161925"/>
+                                  <a:gd name="connsiteX17" fmla="*/ 216694 w 619125"/>
+                                  <a:gd name="connsiteY17" fmla="*/ 83344 h 161925"/>
+                                  <a:gd name="connsiteX18" fmla="*/ 197644 w 619125"/>
+                                  <a:gd name="connsiteY18" fmla="*/ 102394 h 161925"/>
+                                  <a:gd name="connsiteX19" fmla="*/ 292894 w 619125"/>
+                                  <a:gd name="connsiteY19" fmla="*/ 102394 h 161925"/>
+                                  <a:gd name="connsiteX20" fmla="*/ 273844 w 619125"/>
+                                  <a:gd name="connsiteY20" fmla="*/ 83344 h 161925"/>
+                                  <a:gd name="connsiteX21" fmla="*/ 292894 w 619125"/>
+                                  <a:gd name="connsiteY21" fmla="*/ 64294 h 161925"/>
+                                  <a:gd name="connsiteX22" fmla="*/ 311944 w 619125"/>
+                                  <a:gd name="connsiteY22" fmla="*/ 83344 h 161925"/>
+                                  <a:gd name="connsiteX23" fmla="*/ 292894 w 619125"/>
+                                  <a:gd name="connsiteY23" fmla="*/ 102394 h 161925"/>
+                                </a:gdLst>
+                                <a:ahLst/>
+                                <a:cxnLst>
+                                  <a:cxn ang="0">
+                                    <a:pos x="connsiteX0" y="connsiteY0"/>
+                                  </a:cxn>
+                                  <a:cxn ang="0">
+                                    <a:pos x="connsiteX1" y="connsiteY1"/>
+                                  </a:cxn>
+                                  <a:cxn ang="0">
+                                    <a:pos x="connsiteX2" y="connsiteY2"/>
+                                  </a:cxn>
+                                  <a:cxn ang="0">
+                                    <a:pos x="connsiteX3" y="connsiteY3"/>
+                                  </a:cxn>
+                                  <a:cxn ang="0">
+                                    <a:pos x="connsiteX4" y="connsiteY4"/>
+                                  </a:cxn>
+                                  <a:cxn ang="0">
+                                    <a:pos x="connsiteX5" y="connsiteY5"/>
+                                  </a:cxn>
+                                  <a:cxn ang="0">
+                                    <a:pos x="connsiteX6" y="connsiteY6"/>
+                                  </a:cxn>
+                                  <a:cxn ang="0">
+                                    <a:pos x="connsiteX7" y="connsiteY7"/>
+                                  </a:cxn>
+                                  <a:cxn ang="0">
+                                    <a:pos x="connsiteX8" y="connsiteY8"/>
+                                  </a:cxn>
+                                  <a:cxn ang="0">
+                                    <a:pos x="connsiteX9" y="connsiteY9"/>
+                                  </a:cxn>
+                                  <a:cxn ang="0">
+                                    <a:pos x="connsiteX10" y="connsiteY10"/>
+                                  </a:cxn>
+                                  <a:cxn ang="0">
+                                    <a:pos x="connsiteX11" y="connsiteY11"/>
+                                  </a:cxn>
+                                  <a:cxn ang="0">
+                                    <a:pos x="connsiteX12" y="connsiteY12"/>
+                                  </a:cxn>
+                                  <a:cxn ang="0">
+                                    <a:pos x="connsiteX13" y="connsiteY13"/>
+                                  </a:cxn>
+                                  <a:cxn ang="0">
+                                    <a:pos x="connsiteX14" y="connsiteY14"/>
+                                  </a:cxn>
+                                  <a:cxn ang="0">
+                                    <a:pos x="connsiteX15" y="connsiteY15"/>
+                                  </a:cxn>
+                                  <a:cxn ang="0">
+                                    <a:pos x="connsiteX16" y="connsiteY16"/>
+                                  </a:cxn>
+                                  <a:cxn ang="0">
+                                    <a:pos x="connsiteX17" y="connsiteY17"/>
+                                  </a:cxn>
+                                  <a:cxn ang="0">
+                                    <a:pos x="connsiteX18" y="connsiteY18"/>
+                                  </a:cxn>
+                                  <a:cxn ang="0">
+                                    <a:pos x="connsiteX19" y="connsiteY19"/>
+                                  </a:cxn>
+                                  <a:cxn ang="0">
+                                    <a:pos x="connsiteX20" y="connsiteY20"/>
+                                  </a:cxn>
+                                  <a:cxn ang="0">
+                                    <a:pos x="connsiteX21" y="connsiteY21"/>
+                                  </a:cxn>
+                                  <a:cxn ang="0">
+                                    <a:pos x="connsiteX22" y="connsiteY22"/>
+                                  </a:cxn>
+                                  <a:cxn ang="0">
+                                    <a:pos x="connsiteX23" y="connsiteY23"/>
+                                  </a:cxn>
+                                </a:cxnLst>
+                                <a:rect l="l" t="t" r="r" b="b"/>
+                                <a:pathLst>
+                                  <a:path w="619125" h="161925">
+                                    <a:moveTo>
+                                      <a:pt x="582644" y="7144"/>
+                                    </a:moveTo>
+                                    <a:lnTo>
+                                      <a:pt x="41243" y="7144"/>
+                                    </a:lnTo>
+                                    <a:cubicBezTo>
+                                      <a:pt x="22410" y="7144"/>
+                                      <a:pt x="7144" y="22410"/>
+                                      <a:pt x="7144" y="41243"/>
+                                    </a:cubicBezTo>
+                                    <a:lnTo>
+                                      <a:pt x="7144" y="125444"/>
+                                    </a:lnTo>
+                                    <a:cubicBezTo>
+                                      <a:pt x="7144" y="144277"/>
+                                      <a:pt x="22410" y="159544"/>
+                                      <a:pt x="41243" y="159544"/>
+                                    </a:cubicBezTo>
+                                    <a:lnTo>
+                                      <a:pt x="582644" y="159544"/>
+                                    </a:lnTo>
+                                    <a:cubicBezTo>
+                                      <a:pt x="601477" y="159544"/>
+                                      <a:pt x="616744" y="144277"/>
+                                      <a:pt x="616744" y="125444"/>
+                                    </a:cubicBezTo>
+                                    <a:lnTo>
+                                      <a:pt x="616744" y="41243"/>
+                                    </a:lnTo>
+                                    <a:cubicBezTo>
+                                      <a:pt x="616744" y="22410"/>
+                                      <a:pt x="601477" y="7144"/>
+                                      <a:pt x="582644" y="7144"/>
+                                    </a:cubicBezTo>
+                                    <a:close/>
+                                    <a:moveTo>
+                                      <a:pt x="102394" y="102394"/>
+                                    </a:moveTo>
+                                    <a:cubicBezTo>
+                                      <a:pt x="91872" y="102394"/>
+                                      <a:pt x="83344" y="93865"/>
+                                      <a:pt x="83344" y="83344"/>
+                                    </a:cubicBezTo>
+                                    <a:cubicBezTo>
+                                      <a:pt x="83344" y="72822"/>
+                                      <a:pt x="91872" y="64294"/>
+                                      <a:pt x="102394" y="64294"/>
+                                    </a:cubicBezTo>
+                                    <a:cubicBezTo>
+                                      <a:pt x="112915" y="64294"/>
+                                      <a:pt x="121444" y="72822"/>
+                                      <a:pt x="121444" y="83344"/>
+                                    </a:cubicBezTo>
+                                    <a:cubicBezTo>
+                                      <a:pt x="121444" y="93865"/>
+                                      <a:pt x="112915" y="102394"/>
+                                      <a:pt x="102394" y="102394"/>
+                                    </a:cubicBezTo>
+                                    <a:close/>
+                                    <a:moveTo>
+                                      <a:pt x="197644" y="102394"/>
+                                    </a:moveTo>
+                                    <a:cubicBezTo>
+                                      <a:pt x="187122" y="102394"/>
+                                      <a:pt x="178594" y="93865"/>
+                                      <a:pt x="178594" y="83344"/>
+                                    </a:cubicBezTo>
+                                    <a:cubicBezTo>
+                                      <a:pt x="178594" y="72822"/>
+                                      <a:pt x="187122" y="64294"/>
+                                      <a:pt x="197644" y="64294"/>
+                                    </a:cubicBezTo>
+                                    <a:cubicBezTo>
+                                      <a:pt x="208165" y="64294"/>
+                                      <a:pt x="216694" y="72822"/>
+                                      <a:pt x="216694" y="83344"/>
+                                    </a:cubicBezTo>
+                                    <a:cubicBezTo>
+                                      <a:pt x="216694" y="93865"/>
+                                      <a:pt x="208165" y="102394"/>
+                                      <a:pt x="197644" y="102394"/>
+                                    </a:cubicBezTo>
+                                    <a:close/>
+                                    <a:moveTo>
+                                      <a:pt x="292894" y="102394"/>
+                                    </a:moveTo>
+                                    <a:cubicBezTo>
+                                      <a:pt x="282372" y="102394"/>
+                                      <a:pt x="273844" y="93865"/>
+                                      <a:pt x="273844" y="83344"/>
+                                    </a:cubicBezTo>
+                                    <a:cubicBezTo>
+                                      <a:pt x="273844" y="72822"/>
+                                      <a:pt x="282372" y="64294"/>
+                                      <a:pt x="292894" y="64294"/>
+                                    </a:cubicBezTo>
+                                    <a:cubicBezTo>
+                                      <a:pt x="303415" y="64294"/>
+                                      <a:pt x="311944" y="72822"/>
+                                      <a:pt x="311944" y="83344"/>
+                                    </a:cubicBezTo>
+                                    <a:cubicBezTo>
+                                      <a:pt x="311944" y="93865"/>
+                                      <a:pt x="303415" y="102394"/>
+                                      <a:pt x="292894" y="102394"/>
+                                    </a:cubicBezTo>
+                                    <a:close/>
+                                  </a:path>
+                                </a:pathLst>
+                              </a:custGeom>
+                              <a:solidFill>
+                                <a:srgbClr val="000000"/>
+                              </a:solidFill>
+                              <a:ln w="9525" cap="flat">
+                                <a:noFill/>
+                                <a:prstDash val="solid"/>
+                                <a:miter/>
+                              </a:ln>
+                            </wps:spPr>
+                            <wps:bodyPr rot="0" spcFirstLastPara="0" vertOverflow="overflow" horzOverflow="overflow" vert="horz" wrap="square" lIns="91440" tIns="45720" rIns="91440" bIns="45720" numCol="1" spcCol="0" rtlCol="0" fromWordArt="0" anchor="ctr" anchorCtr="0" forceAA="0" compatLnSpc="1">
+                              <a:prstTxWarp prst="textNoShape">
+                                <a:avLst/>
+                              </a:prstTxWarp>
+                              <a:noAutofit/>
+                            </wps:bodyPr>
+                          </wps:wsp>
+                          <wps:wsp>
+                            <wps:cNvPr id="371" name="Freeform: Shape 371"/>
+                            <wps:cNvSpPr/>
+                            <wps:spPr>
+                              <a:xfrm>
+                                <a:off x="1516856" y="5307806"/>
+                                <a:ext cx="619125" cy="161925"/>
+                              </a:xfrm>
+                              <a:custGeom>
+                                <a:avLst/>
+                                <a:gdLst>
+                                  <a:gd name="connsiteX0" fmla="*/ 582644 w 619125"/>
+                                  <a:gd name="connsiteY0" fmla="*/ 7144 h 161925"/>
+                                  <a:gd name="connsiteX1" fmla="*/ 41243 w 619125"/>
+                                  <a:gd name="connsiteY1" fmla="*/ 7144 h 161925"/>
+                                  <a:gd name="connsiteX2" fmla="*/ 7144 w 619125"/>
+                                  <a:gd name="connsiteY2" fmla="*/ 41243 h 161925"/>
+                                  <a:gd name="connsiteX3" fmla="*/ 7144 w 619125"/>
+                                  <a:gd name="connsiteY3" fmla="*/ 125444 h 161925"/>
+                                  <a:gd name="connsiteX4" fmla="*/ 41243 w 619125"/>
+                                  <a:gd name="connsiteY4" fmla="*/ 159544 h 161925"/>
+                                  <a:gd name="connsiteX5" fmla="*/ 582644 w 619125"/>
+                                  <a:gd name="connsiteY5" fmla="*/ 159544 h 161925"/>
+                                  <a:gd name="connsiteX6" fmla="*/ 616744 w 619125"/>
+                                  <a:gd name="connsiteY6" fmla="*/ 125444 h 161925"/>
+                                  <a:gd name="connsiteX7" fmla="*/ 616744 w 619125"/>
+                                  <a:gd name="connsiteY7" fmla="*/ 41243 h 161925"/>
+                                  <a:gd name="connsiteX8" fmla="*/ 582644 w 619125"/>
+                                  <a:gd name="connsiteY8" fmla="*/ 7144 h 161925"/>
+                                  <a:gd name="connsiteX9" fmla="*/ 102394 w 619125"/>
+                                  <a:gd name="connsiteY9" fmla="*/ 102394 h 161925"/>
+                                  <a:gd name="connsiteX10" fmla="*/ 83344 w 619125"/>
+                                  <a:gd name="connsiteY10" fmla="*/ 83344 h 161925"/>
+                                  <a:gd name="connsiteX11" fmla="*/ 102394 w 619125"/>
+                                  <a:gd name="connsiteY11" fmla="*/ 64294 h 161925"/>
+                                  <a:gd name="connsiteX12" fmla="*/ 121444 w 619125"/>
+                                  <a:gd name="connsiteY12" fmla="*/ 83344 h 161925"/>
+                                  <a:gd name="connsiteX13" fmla="*/ 102394 w 619125"/>
+                                  <a:gd name="connsiteY13" fmla="*/ 102394 h 161925"/>
+                                  <a:gd name="connsiteX14" fmla="*/ 197644 w 619125"/>
+                                  <a:gd name="connsiteY14" fmla="*/ 102394 h 161925"/>
+                                  <a:gd name="connsiteX15" fmla="*/ 178594 w 619125"/>
+                                  <a:gd name="connsiteY15" fmla="*/ 83344 h 161925"/>
+                                  <a:gd name="connsiteX16" fmla="*/ 197644 w 619125"/>
+                                  <a:gd name="connsiteY16" fmla="*/ 64294 h 161925"/>
+                                  <a:gd name="connsiteX17" fmla="*/ 216694 w 619125"/>
+                                  <a:gd name="connsiteY17" fmla="*/ 83344 h 161925"/>
+                                  <a:gd name="connsiteX18" fmla="*/ 197644 w 619125"/>
+                                  <a:gd name="connsiteY18" fmla="*/ 102394 h 161925"/>
+                                  <a:gd name="connsiteX19" fmla="*/ 292894 w 619125"/>
+                                  <a:gd name="connsiteY19" fmla="*/ 102394 h 161925"/>
+                                  <a:gd name="connsiteX20" fmla="*/ 273844 w 619125"/>
+                                  <a:gd name="connsiteY20" fmla="*/ 83344 h 161925"/>
+                                  <a:gd name="connsiteX21" fmla="*/ 292894 w 619125"/>
+                                  <a:gd name="connsiteY21" fmla="*/ 64294 h 161925"/>
+                                  <a:gd name="connsiteX22" fmla="*/ 311944 w 619125"/>
+                                  <a:gd name="connsiteY22" fmla="*/ 83344 h 161925"/>
+                                  <a:gd name="connsiteX23" fmla="*/ 292894 w 619125"/>
+                                  <a:gd name="connsiteY23" fmla="*/ 102394 h 161925"/>
+                                </a:gdLst>
+                                <a:ahLst/>
+                                <a:cxnLst>
+                                  <a:cxn ang="0">
+                                    <a:pos x="connsiteX0" y="connsiteY0"/>
+                                  </a:cxn>
+                                  <a:cxn ang="0">
+                                    <a:pos x="connsiteX1" y="connsiteY1"/>
+                                  </a:cxn>
+                                  <a:cxn ang="0">
+                                    <a:pos x="connsiteX2" y="connsiteY2"/>
+                                  </a:cxn>
+                                  <a:cxn ang="0">
+                                    <a:pos x="connsiteX3" y="connsiteY3"/>
+                                  </a:cxn>
+                                  <a:cxn ang="0">
+                                    <a:pos x="connsiteX4" y="connsiteY4"/>
+                                  </a:cxn>
+                                  <a:cxn ang="0">
+                                    <a:pos x="connsiteX5" y="connsiteY5"/>
+                                  </a:cxn>
+                                  <a:cxn ang="0">
+                                    <a:pos x="connsiteX6" y="connsiteY6"/>
+                                  </a:cxn>
+                                  <a:cxn ang="0">
+                                    <a:pos x="connsiteX7" y="connsiteY7"/>
+                                  </a:cxn>
+                                  <a:cxn ang="0">
+                                    <a:pos x="connsiteX8" y="connsiteY8"/>
+                                  </a:cxn>
+                                  <a:cxn ang="0">
+                                    <a:pos x="connsiteX9" y="connsiteY9"/>
+                                  </a:cxn>
+                                  <a:cxn ang="0">
+                                    <a:pos x="connsiteX10" y="connsiteY10"/>
+                                  </a:cxn>
+                                  <a:cxn ang="0">
+                                    <a:pos x="connsiteX11" y="connsiteY11"/>
+                                  </a:cxn>
+                                  <a:cxn ang="0">
+                                    <a:pos x="connsiteX12" y="connsiteY12"/>
+                                  </a:cxn>
+                                  <a:cxn ang="0">
+                                    <a:pos x="connsiteX13" y="connsiteY13"/>
+                                  </a:cxn>
+                                  <a:cxn ang="0">
+                                    <a:pos x="connsiteX14" y="connsiteY14"/>
+                                  </a:cxn>
+                                  <a:cxn ang="0">
+                                    <a:pos x="connsiteX15" y="connsiteY15"/>
+                                  </a:cxn>
+                                  <a:cxn ang="0">
+                                    <a:pos x="connsiteX16" y="connsiteY16"/>
+                                  </a:cxn>
+                                  <a:cxn ang="0">
+                                    <a:pos x="connsiteX17" y="connsiteY17"/>
+                                  </a:cxn>
+                                  <a:cxn ang="0">
+                                    <a:pos x="connsiteX18" y="connsiteY18"/>
+                                  </a:cxn>
+                                  <a:cxn ang="0">
+                                    <a:pos x="connsiteX19" y="connsiteY19"/>
+                                  </a:cxn>
+                                  <a:cxn ang="0">
+                                    <a:pos x="connsiteX20" y="connsiteY20"/>
+                                  </a:cxn>
+                                  <a:cxn ang="0">
+                                    <a:pos x="connsiteX21" y="connsiteY21"/>
+                                  </a:cxn>
+                                  <a:cxn ang="0">
+                                    <a:pos x="connsiteX22" y="connsiteY22"/>
+                                  </a:cxn>
+                                  <a:cxn ang="0">
+                                    <a:pos x="connsiteX23" y="connsiteY23"/>
+                                  </a:cxn>
+                                </a:cxnLst>
+                                <a:rect l="l" t="t" r="r" b="b"/>
+                                <a:pathLst>
+                                  <a:path w="619125" h="161925">
+                                    <a:moveTo>
+                                      <a:pt x="582644" y="7144"/>
+                                    </a:moveTo>
+                                    <a:lnTo>
+                                      <a:pt x="41243" y="7144"/>
+                                    </a:lnTo>
+                                    <a:cubicBezTo>
+                                      <a:pt x="22410" y="7144"/>
+                                      <a:pt x="7144" y="22410"/>
+                                      <a:pt x="7144" y="41243"/>
+                                    </a:cubicBezTo>
+                                    <a:lnTo>
+                                      <a:pt x="7144" y="125444"/>
+                                    </a:lnTo>
+                                    <a:cubicBezTo>
+                                      <a:pt x="7144" y="144277"/>
+                                      <a:pt x="22410" y="159544"/>
+                                      <a:pt x="41243" y="159544"/>
+                                    </a:cubicBezTo>
+                                    <a:lnTo>
+                                      <a:pt x="582644" y="159544"/>
+                                    </a:lnTo>
+                                    <a:cubicBezTo>
+                                      <a:pt x="601477" y="159544"/>
+                                      <a:pt x="616744" y="144277"/>
+                                      <a:pt x="616744" y="125444"/>
+                                    </a:cubicBezTo>
+                                    <a:lnTo>
+                                      <a:pt x="616744" y="41243"/>
+                                    </a:lnTo>
+                                    <a:cubicBezTo>
+                                      <a:pt x="616744" y="22410"/>
+                                      <a:pt x="601477" y="7144"/>
+                                      <a:pt x="582644" y="7144"/>
+                                    </a:cubicBezTo>
+                                    <a:close/>
+                                    <a:moveTo>
+                                      <a:pt x="102394" y="102394"/>
+                                    </a:moveTo>
+                                    <a:cubicBezTo>
+                                      <a:pt x="91872" y="102394"/>
+                                      <a:pt x="83344" y="93865"/>
+                                      <a:pt x="83344" y="83344"/>
+                                    </a:cubicBezTo>
+                                    <a:cubicBezTo>
+                                      <a:pt x="83344" y="72822"/>
+                                      <a:pt x="91872" y="64294"/>
+                                      <a:pt x="102394" y="64294"/>
+                                    </a:cubicBezTo>
+                                    <a:cubicBezTo>
+                                      <a:pt x="112915" y="64294"/>
+                                      <a:pt x="121444" y="72822"/>
+                                      <a:pt x="121444" y="83344"/>
+                                    </a:cubicBezTo>
+                                    <a:cubicBezTo>
+                                      <a:pt x="121444" y="93865"/>
+                                      <a:pt x="112915" y="102394"/>
+                                      <a:pt x="102394" y="102394"/>
+                                    </a:cubicBezTo>
+                                    <a:close/>
+                                    <a:moveTo>
+                                      <a:pt x="197644" y="102394"/>
+                                    </a:moveTo>
+                                    <a:cubicBezTo>
+                                      <a:pt x="187122" y="102394"/>
+                                      <a:pt x="178594" y="93865"/>
+                                      <a:pt x="178594" y="83344"/>
+                                    </a:cubicBezTo>
+                                    <a:cubicBezTo>
+                                      <a:pt x="178594" y="72822"/>
+                                      <a:pt x="187122" y="64294"/>
+                                      <a:pt x="197644" y="64294"/>
+                                    </a:cubicBezTo>
+                                    <a:cubicBezTo>
+                                      <a:pt x="208165" y="64294"/>
+                                      <a:pt x="216694" y="72822"/>
+                                      <a:pt x="216694" y="83344"/>
+                                    </a:cubicBezTo>
+                                    <a:cubicBezTo>
+                                      <a:pt x="216694" y="93865"/>
+                                      <a:pt x="208165" y="102394"/>
+                                      <a:pt x="197644" y="102394"/>
+                                    </a:cubicBezTo>
+                                    <a:close/>
+                                    <a:moveTo>
+                                      <a:pt x="292894" y="102394"/>
+                                    </a:moveTo>
+                                    <a:cubicBezTo>
+                                      <a:pt x="282372" y="102394"/>
+                                      <a:pt x="273844" y="93865"/>
+                                      <a:pt x="273844" y="83344"/>
+                                    </a:cubicBezTo>
+                                    <a:cubicBezTo>
+                                      <a:pt x="273844" y="72822"/>
+                                      <a:pt x="282372" y="64294"/>
+                                      <a:pt x="292894" y="64294"/>
+                                    </a:cubicBezTo>
+                                    <a:cubicBezTo>
+                                      <a:pt x="303415" y="64294"/>
+                                      <a:pt x="311944" y="72822"/>
+                                      <a:pt x="311944" y="83344"/>
+                                    </a:cubicBezTo>
+                                    <a:cubicBezTo>
+                                      <a:pt x="311944" y="93865"/>
+                                      <a:pt x="303415" y="102394"/>
+                                      <a:pt x="292894" y="102394"/>
+                                    </a:cubicBezTo>
+                                    <a:close/>
+                                  </a:path>
+                                </a:pathLst>
+                              </a:custGeom>
+                              <a:solidFill>
+                                <a:srgbClr val="000000"/>
+                              </a:solidFill>
+                              <a:ln w="9525" cap="flat">
+                                <a:noFill/>
+                                <a:prstDash val="solid"/>
+                                <a:miter/>
+                              </a:ln>
+                            </wps:spPr>
+                            <wps:bodyPr rot="0" spcFirstLastPara="0" vertOverflow="overflow" horzOverflow="overflow" vert="horz" wrap="square" lIns="91440" tIns="45720" rIns="91440" bIns="45720" numCol="1" spcCol="0" rtlCol="0" fromWordArt="0" anchor="ctr" anchorCtr="0" forceAA="0" compatLnSpc="1">
+                              <a:prstTxWarp prst="textNoShape">
+                                <a:avLst/>
+                              </a:prstTxWarp>
+                              <a:noAutofit/>
+                            </wps:bodyPr>
+                          </wps:wsp>
+                        </wpg:grpSp>
+                        <wpg:grpSp>
+                          <wpg:cNvPr id="372" name="Graphic 349" descr="Camera"/>
+                          <wpg:cNvGrpSpPr/>
+                          <wpg:grpSpPr>
+                            <a:xfrm>
+                              <a:off x="2038350" y="161925"/>
+                              <a:ext cx="1276350" cy="466725"/>
+                              <a:chOff x="3200400" y="2990850"/>
+                              <a:chExt cx="981075" cy="466725"/>
+                            </a:xfrm>
+                          </wpg:grpSpPr>
+                          <wps:wsp>
+                            <wps:cNvPr id="373" name="Freeform: Shape 373"/>
+                            <wps:cNvSpPr/>
+                            <wps:spPr>
+                              <a:xfrm>
+                                <a:off x="3273933" y="3059864"/>
+                                <a:ext cx="827782" cy="325735"/>
+                              </a:xfrm>
+                              <a:custGeom>
+                                <a:avLst/>
+                                <a:gdLst>
+                                  <a:gd name="connsiteX0" fmla="*/ 417005 w 827782"/>
+                                  <a:gd name="connsiteY0" fmla="*/ 285892 h 325735"/>
+                                  <a:gd name="connsiteX1" fmla="*/ 233053 w 827782"/>
+                                  <a:gd name="connsiteY1" fmla="*/ 198381 h 325735"/>
+                                  <a:gd name="connsiteX2" fmla="*/ 417005 w 827782"/>
+                                  <a:gd name="connsiteY2" fmla="*/ 110870 h 325735"/>
+                                  <a:gd name="connsiteX3" fmla="*/ 600956 w 827782"/>
+                                  <a:gd name="connsiteY3" fmla="*/ 198381 h 325735"/>
+                                  <a:gd name="connsiteX4" fmla="*/ 417005 w 827782"/>
+                                  <a:gd name="connsiteY4" fmla="*/ 285892 h 325735"/>
+                                  <a:gd name="connsiteX5" fmla="*/ 212614 w 827782"/>
+                                  <a:gd name="connsiteY5" fmla="*/ 130317 h 325735"/>
+                                  <a:gd name="connsiteX6" fmla="*/ 89980 w 827782"/>
+                                  <a:gd name="connsiteY6" fmla="*/ 130317 h 325735"/>
+                                  <a:gd name="connsiteX7" fmla="*/ 89980 w 827782"/>
+                                  <a:gd name="connsiteY7" fmla="*/ 91423 h 325735"/>
+                                  <a:gd name="connsiteX8" fmla="*/ 212614 w 827782"/>
+                                  <a:gd name="connsiteY8" fmla="*/ 91423 h 325735"/>
+                                  <a:gd name="connsiteX9" fmla="*/ 212614 w 827782"/>
+                                  <a:gd name="connsiteY9" fmla="*/ 130317 h 325735"/>
+                                  <a:gd name="connsiteX10" fmla="*/ 784908 w 827782"/>
+                                  <a:gd name="connsiteY10" fmla="*/ 52529 h 325735"/>
+                                  <a:gd name="connsiteX11" fmla="*/ 580517 w 827782"/>
+                                  <a:gd name="connsiteY11" fmla="*/ 52529 h 325735"/>
+                                  <a:gd name="connsiteX12" fmla="*/ 519200 w 827782"/>
+                                  <a:gd name="connsiteY12" fmla="*/ 3912 h 325735"/>
+                                  <a:gd name="connsiteX13" fmla="*/ 314809 w 827782"/>
+                                  <a:gd name="connsiteY13" fmla="*/ 3912 h 325735"/>
+                                  <a:gd name="connsiteX14" fmla="*/ 253492 w 827782"/>
+                                  <a:gd name="connsiteY14" fmla="*/ 52529 h 325735"/>
+                                  <a:gd name="connsiteX15" fmla="*/ 49102 w 827782"/>
+                                  <a:gd name="connsiteY15" fmla="*/ 52529 h 325735"/>
+                                  <a:gd name="connsiteX16" fmla="*/ 8224 w 827782"/>
+                                  <a:gd name="connsiteY16" fmla="*/ 71976 h 325735"/>
+                                  <a:gd name="connsiteX17" fmla="*/ 8224 w 827782"/>
+                                  <a:gd name="connsiteY17" fmla="*/ 305339 h 325735"/>
+                                  <a:gd name="connsiteX18" fmla="*/ 49102 w 827782"/>
+                                  <a:gd name="connsiteY18" fmla="*/ 324786 h 325735"/>
+                                  <a:gd name="connsiteX19" fmla="*/ 784908 w 827782"/>
+                                  <a:gd name="connsiteY19" fmla="*/ 324786 h 325735"/>
+                                  <a:gd name="connsiteX20" fmla="*/ 825786 w 827782"/>
+                                  <a:gd name="connsiteY20" fmla="*/ 305339 h 325735"/>
+                                  <a:gd name="connsiteX21" fmla="*/ 825786 w 827782"/>
+                                  <a:gd name="connsiteY21" fmla="*/ 71976 h 325735"/>
+                                  <a:gd name="connsiteX22" fmla="*/ 784908 w 827782"/>
+                                  <a:gd name="connsiteY22" fmla="*/ 52529 h 325735"/>
+                                </a:gdLst>
+                                <a:ahLst/>
+                                <a:cxnLst>
+                                  <a:cxn ang="0">
+                                    <a:pos x="connsiteX0" y="connsiteY0"/>
+                                  </a:cxn>
+                                  <a:cxn ang="0">
+                                    <a:pos x="connsiteX1" y="connsiteY1"/>
+                                  </a:cxn>
+                                  <a:cxn ang="0">
+                                    <a:pos x="connsiteX2" y="connsiteY2"/>
+                                  </a:cxn>
+                                  <a:cxn ang="0">
+                                    <a:pos x="connsiteX3" y="connsiteY3"/>
+                                  </a:cxn>
+                                  <a:cxn ang="0">
+                                    <a:pos x="connsiteX4" y="connsiteY4"/>
+                                  </a:cxn>
+                                  <a:cxn ang="0">
+                                    <a:pos x="connsiteX5" y="connsiteY5"/>
+                                  </a:cxn>
+                                  <a:cxn ang="0">
+                                    <a:pos x="connsiteX6" y="connsiteY6"/>
+                                  </a:cxn>
+                                  <a:cxn ang="0">
+                                    <a:pos x="connsiteX7" y="connsiteY7"/>
+                                  </a:cxn>
+                                  <a:cxn ang="0">
+                                    <a:pos x="connsiteX8" y="connsiteY8"/>
+                                  </a:cxn>
+                                  <a:cxn ang="0">
+                                    <a:pos x="connsiteX9" y="connsiteY9"/>
+                                  </a:cxn>
+                                  <a:cxn ang="0">
+                                    <a:pos x="connsiteX10" y="connsiteY10"/>
+                                  </a:cxn>
+                                  <a:cxn ang="0">
+                                    <a:pos x="connsiteX11" y="connsiteY11"/>
+                                  </a:cxn>
+                                  <a:cxn ang="0">
+                                    <a:pos x="connsiteX12" y="connsiteY12"/>
+                                  </a:cxn>
+                                  <a:cxn ang="0">
+                                    <a:pos x="connsiteX13" y="connsiteY13"/>
+                                  </a:cxn>
+                                  <a:cxn ang="0">
+                                    <a:pos x="connsiteX14" y="connsiteY14"/>
+                                  </a:cxn>
+                                  <a:cxn ang="0">
+                                    <a:pos x="connsiteX15" y="connsiteY15"/>
+                                  </a:cxn>
+                                  <a:cxn ang="0">
+                                    <a:pos x="connsiteX16" y="connsiteY16"/>
+                                  </a:cxn>
+                                  <a:cxn ang="0">
+                                    <a:pos x="connsiteX17" y="connsiteY17"/>
+                                  </a:cxn>
+                                  <a:cxn ang="0">
+                                    <a:pos x="connsiteX18" y="connsiteY18"/>
+                                  </a:cxn>
+                                  <a:cxn ang="0">
+                                    <a:pos x="connsiteX19" y="connsiteY19"/>
+                                  </a:cxn>
+                                  <a:cxn ang="0">
+                                    <a:pos x="connsiteX20" y="connsiteY20"/>
+                                  </a:cxn>
+                                  <a:cxn ang="0">
+                                    <a:pos x="connsiteX21" y="connsiteY21"/>
+                                  </a:cxn>
+                                  <a:cxn ang="0">
+                                    <a:pos x="connsiteX22" y="connsiteY22"/>
+                                  </a:cxn>
+                                </a:cxnLst>
+                                <a:rect l="l" t="t" r="r" b="b"/>
+                                <a:pathLst>
+                                  <a:path w="827782" h="325735">
+                                    <a:moveTo>
+                                      <a:pt x="417005" y="285892"/>
+                                    </a:moveTo>
+                                    <a:cubicBezTo>
+                                      <a:pt x="314809" y="285892"/>
+                                      <a:pt x="233053" y="246998"/>
+                                      <a:pt x="233053" y="198381"/>
+                                    </a:cubicBezTo>
+                                    <a:cubicBezTo>
+                                      <a:pt x="233053" y="149764"/>
+                                      <a:pt x="314809" y="110870"/>
+                                      <a:pt x="417005" y="110870"/>
+                                    </a:cubicBezTo>
+                                    <a:cubicBezTo>
+                                      <a:pt x="519200" y="110870"/>
+                                      <a:pt x="600956" y="149764"/>
+                                      <a:pt x="600956" y="198381"/>
+                                    </a:cubicBezTo>
+                                    <a:cubicBezTo>
+                                      <a:pt x="600956" y="246998"/>
+                                      <a:pt x="519200" y="285892"/>
+                                      <a:pt x="417005" y="285892"/>
+                                    </a:cubicBezTo>
+                                    <a:close/>
+                                    <a:moveTo>
+                                      <a:pt x="212614" y="130317"/>
+                                    </a:moveTo>
+                                    <a:lnTo>
+                                      <a:pt x="89980" y="130317"/>
+                                    </a:lnTo>
+                                    <a:lnTo>
+                                      <a:pt x="89980" y="91423"/>
+                                    </a:lnTo>
+                                    <a:lnTo>
+                                      <a:pt x="212614" y="91423"/>
+                                    </a:lnTo>
+                                    <a:lnTo>
+                                      <a:pt x="212614" y="130317"/>
+                                    </a:lnTo>
+                                    <a:close/>
+                                    <a:moveTo>
+                                      <a:pt x="784908" y="52529"/>
+                                    </a:moveTo>
+                                    <a:lnTo>
+                                      <a:pt x="580517" y="52529"/>
+                                    </a:lnTo>
+                                    <a:lnTo>
+                                      <a:pt x="519200" y="3912"/>
+                                    </a:lnTo>
+                                    <a:lnTo>
+                                      <a:pt x="314809" y="3912"/>
+                                    </a:lnTo>
+                                    <a:lnTo>
+                                      <a:pt x="253492" y="52529"/>
+                                    </a:lnTo>
+                                    <a:lnTo>
+                                      <a:pt x="49102" y="52529"/>
+                                    </a:lnTo>
+                                    <a:cubicBezTo>
+                                      <a:pt x="26619" y="52529"/>
+                                      <a:pt x="8224" y="61280"/>
+                                      <a:pt x="8224" y="71976"/>
+                                    </a:cubicBezTo>
+                                    <a:lnTo>
+                                      <a:pt x="8224" y="305339"/>
+                                    </a:lnTo>
+                                    <a:cubicBezTo>
+                                      <a:pt x="8224" y="316035"/>
+                                      <a:pt x="26619" y="324786"/>
+                                      <a:pt x="49102" y="324786"/>
+                                    </a:cubicBezTo>
+                                    <a:lnTo>
+                                      <a:pt x="784908" y="324786"/>
+                                    </a:lnTo>
+                                    <a:cubicBezTo>
+                                      <a:pt x="807391" y="324786"/>
+                                      <a:pt x="825786" y="316035"/>
+                                      <a:pt x="825786" y="305339"/>
+                                    </a:cubicBezTo>
+                                    <a:lnTo>
+                                      <a:pt x="825786" y="71976"/>
+                                    </a:lnTo>
+                                    <a:cubicBezTo>
+                                      <a:pt x="825786" y="61280"/>
+                                      <a:pt x="807391" y="52529"/>
+                                      <a:pt x="784908" y="52529"/>
+                                    </a:cubicBezTo>
+                                    <a:close/>
+                                  </a:path>
+                                </a:pathLst>
+                              </a:custGeom>
+                              <a:solidFill>
+                                <a:srgbClr val="000000"/>
+                              </a:solidFill>
+                              <a:ln w="10220" cap="flat">
+                                <a:noFill/>
+                                <a:prstDash val="solid"/>
+                                <a:miter/>
+                              </a:ln>
+                            </wps:spPr>
+                            <wps:bodyPr rot="0" spcFirstLastPara="0" vertOverflow="overflow" horzOverflow="overflow" vert="horz" wrap="square" lIns="91440" tIns="45720" rIns="91440" bIns="45720" numCol="1" spcCol="0" rtlCol="0" fromWordArt="0" anchor="ctr" anchorCtr="0" forceAA="0" compatLnSpc="1">
+                              <a:prstTxWarp prst="textNoShape">
+                                <a:avLst/>
+                              </a:prstTxWarp>
+                              <a:noAutofit/>
+                            </wps:bodyPr>
+                          </wps:wsp>
+                          <wps:wsp>
+                            <wps:cNvPr id="374" name="Freeform: Shape 374"/>
+                            <wps:cNvSpPr/>
+                            <wps:spPr>
+                              <a:xfrm>
+                                <a:off x="3539641" y="3186268"/>
+                                <a:ext cx="296366" cy="140990"/>
+                              </a:xfrm>
+                              <a:custGeom>
+                                <a:avLst/>
+                                <a:gdLst>
+                                  <a:gd name="connsiteX0" fmla="*/ 151297 w 296366"/>
+                                  <a:gd name="connsiteY0" fmla="*/ 23359 h 140989"/>
+                                  <a:gd name="connsiteX1" fmla="*/ 49102 w 296366"/>
+                                  <a:gd name="connsiteY1" fmla="*/ 71976 h 140989"/>
+                                  <a:gd name="connsiteX2" fmla="*/ 151297 w 296366"/>
+                                  <a:gd name="connsiteY2" fmla="*/ 120593 h 140989"/>
+                                  <a:gd name="connsiteX3" fmla="*/ 253492 w 296366"/>
+                                  <a:gd name="connsiteY3" fmla="*/ 71976 h 140989"/>
+                                  <a:gd name="connsiteX4" fmla="*/ 151297 w 296366"/>
+                                  <a:gd name="connsiteY4" fmla="*/ 23359 h 140989"/>
+                                  <a:gd name="connsiteX5" fmla="*/ 151297 w 296366"/>
+                                  <a:gd name="connsiteY5" fmla="*/ 140040 h 140989"/>
+                                  <a:gd name="connsiteX6" fmla="*/ 8224 w 296366"/>
+                                  <a:gd name="connsiteY6" fmla="*/ 71976 h 140989"/>
+                                  <a:gd name="connsiteX7" fmla="*/ 151297 w 296366"/>
+                                  <a:gd name="connsiteY7" fmla="*/ 3912 h 140989"/>
+                                  <a:gd name="connsiteX8" fmla="*/ 294370 w 296366"/>
+                                  <a:gd name="connsiteY8" fmla="*/ 71976 h 140989"/>
+                                  <a:gd name="connsiteX9" fmla="*/ 151297 w 296366"/>
+                                  <a:gd name="connsiteY9" fmla="*/ 140040 h 140989"/>
+                                </a:gdLst>
+                                <a:ahLst/>
+                                <a:cxnLst>
+                                  <a:cxn ang="0">
+                                    <a:pos x="connsiteX0" y="connsiteY0"/>
+                                  </a:cxn>
+                                  <a:cxn ang="0">
+                                    <a:pos x="connsiteX1" y="connsiteY1"/>
+                                  </a:cxn>
+                                  <a:cxn ang="0">
+                                    <a:pos x="connsiteX2" y="connsiteY2"/>
+                                  </a:cxn>
+                                  <a:cxn ang="0">
+                                    <a:pos x="connsiteX3" y="connsiteY3"/>
+                                  </a:cxn>
+                                  <a:cxn ang="0">
+                                    <a:pos x="connsiteX4" y="connsiteY4"/>
+                                  </a:cxn>
+                                  <a:cxn ang="0">
+                                    <a:pos x="connsiteX5" y="connsiteY5"/>
+                                  </a:cxn>
+                                  <a:cxn ang="0">
+                                    <a:pos x="connsiteX6" y="connsiteY6"/>
+                                  </a:cxn>
+                                  <a:cxn ang="0">
+                                    <a:pos x="connsiteX7" y="connsiteY7"/>
+                                  </a:cxn>
+                                  <a:cxn ang="0">
+                                    <a:pos x="connsiteX8" y="connsiteY8"/>
+                                  </a:cxn>
+                                  <a:cxn ang="0">
+                                    <a:pos x="connsiteX9" y="connsiteY9"/>
+                                  </a:cxn>
+                                </a:cxnLst>
+                                <a:rect l="l" t="t" r="r" b="b"/>
+                                <a:pathLst>
+                                  <a:path w="296366" h="140989">
+                                    <a:moveTo>
+                                      <a:pt x="151297" y="23359"/>
+                                    </a:moveTo>
+                                    <a:cubicBezTo>
+                                      <a:pt x="94068" y="23359"/>
+                                      <a:pt x="49102" y="44751"/>
+                                      <a:pt x="49102" y="71976"/>
+                                    </a:cubicBezTo>
+                                    <a:cubicBezTo>
+                                      <a:pt x="49102" y="99202"/>
+                                      <a:pt x="94068" y="120593"/>
+                                      <a:pt x="151297" y="120593"/>
+                                    </a:cubicBezTo>
+                                    <a:cubicBezTo>
+                                      <a:pt x="208526" y="120593"/>
+                                      <a:pt x="253492" y="99202"/>
+                                      <a:pt x="253492" y="71976"/>
+                                    </a:cubicBezTo>
+                                    <a:cubicBezTo>
+                                      <a:pt x="253492" y="44751"/>
+                                      <a:pt x="208526" y="23359"/>
+                                      <a:pt x="151297" y="23359"/>
+                                    </a:cubicBezTo>
+                                    <a:close/>
+                                    <a:moveTo>
+                                      <a:pt x="151297" y="140040"/>
+                                    </a:moveTo>
+                                    <a:cubicBezTo>
+                                      <a:pt x="71585" y="140040"/>
+                                      <a:pt x="8224" y="109898"/>
+                                      <a:pt x="8224" y="71976"/>
+                                    </a:cubicBezTo>
+                                    <a:cubicBezTo>
+                                      <a:pt x="8224" y="34055"/>
+                                      <a:pt x="71585" y="3912"/>
+                                      <a:pt x="151297" y="3912"/>
+                                    </a:cubicBezTo>
+                                    <a:cubicBezTo>
+                                      <a:pt x="231009" y="3912"/>
+                                      <a:pt x="294370" y="34055"/>
+                                      <a:pt x="294370" y="71976"/>
+                                    </a:cubicBezTo>
+                                    <a:cubicBezTo>
+                                      <a:pt x="294370" y="109898"/>
+                                      <a:pt x="231009" y="140040"/>
+                                      <a:pt x="151297" y="140040"/>
+                                    </a:cubicBezTo>
+                                    <a:close/>
+                                  </a:path>
+                                </a:pathLst>
+                              </a:custGeom>
+                              <a:solidFill>
+                                <a:srgbClr val="000000"/>
+                              </a:solidFill>
+                              <a:ln w="10220" cap="flat">
+                                <a:noFill/>
+                                <a:prstDash val="solid"/>
+                                <a:miter/>
+                              </a:ln>
+                            </wps:spPr>
+                            <wps:bodyPr rot="0" spcFirstLastPara="0" vertOverflow="overflow" horzOverflow="overflow" vert="horz" wrap="square" lIns="91440" tIns="45720" rIns="91440" bIns="45720" numCol="1" spcCol="0" rtlCol="0" fromWordArt="0" anchor="ctr" anchorCtr="0" forceAA="0" compatLnSpc="1">
+                              <a:prstTxWarp prst="textNoShape">
+                                <a:avLst/>
+                              </a:prstTxWarp>
+                              <a:noAutofit/>
+                            </wps:bodyPr>
+                          </wps:wsp>
+                        </wpg:grpSp>
+                        <wpg:grpSp>
+                          <wpg:cNvPr id="375" name="Graphic 359" descr="Children"/>
+                          <wpg:cNvGrpSpPr/>
+                          <wpg:grpSpPr>
+                            <a:xfrm>
+                              <a:off x="3971925" y="447675"/>
+                              <a:ext cx="1200150" cy="733425"/>
+                              <a:chOff x="5486400" y="3524250"/>
+                              <a:chExt cx="914400" cy="523875"/>
+                            </a:xfrm>
+                          </wpg:grpSpPr>
+                          <wps:wsp>
+                            <wps:cNvPr id="376" name="Freeform: Shape 376"/>
+                            <wps:cNvSpPr/>
+                            <wps:spPr>
+                              <a:xfrm>
+                                <a:off x="6169521" y="3640041"/>
+                                <a:ext cx="123825" cy="70941"/>
+                              </a:xfrm>
+                              <a:custGeom>
+                                <a:avLst/>
+                                <a:gdLst>
+                                  <a:gd name="connsiteX0" fmla="*/ 121741 w 123825"/>
+                                  <a:gd name="connsiteY0" fmla="*/ 37005 h 70941"/>
+                                  <a:gd name="connsiteX1" fmla="*/ 64591 w 123825"/>
+                                  <a:gd name="connsiteY1" fmla="*/ 69748 h 70941"/>
+                                  <a:gd name="connsiteX2" fmla="*/ 7441 w 123825"/>
+                                  <a:gd name="connsiteY2" fmla="*/ 37005 h 70941"/>
+                                  <a:gd name="connsiteX3" fmla="*/ 64591 w 123825"/>
+                                  <a:gd name="connsiteY3" fmla="*/ 4263 h 70941"/>
+                                  <a:gd name="connsiteX4" fmla="*/ 121741 w 123825"/>
+                                  <a:gd name="connsiteY4" fmla="*/ 37005 h 70941"/>
+                                </a:gdLst>
+                                <a:ahLst/>
+                                <a:cxnLst>
+                                  <a:cxn ang="0">
+                                    <a:pos x="connsiteX0" y="connsiteY0"/>
+                                  </a:cxn>
+                                  <a:cxn ang="0">
+                                    <a:pos x="connsiteX1" y="connsiteY1"/>
+                                  </a:cxn>
+                                  <a:cxn ang="0">
+                                    <a:pos x="connsiteX2" y="connsiteY2"/>
+                                  </a:cxn>
+                                  <a:cxn ang="0">
+                                    <a:pos x="connsiteX3" y="connsiteY3"/>
+                                  </a:cxn>
+                                  <a:cxn ang="0">
+                                    <a:pos x="connsiteX4" y="connsiteY4"/>
+                                  </a:cxn>
+                                </a:cxnLst>
+                                <a:rect l="l" t="t" r="r" b="b"/>
+                                <a:pathLst>
+                                  <a:path w="123825" h="70941">
+                                    <a:moveTo>
+                                      <a:pt x="121741" y="37005"/>
+                                    </a:moveTo>
+                                    <a:cubicBezTo>
+                                      <a:pt x="121741" y="55089"/>
+                                      <a:pt x="96154" y="69748"/>
+                                      <a:pt x="64591" y="69748"/>
+                                    </a:cubicBezTo>
+                                    <a:cubicBezTo>
+                                      <a:pt x="33028" y="69748"/>
+                                      <a:pt x="7441" y="55089"/>
+                                      <a:pt x="7441" y="37005"/>
+                                    </a:cubicBezTo>
+                                    <a:cubicBezTo>
+                                      <a:pt x="7441" y="18922"/>
+                                      <a:pt x="33028" y="4263"/>
+                                      <a:pt x="64591" y="4263"/>
+                                    </a:cubicBezTo>
+                                    <a:cubicBezTo>
+                                      <a:pt x="96154" y="4263"/>
+                                      <a:pt x="121741" y="18922"/>
+                                      <a:pt x="121741" y="37005"/>
+                                    </a:cubicBezTo>
+                                    <a:close/>
+                                  </a:path>
+                                </a:pathLst>
+                              </a:custGeom>
+                              <a:solidFill>
+                                <a:srgbClr val="000000"/>
+                              </a:solidFill>
+                              <a:ln w="9922" cap="flat">
+                                <a:noFill/>
+                                <a:prstDash val="solid"/>
+                                <a:miter/>
+                              </a:ln>
+                            </wps:spPr>
+                            <wps:bodyPr rot="0" spcFirstLastPara="0" vertOverflow="overflow" horzOverflow="overflow" vert="horz" wrap="square" lIns="91440" tIns="45720" rIns="91440" bIns="45720" numCol="1" spcCol="0" rtlCol="0" fromWordArt="0" anchor="ctr" anchorCtr="0" forceAA="0" compatLnSpc="1">
+                              <a:prstTxWarp prst="textNoShape">
+                                <a:avLst/>
+                              </a:prstTxWarp>
+                              <a:noAutofit/>
+                            </wps:bodyPr>
+                          </wps:wsp>
+                          <wps:wsp>
+                            <wps:cNvPr id="377" name="Freeform: Shape 377"/>
+                            <wps:cNvSpPr/>
+                            <wps:spPr>
+                              <a:xfrm>
+                                <a:off x="5537674" y="3716440"/>
+                                <a:ext cx="819150" cy="196453"/>
+                              </a:xfrm>
+                              <a:custGeom>
+                                <a:avLst/>
+                                <a:gdLst>
+                                  <a:gd name="connsiteX0" fmla="*/ 814548 w 819150"/>
+                                  <a:gd name="connsiteY0" fmla="*/ 92122 h 196453"/>
+                                  <a:gd name="connsiteX1" fmla="*/ 785973 w 819150"/>
+                                  <a:gd name="connsiteY1" fmla="*/ 42463 h 196453"/>
+                                  <a:gd name="connsiteX2" fmla="*/ 776448 w 819150"/>
+                                  <a:gd name="connsiteY2" fmla="*/ 26637 h 196453"/>
+                                  <a:gd name="connsiteX3" fmla="*/ 772638 w 819150"/>
+                                  <a:gd name="connsiteY3" fmla="*/ 22272 h 196453"/>
+                                  <a:gd name="connsiteX4" fmla="*/ 714536 w 819150"/>
+                                  <a:gd name="connsiteY4" fmla="*/ 4809 h 196453"/>
+                                  <a:gd name="connsiteX5" fmla="*/ 696438 w 819150"/>
+                                  <a:gd name="connsiteY5" fmla="*/ 4263 h 196453"/>
+                                  <a:gd name="connsiteX6" fmla="*/ 680246 w 819150"/>
+                                  <a:gd name="connsiteY6" fmla="*/ 4809 h 196453"/>
+                                  <a:gd name="connsiteX7" fmla="*/ 622143 w 819150"/>
+                                  <a:gd name="connsiteY7" fmla="*/ 22272 h 196453"/>
+                                  <a:gd name="connsiteX8" fmla="*/ 618333 w 819150"/>
+                                  <a:gd name="connsiteY8" fmla="*/ 26637 h 196453"/>
+                                  <a:gd name="connsiteX9" fmla="*/ 608808 w 819150"/>
+                                  <a:gd name="connsiteY9" fmla="*/ 42463 h 196453"/>
+                                  <a:gd name="connsiteX10" fmla="*/ 602141 w 819150"/>
+                                  <a:gd name="connsiteY10" fmla="*/ 53922 h 196453"/>
+                                  <a:gd name="connsiteX11" fmla="*/ 594521 w 819150"/>
+                                  <a:gd name="connsiteY11" fmla="*/ 42463 h 196453"/>
+                                  <a:gd name="connsiteX12" fmla="*/ 584996 w 819150"/>
+                                  <a:gd name="connsiteY12" fmla="*/ 26637 h 196453"/>
+                                  <a:gd name="connsiteX13" fmla="*/ 581186 w 819150"/>
+                                  <a:gd name="connsiteY13" fmla="*/ 22272 h 196453"/>
+                                  <a:gd name="connsiteX14" fmla="*/ 523083 w 819150"/>
+                                  <a:gd name="connsiteY14" fmla="*/ 4809 h 196453"/>
+                                  <a:gd name="connsiteX15" fmla="*/ 505938 w 819150"/>
+                                  <a:gd name="connsiteY15" fmla="*/ 4263 h 196453"/>
+                                  <a:gd name="connsiteX16" fmla="*/ 489746 w 819150"/>
+                                  <a:gd name="connsiteY16" fmla="*/ 4809 h 196453"/>
+                                  <a:gd name="connsiteX17" fmla="*/ 431643 w 819150"/>
+                                  <a:gd name="connsiteY17" fmla="*/ 22272 h 196453"/>
+                                  <a:gd name="connsiteX18" fmla="*/ 427833 w 819150"/>
+                                  <a:gd name="connsiteY18" fmla="*/ 26637 h 196453"/>
+                                  <a:gd name="connsiteX19" fmla="*/ 418308 w 819150"/>
+                                  <a:gd name="connsiteY19" fmla="*/ 42463 h 196453"/>
+                                  <a:gd name="connsiteX20" fmla="*/ 411641 w 819150"/>
+                                  <a:gd name="connsiteY20" fmla="*/ 53922 h 196453"/>
+                                  <a:gd name="connsiteX21" fmla="*/ 404021 w 819150"/>
+                                  <a:gd name="connsiteY21" fmla="*/ 42463 h 196453"/>
+                                  <a:gd name="connsiteX22" fmla="*/ 394496 w 819150"/>
+                                  <a:gd name="connsiteY22" fmla="*/ 26637 h 196453"/>
+                                  <a:gd name="connsiteX23" fmla="*/ 390686 w 819150"/>
+                                  <a:gd name="connsiteY23" fmla="*/ 22272 h 196453"/>
+                                  <a:gd name="connsiteX24" fmla="*/ 332583 w 819150"/>
+                                  <a:gd name="connsiteY24" fmla="*/ 4809 h 196453"/>
+                                  <a:gd name="connsiteX25" fmla="*/ 315438 w 819150"/>
+                                  <a:gd name="connsiteY25" fmla="*/ 4263 h 196453"/>
+                                  <a:gd name="connsiteX26" fmla="*/ 299246 w 819150"/>
+                                  <a:gd name="connsiteY26" fmla="*/ 4809 h 196453"/>
+                                  <a:gd name="connsiteX27" fmla="*/ 241143 w 819150"/>
+                                  <a:gd name="connsiteY27" fmla="*/ 22272 h 196453"/>
+                                  <a:gd name="connsiteX28" fmla="*/ 237333 w 819150"/>
+                                  <a:gd name="connsiteY28" fmla="*/ 26637 h 196453"/>
+                                  <a:gd name="connsiteX29" fmla="*/ 227808 w 819150"/>
+                                  <a:gd name="connsiteY29" fmla="*/ 42463 h 196453"/>
+                                  <a:gd name="connsiteX30" fmla="*/ 221141 w 819150"/>
+                                  <a:gd name="connsiteY30" fmla="*/ 53922 h 196453"/>
+                                  <a:gd name="connsiteX31" fmla="*/ 213521 w 819150"/>
+                                  <a:gd name="connsiteY31" fmla="*/ 42463 h 196453"/>
+                                  <a:gd name="connsiteX32" fmla="*/ 203996 w 819150"/>
+                                  <a:gd name="connsiteY32" fmla="*/ 26637 h 196453"/>
+                                  <a:gd name="connsiteX33" fmla="*/ 200186 w 819150"/>
+                                  <a:gd name="connsiteY33" fmla="*/ 22272 h 196453"/>
+                                  <a:gd name="connsiteX34" fmla="*/ 142083 w 819150"/>
+                                  <a:gd name="connsiteY34" fmla="*/ 4809 h 196453"/>
+                                  <a:gd name="connsiteX35" fmla="*/ 124938 w 819150"/>
+                                  <a:gd name="connsiteY35" fmla="*/ 4263 h 196453"/>
+                                  <a:gd name="connsiteX36" fmla="*/ 108746 w 819150"/>
+                                  <a:gd name="connsiteY36" fmla="*/ 4809 h 196453"/>
+                                  <a:gd name="connsiteX37" fmla="*/ 50643 w 819150"/>
+                                  <a:gd name="connsiteY37" fmla="*/ 22272 h 196453"/>
+                                  <a:gd name="connsiteX38" fmla="*/ 46833 w 819150"/>
+                                  <a:gd name="connsiteY38" fmla="*/ 26637 h 196453"/>
+                                  <a:gd name="connsiteX39" fmla="*/ 37308 w 819150"/>
+                                  <a:gd name="connsiteY39" fmla="*/ 42463 h 196453"/>
+                                  <a:gd name="connsiteX40" fmla="*/ 8733 w 819150"/>
+                                  <a:gd name="connsiteY40" fmla="*/ 92122 h 196453"/>
+                                  <a:gd name="connsiteX41" fmla="*/ 21116 w 819150"/>
+                                  <a:gd name="connsiteY41" fmla="*/ 109584 h 196453"/>
+                                  <a:gd name="connsiteX42" fmla="*/ 31593 w 819150"/>
+                                  <a:gd name="connsiteY42" fmla="*/ 110675 h 196453"/>
+                                  <a:gd name="connsiteX43" fmla="*/ 54453 w 819150"/>
+                                  <a:gd name="connsiteY43" fmla="*/ 101398 h 196453"/>
+                                  <a:gd name="connsiteX44" fmla="*/ 69693 w 819150"/>
+                                  <a:gd name="connsiteY44" fmla="*/ 74659 h 196453"/>
+                                  <a:gd name="connsiteX45" fmla="*/ 69693 w 819150"/>
+                                  <a:gd name="connsiteY45" fmla="*/ 101944 h 196453"/>
+                                  <a:gd name="connsiteX46" fmla="*/ 41118 w 819150"/>
+                                  <a:gd name="connsiteY46" fmla="*/ 145600 h 196453"/>
+                                  <a:gd name="connsiteX47" fmla="*/ 69693 w 819150"/>
+                                  <a:gd name="connsiteY47" fmla="*/ 145600 h 196453"/>
+                                  <a:gd name="connsiteX48" fmla="*/ 69693 w 819150"/>
+                                  <a:gd name="connsiteY48" fmla="*/ 194714 h 196453"/>
+                                  <a:gd name="connsiteX49" fmla="*/ 117318 w 819150"/>
+                                  <a:gd name="connsiteY49" fmla="*/ 194714 h 196453"/>
+                                  <a:gd name="connsiteX50" fmla="*/ 117318 w 819150"/>
+                                  <a:gd name="connsiteY50" fmla="*/ 145600 h 196453"/>
+                                  <a:gd name="connsiteX51" fmla="*/ 136368 w 819150"/>
+                                  <a:gd name="connsiteY51" fmla="*/ 145600 h 196453"/>
+                                  <a:gd name="connsiteX52" fmla="*/ 136368 w 819150"/>
+                                  <a:gd name="connsiteY52" fmla="*/ 194714 h 196453"/>
+                                  <a:gd name="connsiteX53" fmla="*/ 183993 w 819150"/>
+                                  <a:gd name="connsiteY53" fmla="*/ 194714 h 196453"/>
+                                  <a:gd name="connsiteX54" fmla="*/ 183993 w 819150"/>
+                                  <a:gd name="connsiteY54" fmla="*/ 145600 h 196453"/>
+                                  <a:gd name="connsiteX55" fmla="*/ 212568 w 819150"/>
+                                  <a:gd name="connsiteY55" fmla="*/ 145600 h 196453"/>
+                                  <a:gd name="connsiteX56" fmla="*/ 183993 w 819150"/>
+                                  <a:gd name="connsiteY56" fmla="*/ 100853 h 196453"/>
+                                  <a:gd name="connsiteX57" fmla="*/ 183993 w 819150"/>
+                                  <a:gd name="connsiteY57" fmla="*/ 74113 h 196453"/>
+                                  <a:gd name="connsiteX58" fmla="*/ 199233 w 819150"/>
+                                  <a:gd name="connsiteY58" fmla="*/ 100853 h 196453"/>
+                                  <a:gd name="connsiteX59" fmla="*/ 222093 w 819150"/>
+                                  <a:gd name="connsiteY59" fmla="*/ 110130 h 196453"/>
+                                  <a:gd name="connsiteX60" fmla="*/ 222093 w 819150"/>
+                                  <a:gd name="connsiteY60" fmla="*/ 110130 h 196453"/>
+                                  <a:gd name="connsiteX61" fmla="*/ 222093 w 819150"/>
+                                  <a:gd name="connsiteY61" fmla="*/ 110130 h 196453"/>
+                                  <a:gd name="connsiteX62" fmla="*/ 222093 w 819150"/>
+                                  <a:gd name="connsiteY62" fmla="*/ 110130 h 196453"/>
+                                  <a:gd name="connsiteX63" fmla="*/ 222093 w 819150"/>
+                                  <a:gd name="connsiteY63" fmla="*/ 110130 h 196453"/>
+                                  <a:gd name="connsiteX64" fmla="*/ 244953 w 819150"/>
+                                  <a:gd name="connsiteY64" fmla="*/ 100853 h 196453"/>
+                                  <a:gd name="connsiteX65" fmla="*/ 260193 w 819150"/>
+                                  <a:gd name="connsiteY65" fmla="*/ 74113 h 196453"/>
+                                  <a:gd name="connsiteX66" fmla="*/ 260193 w 819150"/>
+                                  <a:gd name="connsiteY66" fmla="*/ 195259 h 196453"/>
+                                  <a:gd name="connsiteX67" fmla="*/ 307818 w 819150"/>
+                                  <a:gd name="connsiteY67" fmla="*/ 195259 h 196453"/>
+                                  <a:gd name="connsiteX68" fmla="*/ 307818 w 819150"/>
+                                  <a:gd name="connsiteY68" fmla="*/ 113404 h 196453"/>
+                                  <a:gd name="connsiteX69" fmla="*/ 326868 w 819150"/>
+                                  <a:gd name="connsiteY69" fmla="*/ 113404 h 196453"/>
+                                  <a:gd name="connsiteX70" fmla="*/ 326868 w 819150"/>
+                                  <a:gd name="connsiteY70" fmla="*/ 195259 h 196453"/>
+                                  <a:gd name="connsiteX71" fmla="*/ 374493 w 819150"/>
+                                  <a:gd name="connsiteY71" fmla="*/ 195259 h 196453"/>
+                                  <a:gd name="connsiteX72" fmla="*/ 374493 w 819150"/>
+                                  <a:gd name="connsiteY72" fmla="*/ 74659 h 196453"/>
+                                  <a:gd name="connsiteX73" fmla="*/ 389733 w 819150"/>
+                                  <a:gd name="connsiteY73" fmla="*/ 101398 h 196453"/>
+                                  <a:gd name="connsiteX74" fmla="*/ 412593 w 819150"/>
+                                  <a:gd name="connsiteY74" fmla="*/ 110675 h 196453"/>
+                                  <a:gd name="connsiteX75" fmla="*/ 412593 w 819150"/>
+                                  <a:gd name="connsiteY75" fmla="*/ 110675 h 196453"/>
+                                  <a:gd name="connsiteX76" fmla="*/ 412593 w 819150"/>
+                                  <a:gd name="connsiteY76" fmla="*/ 110675 h 196453"/>
+                                  <a:gd name="connsiteX77" fmla="*/ 435453 w 819150"/>
+                                  <a:gd name="connsiteY77" fmla="*/ 101398 h 196453"/>
+                                  <a:gd name="connsiteX78" fmla="*/ 450693 w 819150"/>
+                                  <a:gd name="connsiteY78" fmla="*/ 74659 h 196453"/>
+                                  <a:gd name="connsiteX79" fmla="*/ 450693 w 819150"/>
+                                  <a:gd name="connsiteY79" fmla="*/ 101398 h 196453"/>
+                                  <a:gd name="connsiteX80" fmla="*/ 422118 w 819150"/>
+                                  <a:gd name="connsiteY80" fmla="*/ 146146 h 196453"/>
+                                  <a:gd name="connsiteX81" fmla="*/ 450693 w 819150"/>
+                                  <a:gd name="connsiteY81" fmla="*/ 146146 h 196453"/>
+                                  <a:gd name="connsiteX82" fmla="*/ 450693 w 819150"/>
+                                  <a:gd name="connsiteY82" fmla="*/ 195259 h 196453"/>
+                                  <a:gd name="connsiteX83" fmla="*/ 498318 w 819150"/>
+                                  <a:gd name="connsiteY83" fmla="*/ 195259 h 196453"/>
+                                  <a:gd name="connsiteX84" fmla="*/ 498318 w 819150"/>
+                                  <a:gd name="connsiteY84" fmla="*/ 146146 h 196453"/>
+                                  <a:gd name="connsiteX85" fmla="*/ 517368 w 819150"/>
+                                  <a:gd name="connsiteY85" fmla="*/ 146146 h 196453"/>
+                                  <a:gd name="connsiteX86" fmla="*/ 517368 w 819150"/>
+                                  <a:gd name="connsiteY86" fmla="*/ 195259 h 196453"/>
+                                  <a:gd name="connsiteX87" fmla="*/ 564993 w 819150"/>
+                                  <a:gd name="connsiteY87" fmla="*/ 195259 h 196453"/>
+                                  <a:gd name="connsiteX88" fmla="*/ 564993 w 819150"/>
+                                  <a:gd name="connsiteY88" fmla="*/ 146146 h 196453"/>
+                                  <a:gd name="connsiteX89" fmla="*/ 593568 w 819150"/>
+                                  <a:gd name="connsiteY89" fmla="*/ 146146 h 196453"/>
+                                  <a:gd name="connsiteX90" fmla="*/ 564993 w 819150"/>
+                                  <a:gd name="connsiteY90" fmla="*/ 102490 h 196453"/>
+                                  <a:gd name="connsiteX91" fmla="*/ 564993 w 819150"/>
+                                  <a:gd name="connsiteY91" fmla="*/ 75205 h 196453"/>
+                                  <a:gd name="connsiteX92" fmla="*/ 580233 w 819150"/>
+                                  <a:gd name="connsiteY92" fmla="*/ 101944 h 196453"/>
+                                  <a:gd name="connsiteX93" fmla="*/ 603093 w 819150"/>
+                                  <a:gd name="connsiteY93" fmla="*/ 111221 h 196453"/>
+                                  <a:gd name="connsiteX94" fmla="*/ 603093 w 819150"/>
+                                  <a:gd name="connsiteY94" fmla="*/ 111221 h 196453"/>
+                                  <a:gd name="connsiteX95" fmla="*/ 603093 w 819150"/>
+                                  <a:gd name="connsiteY95" fmla="*/ 111221 h 196453"/>
+                                  <a:gd name="connsiteX96" fmla="*/ 603093 w 819150"/>
+                                  <a:gd name="connsiteY96" fmla="*/ 111221 h 196453"/>
+                                  <a:gd name="connsiteX97" fmla="*/ 603093 w 819150"/>
+                                  <a:gd name="connsiteY97" fmla="*/ 111221 h 196453"/>
+                                  <a:gd name="connsiteX98" fmla="*/ 625953 w 819150"/>
+                                  <a:gd name="connsiteY98" fmla="*/ 101944 h 196453"/>
+                                  <a:gd name="connsiteX99" fmla="*/ 641193 w 819150"/>
+                                  <a:gd name="connsiteY99" fmla="*/ 75205 h 196453"/>
+                                  <a:gd name="connsiteX100" fmla="*/ 641193 w 819150"/>
+                                  <a:gd name="connsiteY100" fmla="*/ 195259 h 196453"/>
+                                  <a:gd name="connsiteX101" fmla="*/ 688818 w 819150"/>
+                                  <a:gd name="connsiteY101" fmla="*/ 195259 h 196453"/>
+                                  <a:gd name="connsiteX102" fmla="*/ 688818 w 819150"/>
+                                  <a:gd name="connsiteY102" fmla="*/ 113404 h 196453"/>
+                                  <a:gd name="connsiteX103" fmla="*/ 707868 w 819150"/>
+                                  <a:gd name="connsiteY103" fmla="*/ 113404 h 196453"/>
+                                  <a:gd name="connsiteX104" fmla="*/ 707868 w 819150"/>
+                                  <a:gd name="connsiteY104" fmla="*/ 195259 h 196453"/>
+                                  <a:gd name="connsiteX105" fmla="*/ 755493 w 819150"/>
+                                  <a:gd name="connsiteY105" fmla="*/ 195259 h 196453"/>
+                                  <a:gd name="connsiteX106" fmla="*/ 755493 w 819150"/>
+                                  <a:gd name="connsiteY106" fmla="*/ 74659 h 196453"/>
+                                  <a:gd name="connsiteX107" fmla="*/ 770733 w 819150"/>
+                                  <a:gd name="connsiteY107" fmla="*/ 101398 h 196453"/>
+                                  <a:gd name="connsiteX108" fmla="*/ 793593 w 819150"/>
+                                  <a:gd name="connsiteY108" fmla="*/ 110675 h 196453"/>
+                                  <a:gd name="connsiteX109" fmla="*/ 804071 w 819150"/>
+                                  <a:gd name="connsiteY109" fmla="*/ 109584 h 196453"/>
+                                  <a:gd name="connsiteX110" fmla="*/ 814548 w 819150"/>
+                                  <a:gd name="connsiteY110" fmla="*/ 92122 h 196453"/>
+                                </a:gdLst>
+                                <a:ahLst/>
+                                <a:cxnLst>
+                                  <a:cxn ang="0">
+                                    <a:pos x="connsiteX0" y="connsiteY0"/>
+                                  </a:cxn>
+                                  <a:cxn ang="0">
+                                    <a:pos x="connsiteX1" y="connsiteY1"/>
+                                  </a:cxn>
+                                  <a:cxn ang="0">
+                                    <a:pos x="connsiteX2" y="connsiteY2"/>
+                                  </a:cxn>
+                                  <a:cxn ang="0">
+                                    <a:pos x="connsiteX3" y="connsiteY3"/>
+                                  </a:cxn>
+                                  <a:cxn ang="0">
+                                    <a:pos x="connsiteX4" y="connsiteY4"/>
+                                  </a:cxn>
+                                  <a:cxn ang="0">
+                                    <a:pos x="connsiteX5" y="connsiteY5"/>
+                                  </a:cxn>
+                                  <a:cxn ang="0">
+                                    <a:pos x="connsiteX6" y="connsiteY6"/>
+                                  </a:cxn>
+                                  <a:cxn ang="0">
+                                    <a:pos x="connsiteX7" y="connsiteY7"/>
+                                  </a:cxn>
+                                  <a:cxn ang="0">
+                                    <a:pos x="connsiteX8" y="connsiteY8"/>
+                                  </a:cxn>
+                                  <a:cxn ang="0">
+                                    <a:pos x="connsiteX9" y="connsiteY9"/>
+                                  </a:cxn>
+                                  <a:cxn ang="0">
+                                    <a:pos x="connsiteX10" y="connsiteY10"/>
+                                  </a:cxn>
+                                  <a:cxn ang="0">
+                                    <a:pos x="connsiteX11" y="connsiteY11"/>
+                                  </a:cxn>
+                                  <a:cxn ang="0">
+                                    <a:pos x="connsiteX12" y="connsiteY12"/>
+                                  </a:cxn>
+                                  <a:cxn ang="0">
+                                    <a:pos x="connsiteX13" y="connsiteY13"/>
+                                  </a:cxn>
+                                  <a:cxn ang="0">
+                                    <a:pos x="connsiteX14" y="connsiteY14"/>
+                                  </a:cxn>
+                                  <a:cxn ang="0">
+                                    <a:pos x="connsiteX15" y="connsiteY15"/>
+                                  </a:cxn>
+                                  <a:cxn ang="0">
+                                    <a:pos x="connsiteX16" y="connsiteY16"/>
+                                  </a:cxn>
+                                  <a:cxn ang="0">
+                                    <a:pos x="connsiteX17" y="connsiteY17"/>
+                                  </a:cxn>
+                                  <a:cxn ang="0">
+                                    <a:pos x="connsiteX18" y="connsiteY18"/>
+                                  </a:cxn>
+                                  <a:cxn ang="0">
+                                    <a:pos x="connsiteX19" y="connsiteY19"/>
+                                  </a:cxn>
+                                  <a:cxn ang="0">
+                                    <a:pos x="connsiteX20" y="connsiteY20"/>
+                                  </a:cxn>
+                                  <a:cxn ang="0">
+                                    <a:pos x="connsiteX21" y="connsiteY21"/>
+                                  </a:cxn>
+                                  <a:cxn ang="0">
+                                    <a:pos x="connsiteX22" y="connsiteY22"/>
+                                  </a:cxn>
+                                  <a:cxn ang="0">
+                                    <a:pos x="connsiteX23" y="connsiteY23"/>
+                                  </a:cxn>
+                                  <a:cxn ang="0">
+                                    <a:pos x="connsiteX24" y="connsiteY24"/>
+                                  </a:cxn>
+                                  <a:cxn ang="0">
+                                    <a:pos x="connsiteX25" y="connsiteY25"/>
+                                  </a:cxn>
+                                  <a:cxn ang="0">
+                                    <a:pos x="connsiteX26" y="connsiteY26"/>
+                                  </a:cxn>
+                                  <a:cxn ang="0">
+                                    <a:pos x="connsiteX27" y="connsiteY27"/>
+                                  </a:cxn>
+                                  <a:cxn ang="0">
+                                    <a:pos x="connsiteX28" y="connsiteY28"/>
+                                  </a:cxn>
+                                  <a:cxn ang="0">
+                                    <a:pos x="connsiteX29" y="connsiteY29"/>
+                                  </a:cxn>
+                                  <a:cxn ang="0">
+                                    <a:pos x="connsiteX30" y="connsiteY30"/>
+                                  </a:cxn>
+                                  <a:cxn ang="0">
+                                    <a:pos x="connsiteX31" y="connsiteY31"/>
+                                  </a:cxn>
+                                  <a:cxn ang="0">
+                                    <a:pos x="connsiteX32" y="connsiteY32"/>
+                                  </a:cxn>
+                                  <a:cxn ang="0">
+                                    <a:pos x="connsiteX33" y="connsiteY33"/>
+                                  </a:cxn>
+                                  <a:cxn ang="0">
+                                    <a:pos x="connsiteX34" y="connsiteY34"/>
+                                  </a:cxn>
+                                  <a:cxn ang="0">
+                                    <a:pos x="connsiteX35" y="connsiteY35"/>
+                                  </a:cxn>
+                                  <a:cxn ang="0">
+                                    <a:pos x="connsiteX36" y="connsiteY36"/>
+                                  </a:cxn>
+                                  <a:cxn ang="0">
+                                    <a:pos x="connsiteX37" y="connsiteY37"/>
+                                  </a:cxn>
+                                  <a:cxn ang="0">
+                                    <a:pos x="connsiteX38" y="connsiteY38"/>
+                                  </a:cxn>
+                                  <a:cxn ang="0">
+                                    <a:pos x="connsiteX39" y="connsiteY39"/>
+                                  </a:cxn>
+                                  <a:cxn ang="0">
+                                    <a:pos x="connsiteX40" y="connsiteY40"/>
+                                  </a:cxn>
+                                  <a:cxn ang="0">
+                                    <a:pos x="connsiteX41" y="connsiteY41"/>
+                                  </a:cxn>
+                                  <a:cxn ang="0">
+                                    <a:pos x="connsiteX42" y="connsiteY42"/>
+                                  </a:cxn>
+                                  <a:cxn ang="0">
+                                    <a:pos x="connsiteX43" y="connsiteY43"/>
+                                  </a:cxn>
+                                  <a:cxn ang="0">
+                                    <a:pos x="connsiteX44" y="connsiteY44"/>
+                                  </a:cxn>
+                                  <a:cxn ang="0">
+                                    <a:pos x="connsiteX45" y="connsiteY45"/>
+                                  </a:cxn>
+                                  <a:cxn ang="0">
+                                    <a:pos x="connsiteX46" y="connsiteY46"/>
+                                  </a:cxn>
+                                  <a:cxn ang="0">
+                                    <a:pos x="connsiteX47" y="connsiteY47"/>
+                                  </a:cxn>
+                                  <a:cxn ang="0">
+                                    <a:pos x="connsiteX48" y="connsiteY48"/>
+                                  </a:cxn>
+                                  <a:cxn ang="0">
+                                    <a:pos x="connsiteX49" y="connsiteY49"/>
+                                  </a:cxn>
+                                  <a:cxn ang="0">
+                                    <a:pos x="connsiteX50" y="connsiteY50"/>
+                                  </a:cxn>
+                                  <a:cxn ang="0">
+                                    <a:pos x="connsiteX51" y="connsiteY51"/>
+                                  </a:cxn>
+                                  <a:cxn ang="0">
+                                    <a:pos x="connsiteX52" y="connsiteY52"/>
+                                  </a:cxn>
+                                  <a:cxn ang="0">
+                                    <a:pos x="connsiteX53" y="connsiteY53"/>
+                                  </a:cxn>
+                                  <a:cxn ang="0">
+                                    <a:pos x="connsiteX54" y="connsiteY54"/>
+                                  </a:cxn>
+                                  <a:cxn ang="0">
+                                    <a:pos x="connsiteX55" y="connsiteY55"/>
+                                  </a:cxn>
+                                  <a:cxn ang="0">
+                                    <a:pos x="connsiteX56" y="connsiteY56"/>
+                                  </a:cxn>
+                                  <a:cxn ang="0">
+                                    <a:pos x="connsiteX57" y="connsiteY57"/>
+                                  </a:cxn>
+                                  <a:cxn ang="0">
+                                    <a:pos x="connsiteX58" y="connsiteY58"/>
+                                  </a:cxn>
+                                  <a:cxn ang="0">
+                                    <a:pos x="connsiteX59" y="connsiteY59"/>
+                                  </a:cxn>
+                                  <a:cxn ang="0">
+                                    <a:pos x="connsiteX60" y="connsiteY60"/>
+                                  </a:cxn>
+                                  <a:cxn ang="0">
+                                    <a:pos x="connsiteX61" y="connsiteY61"/>
+                                  </a:cxn>
+                                  <a:cxn ang="0">
+                                    <a:pos x="connsiteX62" y="connsiteY62"/>
+                                  </a:cxn>
+                                  <a:cxn ang="0">
+                                    <a:pos x="connsiteX63" y="connsiteY63"/>
+                                  </a:cxn>
+                                  <a:cxn ang="0">
+                                    <a:pos x="connsiteX64" y="connsiteY64"/>
+                                  </a:cxn>
+                                  <a:cxn ang="0">
+                                    <a:pos x="connsiteX65" y="connsiteY65"/>
+                                  </a:cxn>
+                                  <a:cxn ang="0">
+                                    <a:pos x="connsiteX66" y="connsiteY66"/>
+                                  </a:cxn>
+                                  <a:cxn ang="0">
+                                    <a:pos x="connsiteX67" y="connsiteY67"/>
+                                  </a:cxn>
+                                  <a:cxn ang="0">
+                                    <a:pos x="connsiteX68" y="connsiteY68"/>
+                                  </a:cxn>
+                                  <a:cxn ang="0">
+                                    <a:pos x="connsiteX69" y="connsiteY69"/>
+                                  </a:cxn>
+                                  <a:cxn ang="0">
+                                    <a:pos x="connsiteX70" y="connsiteY70"/>
+                                  </a:cxn>
+                                  <a:cxn ang="0">
+                                    <a:pos x="connsiteX71" y="connsiteY71"/>
+                                  </a:cxn>
+                                  <a:cxn ang="0">
+                                    <a:pos x="connsiteX72" y="connsiteY72"/>
+                                  </a:cxn>
+                                  <a:cxn ang="0">
+                                    <a:pos x="connsiteX73" y="connsiteY73"/>
+                                  </a:cxn>
+                                  <a:cxn ang="0">
+                                    <a:pos x="connsiteX74" y="connsiteY74"/>
+                                  </a:cxn>
+                                  <a:cxn ang="0">
+                                    <a:pos x="connsiteX75" y="connsiteY75"/>
+                                  </a:cxn>
+                                  <a:cxn ang="0">
+                                    <a:pos x="connsiteX76" y="connsiteY76"/>
+                                  </a:cxn>
+                                  <a:cxn ang="0">
+                                    <a:pos x="connsiteX77" y="connsiteY77"/>
+                                  </a:cxn>
+                                  <a:cxn ang="0">
+                                    <a:pos x="connsiteX78" y="connsiteY78"/>
+                                  </a:cxn>
+                                  <a:cxn ang="0">
+                                    <a:pos x="connsiteX79" y="connsiteY79"/>
+                                  </a:cxn>
+                                  <a:cxn ang="0">
+                                    <a:pos x="connsiteX80" y="connsiteY80"/>
+                                  </a:cxn>
+                                  <a:cxn ang="0">
+                                    <a:pos x="connsiteX81" y="connsiteY81"/>
+                                  </a:cxn>
+                                  <a:cxn ang="0">
+                                    <a:pos x="connsiteX82" y="connsiteY82"/>
+                                  </a:cxn>
+                                  <a:cxn ang="0">
+                                    <a:pos x="connsiteX83" y="connsiteY83"/>
+                                  </a:cxn>
+                                  <a:cxn ang="0">
+                                    <a:pos x="connsiteX84" y="connsiteY84"/>
+                                  </a:cxn>
+                                  <a:cxn ang="0">
+                                    <a:pos x="connsiteX85" y="connsiteY85"/>
+                                  </a:cxn>
+                                  <a:cxn ang="0">
+                                    <a:pos x="connsiteX86" y="connsiteY86"/>
+                                  </a:cxn>
+                                  <a:cxn ang="0">
+                                    <a:pos x="connsiteX87" y="connsiteY87"/>
+                                  </a:cxn>
+                                  <a:cxn ang="0">
+                                    <a:pos x="connsiteX88" y="connsiteY88"/>
+                                  </a:cxn>
+                                  <a:cxn ang="0">
+                                    <a:pos x="connsiteX89" y="connsiteY89"/>
+                                  </a:cxn>
+                                  <a:cxn ang="0">
+                                    <a:pos x="connsiteX90" y="connsiteY90"/>
+                                  </a:cxn>
+                                  <a:cxn ang="0">
+                                    <a:pos x="connsiteX91" y="connsiteY91"/>
+                                  </a:cxn>
+                                  <a:cxn ang="0">
+                                    <a:pos x="connsiteX92" y="connsiteY92"/>
+                                  </a:cxn>
+                                  <a:cxn ang="0">
+                                    <a:pos x="connsiteX93" y="connsiteY93"/>
+                                  </a:cxn>
+                                  <a:cxn ang="0">
+                                    <a:pos x="connsiteX94" y="connsiteY94"/>
+                                  </a:cxn>
+                                  <a:cxn ang="0">
+                                    <a:pos x="connsiteX95" y="connsiteY95"/>
+                                  </a:cxn>
+                                  <a:cxn ang="0">
+                                    <a:pos x="connsiteX96" y="connsiteY96"/>
+                                  </a:cxn>
+                                  <a:cxn ang="0">
+                                    <a:pos x="connsiteX97" y="connsiteY97"/>
+                                  </a:cxn>
+                                  <a:cxn ang="0">
+                                    <a:pos x="connsiteX98" y="connsiteY98"/>
+                                  </a:cxn>
+                                  <a:cxn ang="0">
+                                    <a:pos x="connsiteX99" y="connsiteY99"/>
+                                  </a:cxn>
+                                  <a:cxn ang="0">
+                                    <a:pos x="connsiteX100" y="connsiteY100"/>
+                                  </a:cxn>
+                                  <a:cxn ang="0">
+                                    <a:pos x="connsiteX101" y="connsiteY101"/>
+                                  </a:cxn>
+                                  <a:cxn ang="0">
+                                    <a:pos x="connsiteX102" y="connsiteY102"/>
+                                  </a:cxn>
+                                  <a:cxn ang="0">
+                                    <a:pos x="connsiteX103" y="connsiteY103"/>
+                                  </a:cxn>
+                                  <a:cxn ang="0">
+                                    <a:pos x="connsiteX104" y="connsiteY104"/>
+                                  </a:cxn>
+                                  <a:cxn ang="0">
+                                    <a:pos x="connsiteX105" y="connsiteY105"/>
+                                  </a:cxn>
+                                  <a:cxn ang="0">
+                                    <a:pos x="connsiteX106" y="connsiteY106"/>
+                                  </a:cxn>
+                                  <a:cxn ang="0">
+                                    <a:pos x="connsiteX107" y="connsiteY107"/>
+                                  </a:cxn>
+                                  <a:cxn ang="0">
+                                    <a:pos x="connsiteX108" y="connsiteY108"/>
+                                  </a:cxn>
+                                  <a:cxn ang="0">
+                                    <a:pos x="connsiteX109" y="connsiteY109"/>
+                                  </a:cxn>
+                                  <a:cxn ang="0">
+                                    <a:pos x="connsiteX110" y="connsiteY110"/>
+                                  </a:cxn>
+                                </a:cxnLst>
+                                <a:rect l="l" t="t" r="r" b="b"/>
+                                <a:pathLst>
+                                  <a:path w="819150" h="196453">
+                                    <a:moveTo>
+                                      <a:pt x="814548" y="92122"/>
+                                    </a:moveTo>
+                                    <a:lnTo>
+                                      <a:pt x="785973" y="42463"/>
+                                    </a:lnTo>
+                                    <a:lnTo>
+                                      <a:pt x="776448" y="26637"/>
+                                    </a:lnTo>
+                                    <a:cubicBezTo>
+                                      <a:pt x="775496" y="25000"/>
+                                      <a:pt x="774543" y="23909"/>
+                                      <a:pt x="772638" y="22272"/>
+                                    </a:cubicBezTo>
+                                    <a:cubicBezTo>
+                                      <a:pt x="757398" y="12995"/>
+                                      <a:pt x="737396" y="6992"/>
+                                      <a:pt x="714536" y="4809"/>
+                                    </a:cubicBezTo>
+                                    <a:cubicBezTo>
+                                      <a:pt x="707868" y="4263"/>
+                                      <a:pt x="702153" y="4263"/>
+                                      <a:pt x="696438" y="4263"/>
+                                    </a:cubicBezTo>
+                                    <a:cubicBezTo>
+                                      <a:pt x="690723" y="4263"/>
+                                      <a:pt x="685008" y="4263"/>
+                                      <a:pt x="680246" y="4809"/>
+                                    </a:cubicBezTo>
+                                    <a:cubicBezTo>
+                                      <a:pt x="657386" y="6992"/>
+                                      <a:pt x="637383" y="12995"/>
+                                      <a:pt x="622143" y="22272"/>
+                                    </a:cubicBezTo>
+                                    <a:cubicBezTo>
+                                      <a:pt x="620238" y="23363"/>
+                                      <a:pt x="618333" y="25000"/>
+                                      <a:pt x="618333" y="26637"/>
+                                    </a:cubicBezTo>
+                                    <a:lnTo>
+                                      <a:pt x="608808" y="42463"/>
+                                    </a:lnTo>
+                                    <a:lnTo>
+                                      <a:pt x="602141" y="53922"/>
+                                    </a:lnTo>
+                                    <a:lnTo>
+                                      <a:pt x="594521" y="42463"/>
+                                    </a:lnTo>
+                                    <a:lnTo>
+                                      <a:pt x="584996" y="26637"/>
+                                    </a:lnTo>
+                                    <a:cubicBezTo>
+                                      <a:pt x="584043" y="25000"/>
+                                      <a:pt x="583091" y="23909"/>
+                                      <a:pt x="581186" y="22272"/>
+                                    </a:cubicBezTo>
+                                    <a:cubicBezTo>
+                                      <a:pt x="565946" y="12995"/>
+                                      <a:pt x="545943" y="6992"/>
+                                      <a:pt x="523083" y="4809"/>
+                                    </a:cubicBezTo>
+                                    <a:cubicBezTo>
+                                      <a:pt x="517368" y="4263"/>
+                                      <a:pt x="511653" y="4263"/>
+                                      <a:pt x="505938" y="4263"/>
+                                    </a:cubicBezTo>
+                                    <a:cubicBezTo>
+                                      <a:pt x="500223" y="4263"/>
+                                      <a:pt x="494508" y="4263"/>
+                                      <a:pt x="489746" y="4809"/>
+                                    </a:cubicBezTo>
+                                    <a:cubicBezTo>
+                                      <a:pt x="466886" y="6992"/>
+                                      <a:pt x="446883" y="12995"/>
+                                      <a:pt x="431643" y="22272"/>
+                                    </a:cubicBezTo>
+                                    <a:cubicBezTo>
+                                      <a:pt x="429738" y="23363"/>
+                                      <a:pt x="427833" y="25000"/>
+                                      <a:pt x="427833" y="26637"/>
+                                    </a:cubicBezTo>
+                                    <a:lnTo>
+                                      <a:pt x="418308" y="42463"/>
+                                    </a:lnTo>
+                                    <a:lnTo>
+                                      <a:pt x="411641" y="53922"/>
+                                    </a:lnTo>
+                                    <a:lnTo>
+                                      <a:pt x="404021" y="42463"/>
+                                    </a:lnTo>
+                                    <a:lnTo>
+                                      <a:pt x="394496" y="26637"/>
+                                    </a:lnTo>
+                                    <a:cubicBezTo>
+                                      <a:pt x="393543" y="25000"/>
+                                      <a:pt x="392591" y="23909"/>
+                                      <a:pt x="390686" y="22272"/>
+                                    </a:cubicBezTo>
+                                    <a:cubicBezTo>
+                                      <a:pt x="375446" y="12995"/>
+                                      <a:pt x="355443" y="6992"/>
+                                      <a:pt x="332583" y="4809"/>
+                                    </a:cubicBezTo>
+                                    <a:cubicBezTo>
+                                      <a:pt x="326868" y="4263"/>
+                                      <a:pt x="321153" y="4263"/>
+                                      <a:pt x="315438" y="4263"/>
+                                    </a:cubicBezTo>
+                                    <a:cubicBezTo>
+                                      <a:pt x="309723" y="4263"/>
+                                      <a:pt x="304008" y="4263"/>
+                                      <a:pt x="299246" y="4809"/>
+                                    </a:cubicBezTo>
+                                    <a:cubicBezTo>
+                                      <a:pt x="276386" y="6992"/>
+                                      <a:pt x="256383" y="12995"/>
+                                      <a:pt x="241143" y="22272"/>
+                                    </a:cubicBezTo>
+                                    <a:cubicBezTo>
+                                      <a:pt x="239238" y="23363"/>
+                                      <a:pt x="237333" y="25000"/>
+                                      <a:pt x="237333" y="26637"/>
+                                    </a:cubicBezTo>
+                                    <a:lnTo>
+                                      <a:pt x="227808" y="42463"/>
+                                    </a:lnTo>
+                                    <a:lnTo>
+                                      <a:pt x="221141" y="53922"/>
+                                    </a:lnTo>
+                                    <a:lnTo>
+                                      <a:pt x="213521" y="42463"/>
+                                    </a:lnTo>
+                                    <a:lnTo>
+                                      <a:pt x="203996" y="26637"/>
+                                    </a:lnTo>
+                                    <a:cubicBezTo>
+                                      <a:pt x="203043" y="25000"/>
+                                      <a:pt x="202091" y="23909"/>
+                                      <a:pt x="200186" y="22272"/>
+                                    </a:cubicBezTo>
+                                    <a:cubicBezTo>
+                                      <a:pt x="184946" y="12995"/>
+                                      <a:pt x="164943" y="6992"/>
+                                      <a:pt x="142083" y="4809"/>
+                                    </a:cubicBezTo>
+                                    <a:cubicBezTo>
+                                      <a:pt x="135416" y="4263"/>
+                                      <a:pt x="130653" y="4263"/>
+                                      <a:pt x="124938" y="4263"/>
+                                    </a:cubicBezTo>
+                                    <a:cubicBezTo>
+                                      <a:pt x="119223" y="4263"/>
+                                      <a:pt x="113508" y="4263"/>
+                                      <a:pt x="108746" y="4809"/>
+                                    </a:cubicBezTo>
+                                    <a:cubicBezTo>
+                                      <a:pt x="85886" y="6992"/>
+                                      <a:pt x="65883" y="12995"/>
+                                      <a:pt x="50643" y="22272"/>
+                                    </a:cubicBezTo>
+                                    <a:cubicBezTo>
+                                      <a:pt x="48738" y="23363"/>
+                                      <a:pt x="46833" y="25000"/>
+                                      <a:pt x="46833" y="26637"/>
+                                    </a:cubicBezTo>
+                                    <a:lnTo>
+                                      <a:pt x="37308" y="42463"/>
+                                    </a:lnTo>
+                                    <a:lnTo>
+                                      <a:pt x="8733" y="92122"/>
+                                    </a:lnTo>
+                                    <a:cubicBezTo>
+                                      <a:pt x="4923" y="98670"/>
+                                      <a:pt x="9686" y="106310"/>
+                                      <a:pt x="21116" y="109584"/>
+                                    </a:cubicBezTo>
+                                    <a:cubicBezTo>
+                                      <a:pt x="24926" y="110675"/>
+                                      <a:pt x="27783" y="110675"/>
+                                      <a:pt x="31593" y="110675"/>
+                                    </a:cubicBezTo>
+                                    <a:cubicBezTo>
+                                      <a:pt x="41118" y="110675"/>
+                                      <a:pt x="50643" y="106855"/>
+                                      <a:pt x="54453" y="101398"/>
+                                    </a:cubicBezTo>
+                                    <a:lnTo>
+                                      <a:pt x="69693" y="74659"/>
+                                    </a:lnTo>
+                                    <a:lnTo>
+                                      <a:pt x="69693" y="101944"/>
+                                    </a:lnTo>
+                                    <a:lnTo>
+                                      <a:pt x="41118" y="145600"/>
+                                    </a:lnTo>
+                                    <a:lnTo>
+                                      <a:pt x="69693" y="145600"/>
+                                    </a:lnTo>
+                                    <a:lnTo>
+                                      <a:pt x="69693" y="194714"/>
+                                    </a:lnTo>
+                                    <a:lnTo>
+                                      <a:pt x="117318" y="194714"/>
+                                    </a:lnTo>
+                                    <a:lnTo>
+                                      <a:pt x="117318" y="145600"/>
+                                    </a:lnTo>
+                                    <a:lnTo>
+                                      <a:pt x="136368" y="145600"/>
+                                    </a:lnTo>
+                                    <a:lnTo>
+                                      <a:pt x="136368" y="194714"/>
+                                    </a:lnTo>
+                                    <a:lnTo>
+                                      <a:pt x="183993" y="194714"/>
+                                    </a:lnTo>
+                                    <a:lnTo>
+                                      <a:pt x="183993" y="145600"/>
+                                    </a:lnTo>
+                                    <a:lnTo>
+                                      <a:pt x="212568" y="145600"/>
+                                    </a:lnTo>
+                                    <a:lnTo>
+                                      <a:pt x="183993" y="100853"/>
+                                    </a:lnTo>
+                                    <a:lnTo>
+                                      <a:pt x="183993" y="74113"/>
+                                    </a:lnTo>
+                                    <a:lnTo>
+                                      <a:pt x="199233" y="100853"/>
+                                    </a:lnTo>
+                                    <a:cubicBezTo>
+                                      <a:pt x="202091" y="106310"/>
+                                      <a:pt x="211616" y="110130"/>
+                                      <a:pt x="222093" y="110130"/>
+                                    </a:cubicBezTo>
+                                    <a:cubicBezTo>
+                                      <a:pt x="222093" y="110130"/>
+                                      <a:pt x="222093" y="110130"/>
+                                      <a:pt x="222093" y="110130"/>
+                                    </a:cubicBezTo>
+                                    <a:cubicBezTo>
+                                      <a:pt x="222093" y="110130"/>
+                                      <a:pt x="222093" y="110130"/>
+                                      <a:pt x="222093" y="110130"/>
+                                    </a:cubicBezTo>
+                                    <a:lnTo>
+                                      <a:pt x="222093" y="110130"/>
+                                    </a:lnTo>
+                                    <a:lnTo>
+                                      <a:pt x="222093" y="110130"/>
+                                    </a:lnTo>
+                                    <a:cubicBezTo>
+                                      <a:pt x="231618" y="110130"/>
+                                      <a:pt x="241143" y="106310"/>
+                                      <a:pt x="244953" y="100853"/>
+                                    </a:cubicBezTo>
+                                    <a:lnTo>
+                                      <a:pt x="260193" y="74113"/>
+                                    </a:lnTo>
+                                    <a:lnTo>
+                                      <a:pt x="260193" y="195259"/>
+                                    </a:lnTo>
+                                    <a:lnTo>
+                                      <a:pt x="307818" y="195259"/>
+                                    </a:lnTo>
+                                    <a:lnTo>
+                                      <a:pt x="307818" y="113404"/>
+                                    </a:lnTo>
+                                    <a:lnTo>
+                                      <a:pt x="326868" y="113404"/>
+                                    </a:lnTo>
+                                    <a:lnTo>
+                                      <a:pt x="326868" y="195259"/>
+                                    </a:lnTo>
+                                    <a:lnTo>
+                                      <a:pt x="374493" y="195259"/>
+                                    </a:lnTo>
+                                    <a:lnTo>
+                                      <a:pt x="374493" y="74659"/>
+                                    </a:lnTo>
+                                    <a:lnTo>
+                                      <a:pt x="389733" y="101398"/>
+                                    </a:lnTo>
+                                    <a:cubicBezTo>
+                                      <a:pt x="393543" y="107401"/>
+                                      <a:pt x="402116" y="110675"/>
+                                      <a:pt x="412593" y="110675"/>
+                                    </a:cubicBezTo>
+                                    <a:lnTo>
+                                      <a:pt x="412593" y="110675"/>
+                                    </a:lnTo>
+                                    <a:cubicBezTo>
+                                      <a:pt x="412593" y="110675"/>
+                                      <a:pt x="412593" y="110675"/>
+                                      <a:pt x="412593" y="110675"/>
+                                    </a:cubicBezTo>
+                                    <a:cubicBezTo>
+                                      <a:pt x="422118" y="110675"/>
+                                      <a:pt x="431643" y="106855"/>
+                                      <a:pt x="435453" y="101398"/>
+                                    </a:cubicBezTo>
+                                    <a:lnTo>
+                                      <a:pt x="450693" y="74659"/>
+                                    </a:lnTo>
+                                    <a:lnTo>
+                                      <a:pt x="450693" y="101398"/>
+                                    </a:lnTo>
+                                    <a:lnTo>
+                                      <a:pt x="422118" y="146146"/>
+                                    </a:lnTo>
+                                    <a:lnTo>
+                                      <a:pt x="450693" y="146146"/>
+                                    </a:lnTo>
+                                    <a:lnTo>
+                                      <a:pt x="450693" y="195259"/>
+                                    </a:lnTo>
+                                    <a:lnTo>
+                                      <a:pt x="498318" y="195259"/>
+                                    </a:lnTo>
+                                    <a:lnTo>
+                                      <a:pt x="498318" y="146146"/>
+                                    </a:lnTo>
+                                    <a:lnTo>
+                                      <a:pt x="517368" y="146146"/>
+                                    </a:lnTo>
+                                    <a:lnTo>
+                                      <a:pt x="517368" y="195259"/>
+                                    </a:lnTo>
+                                    <a:lnTo>
+                                      <a:pt x="564993" y="195259"/>
+                                    </a:lnTo>
+                                    <a:lnTo>
+                                      <a:pt x="564993" y="146146"/>
+                                    </a:lnTo>
+                                    <a:lnTo>
+                                      <a:pt x="593568" y="146146"/>
+                                    </a:lnTo>
+                                    <a:lnTo>
+                                      <a:pt x="564993" y="102490"/>
+                                    </a:lnTo>
+                                    <a:lnTo>
+                                      <a:pt x="564993" y="75205"/>
+                                    </a:lnTo>
+                                    <a:lnTo>
+                                      <a:pt x="580233" y="101944"/>
+                                    </a:lnTo>
+                                    <a:cubicBezTo>
+                                      <a:pt x="583091" y="107401"/>
+                                      <a:pt x="592616" y="111221"/>
+                                      <a:pt x="603093" y="111221"/>
+                                    </a:cubicBezTo>
+                                    <a:cubicBezTo>
+                                      <a:pt x="603093" y="111221"/>
+                                      <a:pt x="603093" y="111221"/>
+                                      <a:pt x="603093" y="111221"/>
+                                    </a:cubicBezTo>
+                                    <a:cubicBezTo>
+                                      <a:pt x="603093" y="111221"/>
+                                      <a:pt x="603093" y="111221"/>
+                                      <a:pt x="603093" y="111221"/>
+                                    </a:cubicBezTo>
+                                    <a:cubicBezTo>
+                                      <a:pt x="603093" y="111221"/>
+                                      <a:pt x="603093" y="111221"/>
+                                      <a:pt x="603093" y="111221"/>
+                                    </a:cubicBezTo>
+                                    <a:cubicBezTo>
+                                      <a:pt x="603093" y="111221"/>
+                                      <a:pt x="603093" y="111221"/>
+                                      <a:pt x="603093" y="111221"/>
+                                    </a:cubicBezTo>
+                                    <a:cubicBezTo>
+                                      <a:pt x="612618" y="111221"/>
+                                      <a:pt x="622143" y="107401"/>
+                                      <a:pt x="625953" y="101944"/>
+                                    </a:cubicBezTo>
+                                    <a:lnTo>
+                                      <a:pt x="641193" y="75205"/>
+                                    </a:lnTo>
+                                    <a:lnTo>
+                                      <a:pt x="641193" y="195259"/>
+                                    </a:lnTo>
+                                    <a:lnTo>
+                                      <a:pt x="688818" y="195259"/>
+                                    </a:lnTo>
+                                    <a:lnTo>
+                                      <a:pt x="688818" y="113404"/>
+                                    </a:lnTo>
+                                    <a:lnTo>
+                                      <a:pt x="707868" y="113404"/>
+                                    </a:lnTo>
+                                    <a:lnTo>
+                                      <a:pt x="707868" y="195259"/>
+                                    </a:lnTo>
+                                    <a:lnTo>
+                                      <a:pt x="755493" y="195259"/>
+                                    </a:lnTo>
+                                    <a:lnTo>
+                                      <a:pt x="755493" y="74659"/>
+                                    </a:lnTo>
+                                    <a:lnTo>
+                                      <a:pt x="770733" y="101398"/>
+                                    </a:lnTo>
+                                    <a:cubicBezTo>
+                                      <a:pt x="773591" y="106855"/>
+                                      <a:pt x="783116" y="110675"/>
+                                      <a:pt x="793593" y="110675"/>
+                                    </a:cubicBezTo>
+                                    <a:cubicBezTo>
+                                      <a:pt x="797403" y="110675"/>
+                                      <a:pt x="800261" y="110130"/>
+                                      <a:pt x="804071" y="109584"/>
+                                    </a:cubicBezTo>
+                                    <a:cubicBezTo>
+                                      <a:pt x="813596" y="106310"/>
+                                      <a:pt x="818358" y="98670"/>
+                                      <a:pt x="814548" y="92122"/>
+                                    </a:cubicBezTo>
+                                    <a:close/>
+                                  </a:path>
+                                </a:pathLst>
+                              </a:custGeom>
+                              <a:solidFill>
+                                <a:srgbClr val="000000"/>
+                              </a:solidFill>
+                              <a:ln w="9922" cap="flat">
+                                <a:noFill/>
+                                <a:prstDash val="solid"/>
+                                <a:miter/>
+                              </a:ln>
+                            </wps:spPr>
+                            <wps:bodyPr rot="0" spcFirstLastPara="0" vertOverflow="overflow" horzOverflow="overflow" vert="horz" wrap="square" lIns="91440" tIns="45720" rIns="91440" bIns="45720" numCol="1" spcCol="0" rtlCol="0" fromWordArt="0" anchor="ctr" anchorCtr="0" forceAA="0" compatLnSpc="1">
+                              <a:prstTxWarp prst="textNoShape">
+                                <a:avLst/>
+                              </a:prstTxWarp>
+                              <a:noAutofit/>
+                            </wps:bodyPr>
+                          </wps:wsp>
+                          <wps:wsp>
+                            <wps:cNvPr id="378" name="Freeform: Shape 378"/>
+                            <wps:cNvSpPr/>
+                            <wps:spPr>
+                              <a:xfrm>
+                                <a:off x="5598021" y="3640041"/>
+                                <a:ext cx="123825" cy="70941"/>
+                              </a:xfrm>
+                              <a:custGeom>
+                                <a:avLst/>
+                                <a:gdLst>
+                                  <a:gd name="connsiteX0" fmla="*/ 121741 w 123825"/>
+                                  <a:gd name="connsiteY0" fmla="*/ 37005 h 70941"/>
+                                  <a:gd name="connsiteX1" fmla="*/ 64591 w 123825"/>
+                                  <a:gd name="connsiteY1" fmla="*/ 69748 h 70941"/>
+                                  <a:gd name="connsiteX2" fmla="*/ 7441 w 123825"/>
+                                  <a:gd name="connsiteY2" fmla="*/ 37005 h 70941"/>
+                                  <a:gd name="connsiteX3" fmla="*/ 64591 w 123825"/>
+                                  <a:gd name="connsiteY3" fmla="*/ 4263 h 70941"/>
+                                  <a:gd name="connsiteX4" fmla="*/ 121741 w 123825"/>
+                                  <a:gd name="connsiteY4" fmla="*/ 37005 h 70941"/>
+                                </a:gdLst>
+                                <a:ahLst/>
+                                <a:cxnLst>
+                                  <a:cxn ang="0">
+                                    <a:pos x="connsiteX0" y="connsiteY0"/>
+                                  </a:cxn>
+                                  <a:cxn ang="0">
+                                    <a:pos x="connsiteX1" y="connsiteY1"/>
+                                  </a:cxn>
+                                  <a:cxn ang="0">
+                                    <a:pos x="connsiteX2" y="connsiteY2"/>
+                                  </a:cxn>
+                                  <a:cxn ang="0">
+                                    <a:pos x="connsiteX3" y="connsiteY3"/>
+                                  </a:cxn>
+                                  <a:cxn ang="0">
+                                    <a:pos x="connsiteX4" y="connsiteY4"/>
+                                  </a:cxn>
+                                </a:cxnLst>
+                                <a:rect l="l" t="t" r="r" b="b"/>
+                                <a:pathLst>
+                                  <a:path w="123825" h="70941">
+                                    <a:moveTo>
+                                      <a:pt x="121741" y="37005"/>
+                                    </a:moveTo>
+                                    <a:cubicBezTo>
+                                      <a:pt x="121741" y="55089"/>
+                                      <a:pt x="96154" y="69748"/>
+                                      <a:pt x="64591" y="69748"/>
+                                    </a:cubicBezTo>
+                                    <a:cubicBezTo>
+                                      <a:pt x="33028" y="69748"/>
+                                      <a:pt x="7441" y="55089"/>
+                                      <a:pt x="7441" y="37005"/>
+                                    </a:cubicBezTo>
+                                    <a:cubicBezTo>
+                                      <a:pt x="7441" y="18922"/>
+                                      <a:pt x="33028" y="4263"/>
+                                      <a:pt x="64591" y="4263"/>
+                                    </a:cubicBezTo>
+                                    <a:cubicBezTo>
+                                      <a:pt x="96154" y="4263"/>
+                                      <a:pt x="121741" y="18922"/>
+                                      <a:pt x="121741" y="37005"/>
+                                    </a:cubicBezTo>
+                                    <a:close/>
+                                  </a:path>
+                                </a:pathLst>
+                              </a:custGeom>
+                              <a:solidFill>
+                                <a:srgbClr val="000000"/>
+                              </a:solidFill>
+                              <a:ln w="9922" cap="flat">
+                                <a:noFill/>
+                                <a:prstDash val="solid"/>
+                                <a:miter/>
+                              </a:ln>
+                            </wps:spPr>
+                            <wps:bodyPr rot="0" spcFirstLastPara="0" vertOverflow="overflow" horzOverflow="overflow" vert="horz" wrap="square" lIns="91440" tIns="45720" rIns="91440" bIns="45720" numCol="1" spcCol="0" rtlCol="0" fromWordArt="0" anchor="ctr" anchorCtr="0" forceAA="0" compatLnSpc="1">
+                              <a:prstTxWarp prst="textNoShape">
+                                <a:avLst/>
+                              </a:prstTxWarp>
+                              <a:noAutofit/>
+                            </wps:bodyPr>
+                          </wps:wsp>
+                          <wps:wsp>
+                            <wps:cNvPr id="379" name="Freeform: Shape 379"/>
+                            <wps:cNvSpPr/>
+                            <wps:spPr>
+                              <a:xfrm>
+                                <a:off x="5979021" y="3640041"/>
+                                <a:ext cx="123825" cy="70941"/>
+                              </a:xfrm>
+                              <a:custGeom>
+                                <a:avLst/>
+                                <a:gdLst>
+                                  <a:gd name="connsiteX0" fmla="*/ 121741 w 123825"/>
+                                  <a:gd name="connsiteY0" fmla="*/ 37005 h 70941"/>
+                                  <a:gd name="connsiteX1" fmla="*/ 64591 w 123825"/>
+                                  <a:gd name="connsiteY1" fmla="*/ 69748 h 70941"/>
+                                  <a:gd name="connsiteX2" fmla="*/ 7441 w 123825"/>
+                                  <a:gd name="connsiteY2" fmla="*/ 37005 h 70941"/>
+                                  <a:gd name="connsiteX3" fmla="*/ 64591 w 123825"/>
+                                  <a:gd name="connsiteY3" fmla="*/ 4263 h 70941"/>
+                                  <a:gd name="connsiteX4" fmla="*/ 121741 w 123825"/>
+                                  <a:gd name="connsiteY4" fmla="*/ 37005 h 70941"/>
+                                </a:gdLst>
+                                <a:ahLst/>
+                                <a:cxnLst>
+                                  <a:cxn ang="0">
+                                    <a:pos x="connsiteX0" y="connsiteY0"/>
+                                  </a:cxn>
+                                  <a:cxn ang="0">
+                                    <a:pos x="connsiteX1" y="connsiteY1"/>
+                                  </a:cxn>
+                                  <a:cxn ang="0">
+                                    <a:pos x="connsiteX2" y="connsiteY2"/>
+                                  </a:cxn>
+                                  <a:cxn ang="0">
+                                    <a:pos x="connsiteX3" y="connsiteY3"/>
+                                  </a:cxn>
+                                  <a:cxn ang="0">
+                                    <a:pos x="connsiteX4" y="connsiteY4"/>
+                                  </a:cxn>
+                                </a:cxnLst>
+                                <a:rect l="l" t="t" r="r" b="b"/>
+                                <a:pathLst>
+                                  <a:path w="123825" h="70941">
+                                    <a:moveTo>
+                                      <a:pt x="121741" y="37005"/>
+                                    </a:moveTo>
+                                    <a:cubicBezTo>
+                                      <a:pt x="121741" y="55089"/>
+                                      <a:pt x="96154" y="69748"/>
+                                      <a:pt x="64591" y="69748"/>
+                                    </a:cubicBezTo>
+                                    <a:cubicBezTo>
+                                      <a:pt x="33028" y="69748"/>
+                                      <a:pt x="7441" y="55089"/>
+                                      <a:pt x="7441" y="37005"/>
+                                    </a:cubicBezTo>
+                                    <a:cubicBezTo>
+                                      <a:pt x="7441" y="18922"/>
+                                      <a:pt x="33028" y="4263"/>
+                                      <a:pt x="64591" y="4263"/>
+                                    </a:cubicBezTo>
+                                    <a:cubicBezTo>
+                                      <a:pt x="96154" y="4263"/>
+                                      <a:pt x="121741" y="18922"/>
+                                      <a:pt x="121741" y="37005"/>
+                                    </a:cubicBezTo>
+                                    <a:close/>
+                                  </a:path>
+                                </a:pathLst>
+                              </a:custGeom>
+                              <a:solidFill>
+                                <a:srgbClr val="000000"/>
+                              </a:solidFill>
+                              <a:ln w="9922" cap="flat">
+                                <a:noFill/>
+                                <a:prstDash val="solid"/>
+                                <a:miter/>
+                              </a:ln>
+                            </wps:spPr>
+                            <wps:bodyPr rot="0" spcFirstLastPara="0" vertOverflow="overflow" horzOverflow="overflow" vert="horz" wrap="square" lIns="91440" tIns="45720" rIns="91440" bIns="45720" numCol="1" spcCol="0" rtlCol="0" fromWordArt="0" anchor="ctr" anchorCtr="0" forceAA="0" compatLnSpc="1">
+                              <a:prstTxWarp prst="textNoShape">
+                                <a:avLst/>
+                              </a:prstTxWarp>
+                              <a:noAutofit/>
+                            </wps:bodyPr>
+                          </wps:wsp>
+                          <wps:wsp>
+                            <wps:cNvPr id="380" name="Freeform: Shape 380"/>
+                            <wps:cNvSpPr/>
+                            <wps:spPr>
+                              <a:xfrm>
+                                <a:off x="5788521" y="3640041"/>
+                                <a:ext cx="123825" cy="70941"/>
+                              </a:xfrm>
+                              <a:custGeom>
+                                <a:avLst/>
+                                <a:gdLst>
+                                  <a:gd name="connsiteX0" fmla="*/ 121741 w 123825"/>
+                                  <a:gd name="connsiteY0" fmla="*/ 37005 h 70941"/>
+                                  <a:gd name="connsiteX1" fmla="*/ 64591 w 123825"/>
+                                  <a:gd name="connsiteY1" fmla="*/ 69748 h 70941"/>
+                                  <a:gd name="connsiteX2" fmla="*/ 7441 w 123825"/>
+                                  <a:gd name="connsiteY2" fmla="*/ 37005 h 70941"/>
+                                  <a:gd name="connsiteX3" fmla="*/ 64591 w 123825"/>
+                                  <a:gd name="connsiteY3" fmla="*/ 4263 h 70941"/>
+                                  <a:gd name="connsiteX4" fmla="*/ 121741 w 123825"/>
+                                  <a:gd name="connsiteY4" fmla="*/ 37005 h 70941"/>
+                                </a:gdLst>
+                                <a:ahLst/>
+                                <a:cxnLst>
+                                  <a:cxn ang="0">
+                                    <a:pos x="connsiteX0" y="connsiteY0"/>
+                                  </a:cxn>
+                                  <a:cxn ang="0">
+                                    <a:pos x="connsiteX1" y="connsiteY1"/>
+                                  </a:cxn>
+                                  <a:cxn ang="0">
+                                    <a:pos x="connsiteX2" y="connsiteY2"/>
+                                  </a:cxn>
+                                  <a:cxn ang="0">
+                                    <a:pos x="connsiteX3" y="connsiteY3"/>
+                                  </a:cxn>
+                                  <a:cxn ang="0">
+                                    <a:pos x="connsiteX4" y="connsiteY4"/>
+                                  </a:cxn>
+                                </a:cxnLst>
+                                <a:rect l="l" t="t" r="r" b="b"/>
+                                <a:pathLst>
+                                  <a:path w="123825" h="70941">
+                                    <a:moveTo>
+                                      <a:pt x="121741" y="37005"/>
+                                    </a:moveTo>
+                                    <a:cubicBezTo>
+                                      <a:pt x="121741" y="55089"/>
+                                      <a:pt x="96154" y="69748"/>
+                                      <a:pt x="64591" y="69748"/>
+                                    </a:cubicBezTo>
+                                    <a:cubicBezTo>
+                                      <a:pt x="33028" y="69748"/>
+                                      <a:pt x="7441" y="55089"/>
+                                      <a:pt x="7441" y="37005"/>
+                                    </a:cubicBezTo>
+                                    <a:cubicBezTo>
+                                      <a:pt x="7441" y="18922"/>
+                                      <a:pt x="33028" y="4263"/>
+                                      <a:pt x="64591" y="4263"/>
+                                    </a:cubicBezTo>
+                                    <a:cubicBezTo>
+                                      <a:pt x="96154" y="4263"/>
+                                      <a:pt x="121741" y="18922"/>
+                                      <a:pt x="121741" y="37005"/>
+                                    </a:cubicBezTo>
+                                    <a:close/>
+                                  </a:path>
+                                </a:pathLst>
+                              </a:custGeom>
+                              <a:solidFill>
+                                <a:srgbClr val="000000"/>
+                              </a:solidFill>
+                              <a:ln w="9922" cap="flat">
+                                <a:noFill/>
+                                <a:prstDash val="solid"/>
+                                <a:miter/>
+                              </a:ln>
+                            </wps:spPr>
+                            <wps:bodyPr rot="0" spcFirstLastPara="0" vertOverflow="overflow" horzOverflow="overflow" vert="horz" wrap="square" lIns="91440" tIns="45720" rIns="91440" bIns="45720" numCol="1" spcCol="0" rtlCol="0" fromWordArt="0" anchor="ctr" anchorCtr="0" forceAA="0" compatLnSpc="1">
+                              <a:prstTxWarp prst="textNoShape">
+                                <a:avLst/>
+                              </a:prstTxWarp>
+                              <a:noAutofit/>
+                            </wps:bodyPr>
+                          </wps:wsp>
+                        </wpg:grpSp>
+                      </wpg:grpSp>
+                    </wpg:wgp>
+                  </a:graphicData>
+                </a:graphic>
+              </wp:anchor>
+            </w:drawing>
+          </mc:Choice>
+          <mc:Fallback>
+            <w:pict>
+              <v:group w14:anchorId="47CB7E1B" id="Group 382" o:spid="_x0000_s1100" style="position:absolute;left:0;text-align:left;margin-left:8.25pt;margin-top:6.85pt;width:429pt;height:261.75pt;z-index:251768832" coordsize="54483,33242" o:gfxdata="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">
+                <v:shape id="Text Box 2" o:spid="_x0000_s1101" type="#_x0000_t202" style="position:absolute;left:38100;top:24288;width:11430;height:2610;visibility:visible;mso-wrap-style:square;v-text-anchor:top" o:gfxdata="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" stroked="f">
+                  <v:textbox style="mso-fit-shape-to-text:t">
+                    <w:txbxContent>
+                      <w:p>
+                        <w:r>
+                          <w:t>Face Database</w:t>
+                        </w:r>
+                      </w:p>
+                    </w:txbxContent>
+                  </v:textbox>
+                </v:shape>
+                <v:group id="Group 381" o:spid="_x0000_s1102" style="position:absolute;width:54483;height:33242" coordsize="54483,33242" o:gfxdata="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">
+                  <v:group id="Group 362" o:spid="_x0000_s1103" style="position:absolute;width:54483;height:33242" coordsize="54483,33242" o:gfxdata="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">
+                    <v:group id="Group 358" o:spid="_x0000_s1104" style="position:absolute;width:54483;height:33242" coordsize="54483,33242" o:gfxdata="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">
+                      <v:group id="Group 345" o:spid="_x0000_s1105" style="position:absolute;width:54483;height:33242" coordsize="54483,33242" o:gfxdata="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">
+                        <v:rect id="Rectangle 53" o:spid="_x0000_s1106" style="position:absolute;width:54483;height:33242;visibility:visible;mso-wrap-style:square;v-text-anchor:middle" o:gfxdata="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" filled="f" strokecolor="black [3213]">
+                          <v:shadow on="t" color="black" opacity="22937f" origin=",.5" offset="0,.63889mm"/>
+                        </v:rect>
+                        <v:rect id="Rectangle 55" o:spid="_x0000_s1107" style="position:absolute;left:20955;top:9239;width:12192;height:4381;visibility:visible;mso-wrap-style:square;v-text-anchor:middle" o:gfxdata="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" filled="f" strokecolor="black [3213]">
+                          <v:shadow on="t" color="black" opacity="22937f" origin=",.5" offset="0,.63889mm"/>
+                          <v:textbox>
+                            <w:txbxContent>
+                              <w:p>
+                                <w:pPr>
+                                  <w:jc w:val="center"/>
+                                  <w:rPr>
+                                    <w:color w:val="000000" w:themeColor="text1"/>
+                                  </w:rPr>
+                                </w:pPr>
+                                <w:r>
+                                  <w:rPr>
+                                    <w:color w:val="000000" w:themeColor="text1"/>
+                                  </w:rPr>
+                                  <w:t>Image Enhancement</w:t>
+                                </w:r>
+                              </w:p>
+                            </w:txbxContent>
+                          </v:textbox>
+                        </v:rect>
+                        <v:rect id="Rectangle 56" o:spid="_x0000_s1108" style="position:absolute;left:20954;top:26479;width:12669;height:4572;visibility:visible;mso-wrap-style:square;v-text-anchor:middle" o:gfxdata="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" filled="f" strokecolor="black [3213]">
+                          <v:shadow on="t" color="black" opacity="22937f" origin=",.5" offset="0,.63889mm"/>
+                          <v:textbox>
+                            <w:txbxContent>
+                              <w:p>
+                                <w:pPr>
+                                  <w:jc w:val="center"/>
+                                  <w:rPr>
+                                    <w:color w:val="000000" w:themeColor="text1"/>
+                                  </w:rPr>
+                                </w:pPr>
+                                <w:r>
+                                  <w:rPr>
+                                    <w:color w:val="000000" w:themeColor="text1"/>
+                                  </w:rPr>
+                                  <w:t>Attendance Management</w:t>
+                                </w:r>
+                              </w:p>
+                            </w:txbxContent>
+                          </v:textbox>
+                        </v:rect>
+                        <v:rect id="Rectangle 58" o:spid="_x0000_s1109" style="position:absolute;left:20955;top:21050;width:12192;height:3619;visibility:visible;mso-wrap-style:square;v-text-anchor:middle" o:gfxdata="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" filled="f" strokecolor="black [3213]">
+                          <v:shadow on="t" color="black" opacity="22937f" origin=",.5" offset="0,.63889mm"/>
+                          <v:textbox>
+                            <w:txbxContent>
+                              <w:p>
+                                <w:pPr>
+                                  <w:jc w:val="center"/>
+                                  <w:rPr>
+                                    <w:color w:val="000000" w:themeColor="text1"/>
+                                  </w:rPr>
+                                </w:pPr>
+                                <w:r>
+                                  <w:rPr>
+                                    <w:color w:val="000000" w:themeColor="text1"/>
+                                  </w:rPr>
+                                  <w:t>Face Recognition</w:t>
+                                </w:r>
+                              </w:p>
+                            </w:txbxContent>
+                          </v:textbox>
+                        </v:rect>
+                        <v:rect id="Rectangle 60" o:spid="_x0000_s1110" style="position:absolute;left:20955;top:15430;width:12192;height:3620;visibility:visible;mso-wrap-style:square;v-text-anchor:middle" o:gfxdata="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" filled="f" strokecolor="black [3213]">
+                          <v:shadow on="t" color="black" opacity="22937f" origin=",.5" offset="0,.63889mm"/>
+                          <v:textbox>
+                            <w:txbxContent>
+                              <w:p>
+                                <w:pPr>
+                                  <w:jc w:val="center"/>
+                                  <w:rPr>
+                                    <w:color w:val="000000" w:themeColor="text1"/>
+                                  </w:rPr>
+                                </w:pPr>
+                                <w:r>
+                                  <w:rPr>
+                                    <w:color w:val="000000" w:themeColor="text1"/>
+                                  </w:rPr>
+                                  <w:t>Face detection</w:t>
+                                </w:r>
+                              </w:p>
+                            </w:txbxContent>
+                          </v:textbox>
+                        </v:rect>
+                        <v:shape id="Flowchart: Magnetic Disk 326" o:spid="_x0000_s1111" type="#_x0000_t132" style="position:absolute;left:39147;top:20955;width:6096;height:3714;visibility:visible;mso-wrap-style:square;v-text-anchor:middle" o:gfxdata="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" filled="f" strokecolor="black [3213]">
+                          <v:shadow on="t" color="black" opacity="22937f" origin=",.5" offset="0,.63889mm"/>
+                        </v:shape>
+                      </v:group>
+                      <v:line id="Straight Connector 351" o:spid="_x0000_s1112" style="position:absolute;visibility:visible;mso-wrap-style:square" from="26670,5810" to="26670,9239" o:connectortype="straight" o:gfxdata="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" strokecolor="black [3200]" strokeweight="2pt">
+                        <v:shadow on="t" color="black" opacity="24903f" origin=",.5" offset="0,.55556mm"/>
+                      </v:line>
+                      <v:line id="Straight Connector 352" o:spid="_x0000_s1113" style="position:absolute;visibility:visible;mso-wrap-style:square" from="26670,13620" to="26670,15430" o:connectortype="straight" o:gfxdata="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" strokecolor="black [3200]" strokeweight="2pt">
+                        <v:shadow on="t" color="black" opacity="24903f" origin=",.5" offset="0,.55556mm"/>
+                      </v:line>
+                      <v:line id="Straight Connector 353" o:spid="_x0000_s1114" style="position:absolute;visibility:visible;mso-wrap-style:square" from="26670,19050" to="26670,21050" o:connectortype="straight" o:gfxdata="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" strokecolor="black [3200]" strokeweight="2pt">
+                        <v:shadow on="t" color="black" opacity="24903f" origin=",.5" offset="0,.55556mm"/>
+                      </v:line>
+                      <v:line id="Straight Connector 354" o:spid="_x0000_s1115" style="position:absolute;visibility:visible;mso-wrap-style:square" from="33147,22574" to="39147,22574" o:connectortype="straight" o:gfxdata="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" strokecolor="black [3200]" strokeweight="2pt">
+                        <v:shadow on="t" color="black" opacity="24903f" origin=",.5" offset="0,.55556mm"/>
+                      </v:line>
+                      <v:line id="Straight Connector 355" o:spid="_x0000_s1116" style="position:absolute;visibility:visible;mso-wrap-style:square" from="26670,24669" to="26670,26479" o:connectortype="straight" o:gfxdata="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" strokecolor="black [3200]" strokeweight="2pt">
+                        <v:shadow on="t" color="black" opacity="24903f" origin=",.5" offset="0,.55556mm"/>
+                      </v:line>
+                      <v:line id="Straight Connector 356" o:spid="_x0000_s1117" style="position:absolute;flip:x y;visibility:visible;mso-wrap-style:square" from="10691,24669" to="20955,28956" o:connectortype="straight" o:gfxdata="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" strokecolor="black [3200]" strokeweight="2pt">
+                        <v:shadow on="t" color="black" opacity="24903f" origin=",.5" offset="0,.55556mm"/>
+                      </v:line>
+                    </v:group>
+                    <v:line id="Straight Connector 361" o:spid="_x0000_s1118" style="position:absolute;visibility:visible;mso-wrap-style:square" from="31623,4476" to="40392,7810" o:connectortype="straight" o:gfxdata="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" strokecolor="black [3200]" strokeweight="2pt">
+                      <v:shadow on="t" color="black" opacity="24903f" origin=",.5" offset="0,.55556mm"/>
+                    </v:line>
+                  </v:group>
+                  <v:group id="Graphic 350" o:spid="_x0000_s1119" alt="Server" style="position:absolute;left:3048;top:20859;width:9144;height:9144" coordorigin="13716,52101" coordsize="9144,9144" o:gfxdata="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">
+                    <v:shape id="Freeform: Shape 365" o:spid="_x0000_s1120" style="position:absolute;left:17930;top:58412;width:667;height:857;visibility:visible;mso-wrap-style:square;v-text-anchor:middle" coordsize="66675,85725" o:gfxdata="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" path="m7144,7144r57150,l64294,83344r-57150,l7144,7144xe" fillcolor="black" stroked="f">
+                      <v:stroke joinstyle="miter"/>
+                      <v:path arrowok="t" o:connecttype="custom" o:connectlocs="7144,7144;64294,7144;64294,83344;7144,83344" o:connectangles="0,0,0,0"/>
+                    </v:shape>
+                    <v:shape id="Freeform: Shape 366" o:spid="_x0000_s1121" style="position:absolute;left:17930;top:59555;width:667;height:666;visibility:visible;mso-wrap-style:square;v-text-anchor:middle" coordsize="66675,66675" o:gfxdata="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" path="m7144,7144r57150,l64294,64294r-57150,l7144,7144xe" fillcolor="black" stroked="f">
+                      <v:stroke joinstyle="miter"/>
+                      <v:path arrowok="t" o:connecttype="custom" o:connectlocs="7144,7144;64294,7144;64294,64294;7144,64294" o:connectangles="0,0,0,0"/>
+                    </v:shape>
+                    <v:shape id="Freeform: Shape 367" o:spid="_x0000_s1122" style="position:absolute;left:18883;top:59555;width:2857;height:666;visibility:visible;mso-wrap-style:square;v-text-anchor:middle" coordsize="285750,66675" o:gfxdata="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" path="m7144,7144r276225,l283369,64294r-276225,l7144,7144xe" fillcolor="black" stroked="f">
+                      <v:stroke joinstyle="miter"/>
+                      <v:path arrowok="t" o:connecttype="custom" o:connectlocs="7144,7144;283369,7144;283369,64294;7144,64294" o:connectangles="0,0,0,0"/>
+                    </v:shape>
+                    <v:shape id="Freeform: Shape 368" o:spid="_x0000_s1123" style="position:absolute;left:14787;top:59555;width:2858;height:666;visibility:visible;mso-wrap-style:square;v-text-anchor:middle" coordsize="285750,66675" o:gfxdata="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" path="m7144,7144r276225,l283369,64294r-276225,l7144,7144xe" fillcolor="black" stroked="f">
+                      <v:stroke joinstyle="miter"/>
+                      <v:path arrowok="t" o:connecttype="custom" o:connectlocs="7144,7144;283369,7144;283369,64294;7144,64294" o:connectangles="0,0,0,0"/>
+                    </v:shape>
+                    <v:shape id="Freeform: Shape 369" o:spid="_x0000_s1124" style="position:absolute;left:15168;top:56888;width:6191;height:1619;visibility:visible;mso-wrap-style:square;v-text-anchor:middle" coordsize="619125,161925" o:gfxdata="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" path="m582644,7144r-541401,c22410,7144,7144,22410,7144,41243r,84201c7144,144277,22410,159544,41243,159544r541401,c601477,159544,616744,144277,616744,125444r,-84201c616744,22410,601477,7144,582644,7144xm102394,102394v-10522,,-19050,-8529,-19050,-19050c83344,72822,91872,64294,102394,64294v10521,,19050,8528,19050,19050c121444,93865,112915,102394,102394,102394xm197644,102394v-10522,,-19050,-8529,-19050,-19050c178594,72822,187122,64294,197644,64294v10521,,19050,8528,19050,19050c216694,93865,208165,102394,197644,102394xm292894,102394v-10522,,-19050,-8529,-19050,-19050c273844,72822,282372,64294,292894,64294v10521,,19050,8528,19050,19050c311944,93865,303415,102394,292894,102394xe" fillcolor="black" stroked="f">
+                      <v:stroke joinstyle="miter"/>
+                      <v:path arrowok="t" o:connecttype="custom" o:connectlocs="582644,7144;41243,7144;7144,41243;7144,125444;41243,159544;582644,159544;616744,125444;616744,41243;582644,7144;102394,102394;83344,83344;102394,64294;121444,83344;102394,102394;197644,102394;178594,83344;197644,64294;216694,83344;197644,102394;292894,102394;273844,83344;292894,64294;311944,83344;292894,102394" o:connectangles="0,0,0,0,0,0,0,0,0,0,0,0,0,0,0,0,0,0,0,0,0,0,0,0"/>
+                    </v:shape>
+                    <v:shape id="Freeform: Shape 370" o:spid="_x0000_s1125" style="position:absolute;left:15168;top:54983;width:6191;height:1619;visibility:visible;mso-wrap-style:square;v-text-anchor:middle" coordsize="619125,161925" o:gfxdata="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" path="m582644,7144r-541401,c22410,7144,7144,22410,7144,41243r,84201c7144,144277,22410,159544,41243,159544r541401,c601477,159544,616744,144277,616744,125444r,-84201c616744,22410,601477,7144,582644,7144xm102394,102394v-10522,,-19050,-8529,-19050,-19050c83344,72822,91872,64294,102394,64294v10521,,19050,8528,19050,19050c121444,93865,112915,102394,102394,102394xm197644,102394v-10522,,-19050,-8529,-19050,-19050c178594,72822,187122,64294,197644,64294v10521,,19050,8528,19050,19050c216694,93865,208165,102394,197644,102394xm292894,102394v-10522,,-19050,-8529,-19050,-19050c273844,72822,282372,64294,292894,64294v10521,,19050,8528,19050,19050c311944,93865,303415,102394,292894,102394xe" fillcolor="black" stroked="f">
+                      <v:stroke joinstyle="miter"/>
+                      <v:path arrowok="t" o:connecttype="custom" o:connectlocs="582644,7144;41243,7144;7144,41243;7144,125444;41243,159544;582644,159544;616744,125444;616744,41243;582644,7144;102394,102394;83344,83344;102394,64294;121444,83344;102394,102394;197644,102394;178594,83344;197644,64294;216694,83344;197644,102394;292894,102394;273844,83344;292894,64294;311944,83344;292894,102394" o:connectangles="0,0,0,0,0,0,0,0,0,0,0,0,0,0,0,0,0,0,0,0,0,0,0,0"/>
+                    </v:shape>
+                    <v:shape id="Freeform: Shape 371" o:spid="_x0000_s1126" style="position:absolute;left:15168;top:53078;width:6191;height:1619;visibility:visible;mso-wrap-style:square;v-text-anchor:middle" coordsize="619125,161925" o:gfxdata="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" path="m582644,7144r-541401,c22410,7144,7144,22410,7144,41243r,84201c7144,144277,22410,159544,41243,159544r541401,c601477,159544,616744,144277,616744,125444r,-84201c616744,22410,601477,7144,582644,7144xm102394,102394v-10522,,-19050,-8529,-19050,-19050c83344,72822,91872,64294,102394,64294v10521,,19050,8528,19050,19050c121444,93865,112915,102394,102394,102394xm197644,102394v-10522,,-19050,-8529,-19050,-19050c178594,72822,187122,64294,197644,64294v10521,,19050,8528,19050,19050c216694,93865,208165,102394,197644,102394xm292894,102394v-10522,,-19050,-8529,-19050,-19050c273844,72822,282372,64294,292894,64294v10521,,19050,8528,19050,19050c311944,93865,303415,102394,292894,102394xe" fillcolor="black" stroked="f">
+                      <v:stroke joinstyle="miter"/>
+                      <v:path arrowok="t" o:connecttype="custom" o:connectlocs="582644,7144;41243,7144;7144,41243;7144,125444;41243,159544;582644,159544;616744,125444;616744,41243;582644,7144;102394,102394;83344,83344;102394,64294;121444,83344;102394,102394;197644,102394;178594,83344;197644,64294;216694,83344;197644,102394;292894,102394;273844,83344;292894,64294;311944,83344;292894,102394" o:connectangles="0,0,0,0,0,0,0,0,0,0,0,0,0,0,0,0,0,0,0,0,0,0,0,0"/>
+                    </v:shape>
+                  </v:group>
+                  <v:group id="Graphic 349" o:spid="_x0000_s1127" alt="Camera" style="position:absolute;left:20383;top:1619;width:12764;height:4667" coordorigin="32004,29908" coordsize="9810,4667" o:gfxdata="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">
+                    <v:shape id="Freeform: Shape 373" o:spid="_x0000_s1128" style="position:absolute;left:32739;top:30598;width:8278;height:3257;visibility:visible;mso-wrap-style:square;v-text-anchor:middle" coordsize="827782,325735" o:gfxdata="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" path="m417005,285892v-102196,,-183952,-38894,-183952,-87511c233053,149764,314809,110870,417005,110870v102195,,183951,38894,183951,87511c600956,246998,519200,285892,417005,285892xm212614,130317r-122634,l89980,91423r122634,l212614,130317xm784908,52529r-204391,l519200,3912r-204391,l253492,52529r-204390,c26619,52529,8224,61280,8224,71976r,233363c8224,316035,26619,324786,49102,324786r735806,c807391,324786,825786,316035,825786,305339r,-233363c825786,61280,807391,52529,784908,52529xe" fillcolor="black" stroked="f" strokeweight=".28389mm">
+                      <v:stroke joinstyle="miter"/>
+                      <v:path arrowok="t" o:connecttype="custom" o:connectlocs="417005,285892;233053,198381;417005,110870;600956,198381;417005,285892;212614,130317;89980,130317;89980,91423;212614,91423;212614,130317;784908,52529;580517,52529;519200,3912;314809,3912;253492,52529;49102,52529;8224,71976;8224,305339;49102,324786;784908,324786;825786,305339;825786,71976;784908,52529" o:connectangles="0,0,0,0,0,0,0,0,0,0,0,0,0,0,0,0,0,0,0,0,0,0,0"/>
+                    </v:shape>
+                    <v:shape id="Freeform: Shape 374" o:spid="_x0000_s1129" style="position:absolute;left:35396;top:31862;width:2964;height:1410;visibility:visible;mso-wrap-style:square;v-text-anchor:middle" coordsize="296366,140989" o:gfxdata="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" path="m151297,23359c94068,23359,49102,44751,49102,71976v,27226,44966,48617,102195,48617c208526,120593,253492,99202,253492,71976v,-27225,-44966,-48617,-102195,-48617xm151297,140040c71585,140040,8224,109898,8224,71976,8224,34055,71585,3912,151297,3912v79712,,143073,30143,143073,68064c294370,109898,231009,140040,151297,140040xe" fillcolor="black" stroked="f" strokeweight=".28389mm">
+                      <v:stroke joinstyle="miter"/>
+                      <v:path arrowok="t" o:connecttype="custom" o:connectlocs="151297,23359;49102,71977;151297,120594;253492,71977;151297,23359;151297,140041;8224,71977;151297,3912;294370,71977;151297,140041" o:connectangles="0,0,0,0,0,0,0,0,0,0"/>
+                    </v:shape>
+                  </v:group>
+                  <v:group id="Graphic 359" o:spid="_x0000_s1130" alt="Children" style="position:absolute;left:39719;top:4476;width:12001;height:7335" coordorigin="54864,35242" coordsize="9144,5238" o:gfxdata="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">
+                    <v:shape id="Freeform: Shape 376" o:spid="_x0000_s1131" style="position:absolute;left:61695;top:36400;width:1238;height:709;visibility:visible;mso-wrap-style:square;v-text-anchor:middle" coordsize="123825,70941" o:gfxdata="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" path="m121741,37005v,18084,-25587,32743,-57150,32743c33028,69748,7441,55089,7441,37005,7441,18922,33028,4263,64591,4263v31563,,57150,14659,57150,32742xe" fillcolor="black" stroked="f" strokeweight=".27561mm">
+                      <v:stroke joinstyle="miter"/>
+                      <v:path arrowok="t" o:connecttype="custom" o:connectlocs="121741,37005;64591,69748;7441,37005;64591,4263;121741,37005" o:connectangles="0,0,0,0,0"/>
+                    </v:shape>
+                    <v:shape id="Freeform: Shape 377" o:spid="_x0000_s1132" style="position:absolute;left:55376;top:37164;width:8192;height:1964;visibility:visible;mso-wrap-style:square;v-text-anchor:middle" coordsize="819150,196453" o:gfxdata="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" path="m814548,92122l785973,42463,776448,26637v-952,-1637,-1905,-2728,-3810,-4365c757398,12995,737396,6992,714536,4809v-6668,-546,-12383,-546,-18098,-546c690723,4263,685008,4263,680246,4809v-22860,2183,-42863,8186,-58103,17463c620238,23363,618333,25000,618333,26637r-9525,15826l602141,53922,594521,42463,584996,26637v-953,-1637,-1905,-2728,-3810,-4365c565946,12995,545943,6992,523083,4809v-5715,-546,-11430,-546,-17145,-546c500223,4263,494508,4263,489746,4809v-22860,2183,-42863,8186,-58103,17463c429738,23363,427833,25000,427833,26637r-9525,15826l411641,53922,404021,42463,394496,26637v-953,-1637,-1905,-2728,-3810,-4365c375446,12995,355443,6992,332583,4809v-5715,-546,-11430,-546,-17145,-546c309723,4263,304008,4263,299246,4809v-22860,2183,-42863,8186,-58103,17463c239238,23363,237333,25000,237333,26637r-9525,15826l221141,53922,213521,42463,203996,26637v-953,-1637,-1905,-2728,-3810,-4365c184946,12995,164943,6992,142083,4809v-6667,-546,-11430,-546,-17145,-546c119223,4263,113508,4263,108746,4809,85886,6992,65883,12995,50643,22272v-1905,1091,-3810,2728,-3810,4365l37308,42463,8733,92122v-3810,6548,953,14188,12383,17462c24926,110675,27783,110675,31593,110675v9525,,19050,-3820,22860,-9277l69693,74659r,27285l41118,145600r28575,l69693,194714r47625,l117318,145600r19050,l136368,194714r47625,l183993,145600r28575,l183993,100853r,-26740l199233,100853v2858,5457,12383,9277,22860,9277c222093,110130,222093,110130,222093,110130v,,,,,l222093,110130r,c231618,110130,241143,106310,244953,100853l260193,74113r,121146l307818,195259r,-81855l326868,113404r,81855l374493,195259r,-120600l389733,101398v3810,6003,12383,9277,22860,9277l412593,110675v,,,,,c422118,110675,431643,106855,435453,101398l450693,74659r,26739l422118,146146r28575,l450693,195259r47625,l498318,146146r19050,l517368,195259r47625,l564993,146146r28575,l564993,102490r,-27285l580233,101944v2858,5457,12383,9277,22860,9277c603093,111221,603093,111221,603093,111221v,,,,,c603093,111221,603093,111221,603093,111221v,,,,,c612618,111221,622143,107401,625953,101944l641193,75205r,120054l688818,195259r,-81855l707868,113404r,81855l755493,195259r,-120600l770733,101398v2858,5457,12383,9277,22860,9277c797403,110675,800261,110130,804071,109584v9525,-3274,14287,-10914,10477,-17462xe" fillcolor="black" stroked="f" strokeweight=".27561mm">
+                      <v:stroke joinstyle="miter"/>
+                      <v:path arrowok="t" o:connecttype="custom" o:connectlocs="814548,92122;785973,42463;776448,26637;772638,22272;714536,4809;696438,4263;680246,4809;622143,22272;618333,26637;608808,42463;602141,53922;594521,42463;584996,26637;581186,22272;523083,4809;505938,4263;489746,4809;431643,22272;427833,26637;418308,42463;411641,53922;404021,42463;394496,26637;390686,22272;332583,4809;315438,4263;299246,4809;241143,22272;237333,26637;227808,42463;221141,53922;213521,42463;203996,26637;200186,22272;142083,4809;124938,4263;108746,4809;50643,22272;46833,26637;37308,42463;8733,92122;21116,109584;31593,110675;54453,101398;69693,74659;69693,101944;41118,145600;69693,145600;69693,194714;117318,194714;117318,145600;136368,145600;136368,194714;183993,194714;183993,145600;212568,145600;183993,100853;183993,74113;199233,100853;222093,110130;222093,110130;222093,110130;222093,110130;222093,110130;244953,100853;260193,74113;260193,195259;307818,195259;307818,113404;326868,113404;326868,195259;374493,195259;374493,74659;389733,101398;412593,110675;412593,110675;412593,110675;435453,101398;450693,74659;450693,101398;422118,146146;450693,146146;450693,195259;498318,195259;498318,146146;517368,146146;517368,195259;564993,195259;564993,146146;593568,146146;564993,102490;564993,75205;580233,101944;603093,111221;603093,111221;603093,111221;603093,111221;603093,111221;625953,101944;641193,75205;641193,195259;688818,195259;688818,113404;707868,113404;707868,195259;755493,195259;755493,74659;770733,101398;793593,110675;804071,109584;814548,92122" o:connectangles="0,0,0,0,0,0,0,0,0,0,0,0,0,0,0,0,0,0,0,0,0,0,0,0,0,0,0,0,0,0,0,0,0,0,0,0,0,0,0,0,0,0,0,0,0,0,0,0,0,0,0,0,0,0,0,0,0,0,0,0,0,0,0,0,0,0,0,0,0,0,0,0,0,0,0,0,0,0,0,0,0,0,0,0,0,0,0,0,0,0,0,0,0,0,0,0,0,0,0,0,0,0,0,0,0,0,0,0,0,0,0"/>
+                    </v:shape>
+                    <v:shape id="Freeform: Shape 378" o:spid="_x0000_s1133" style="position:absolute;left:55980;top:36400;width:1238;height:709;visibility:visible;mso-wrap-style:square;v-text-anchor:middle" coordsize="123825,70941" o:gfxdata="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" path="m121741,37005v,18084,-25587,32743,-57150,32743c33028,69748,7441,55089,7441,37005,7441,18922,33028,4263,64591,4263v31563,,57150,14659,57150,32742xe" fillcolor="black" stroked="f" strokeweight=".27561mm">
+                      <v:stroke joinstyle="miter"/>
+                      <v:path arrowok="t" o:connecttype="custom" o:connectlocs="121741,37005;64591,69748;7441,37005;64591,4263;121741,37005" o:connectangles="0,0,0,0,0"/>
+                    </v:shape>
+                    <v:shape id="Freeform: Shape 379" o:spid="_x0000_s1134" style="position:absolute;left:59790;top:36400;width:1238;height:709;visibility:visible;mso-wrap-style:square;v-text-anchor:middle" coordsize="123825,70941" o:gfxdata="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" path="m121741,37005v,18084,-25587,32743,-57150,32743c33028,69748,7441,55089,7441,37005,7441,18922,33028,4263,64591,4263v31563,,57150,14659,57150,32742xe" fillcolor="black" stroked="f" strokeweight=".27561mm">
+                      <v:stroke joinstyle="miter"/>
+                      <v:path arrowok="t" o:connecttype="custom" o:connectlocs="121741,37005;64591,69748;7441,37005;64591,4263;121741,37005" o:connectangles="0,0,0,0,0"/>
+                    </v:shape>
+                    <v:shape id="Freeform: Shape 380" o:spid="_x0000_s1135" style="position:absolute;left:57885;top:36400;width:1238;height:709;visibility:visible;mso-wrap-style:square;v-text-anchor:middle" coordsize="123825,70941" o:gfxdata="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" path="m121741,37005v,18084,-25587,32743,-57150,32743c33028,69748,7441,55089,7441,37005,7441,18922,33028,4263,64591,4263v31563,,57150,14659,57150,32742xe" fillcolor="black" stroked="f" strokeweight=".27561mm">
+                      <v:stroke joinstyle="miter"/>
+                      <v:path arrowok="t" o:connecttype="custom" o:connectlocs="121741,37005;64591,69748;7441,37005;64591,4263;121741,37005" o:connectangles="0,0,0,0,0"/>
+                    </v:shape>
+                  </v:group>
+                </v:group>
+              </v:group>
+            </w:pict>
+          </mc:Fallback>
+        </mc:AlternateContent>
+      </w:r>
+    </w:p>
+    <w:p>
+      <w:pPr>
+        <w:spacing w:line="360" w:lineRule="auto"/>
+        <w:ind w:left="3600"/>
+        <w:rPr>
+          <w:sz w:val="24"/>
+          <w:szCs w:val="24"/>
+        </w:rPr>
+      </w:pPr>
+    </w:p>
+    <w:p>
+      <w:pPr>
+        <w:spacing w:line="360" w:lineRule="auto"/>
+        <w:rPr>
+          <w:sz w:val="24"/>
+          <w:szCs w:val="24"/>
+        </w:rPr>
+      </w:pPr>
+    </w:p>
+    <w:p>
+      <w:pPr>
+        <w:spacing w:line="360" w:lineRule="auto"/>
+        <w:ind w:left="7200"/>
+        <w:rPr>
+          <w:sz w:val="24"/>
+          <w:szCs w:val="24"/>
+        </w:rPr>
+      </w:pPr>
+    </w:p>
+    <w:p>
+      <w:pPr>
+        <w:spacing w:line="360" w:lineRule="auto"/>
+        <w:ind w:left="1440"/>
+        <w:rPr>
+          <w:sz w:val="24"/>
+          <w:szCs w:val="24"/>
+        </w:rPr>
+      </w:pPr>
+    </w:p>
+    <w:p>
+      <w:pPr>
+        <w:spacing w:line="360" w:lineRule="auto"/>
+        <w:rPr>
+          <w:sz w:val="24"/>
+          <w:szCs w:val="24"/>
+        </w:rPr>
+      </w:pPr>
+    </w:p>
+    <w:p>
+      <w:pPr>
+        <w:spacing w:line="360" w:lineRule="auto"/>
+        <w:rPr>
+          <w:sz w:val="24"/>
+          <w:szCs w:val="24"/>
+        </w:rPr>
+      </w:pPr>
+    </w:p>
+    <w:p>
+      <w:pPr>
+        <w:spacing w:line="360" w:lineRule="auto"/>
+        <w:ind w:left="720"/>
+        <w:rPr>
+          <w:sz w:val="24"/>
+          <w:szCs w:val="24"/>
+        </w:rPr>
+      </w:pPr>
+    </w:p>
+    <w:p>
+      <w:pPr>
+        <w:spacing w:line="360" w:lineRule="auto"/>
+        <w:rPr>
+          <w:sz w:val="24"/>
+          <w:szCs w:val="24"/>
+        </w:rPr>
+      </w:pPr>
+    </w:p>
+    <w:p/>
+    <w:p/>
+    <w:p/>
+    <w:p/>
+    <w:p/>
+    <w:p/>
+    <w:p/>
+    <w:p/>
+    <w:p/>
+    <w:p>
+      <w:pPr>
         <w:pStyle w:val="Heading2"/>
       </w:pPr>
       <w:r>
         <w:t>Conclusion</w:t>
+      </w:r>
+    </w:p>
+    <w:p>
+      <w:pPr>
+        <w:spacing w:line="360" w:lineRule="auto"/>
+        <w:rPr>
+          <w:sz w:val="24"/>
+          <w:szCs w:val="24"/>
+        </w:rPr>
+      </w:pPr>
+      <w:r>
+        <w:rPr>
+          <w:sz w:val="24"/>
+          <w:szCs w:val="24"/>
+        </w:rPr>
+        <w:t>The conducted systematic literature review identified the available techniques for</w:t>
+      </w:r>
+      <w:r>
+        <w:rPr>
+          <w:sz w:val="24"/>
+          <w:szCs w:val="24"/>
+        </w:rPr>
+        <w:t xml:space="preserve"> face recognition implemented on smart attendance systems</w:t>
+      </w:r>
+      <w:r>
+        <w:rPr>
+          <w:sz w:val="24"/>
+          <w:szCs w:val="24"/>
+        </w:rPr>
+        <w:t xml:space="preserve">. </w:t>
+      </w:r>
+      <w:r>
+        <w:rPr>
+          <w:sz w:val="24"/>
+          <w:szCs w:val="24"/>
+        </w:rPr>
+        <w:t>Other smart techniques such as RFID</w:t>
+      </w:r>
+      <w:r>
+        <w:rPr>
+          <w:sz w:val="24"/>
+          <w:szCs w:val="24"/>
+        </w:rPr>
+        <w:t xml:space="preserve"> adopted in different </w:t>
+      </w:r>
+      <w:r>
+        <w:rPr>
+          <w:sz w:val="24"/>
+          <w:szCs w:val="24"/>
+        </w:rPr>
+        <w:t xml:space="preserve">smart attendance </w:t>
+      </w:r>
+      <w:r>
+        <w:rPr>
+          <w:sz w:val="24"/>
+          <w:szCs w:val="24"/>
+        </w:rPr>
+        <w:t>systems were also discussed, giving an outline of</w:t>
+      </w:r>
+      <w:r>
+        <w:rPr>
+          <w:sz w:val="24"/>
+          <w:szCs w:val="24"/>
+        </w:rPr>
+        <w:t xml:space="preserve"> </w:t>
+      </w:r>
+      <w:r>
+        <w:rPr>
+          <w:sz w:val="24"/>
+          <w:szCs w:val="24"/>
+        </w:rPr>
+        <w:t>how</w:t>
+      </w:r>
+      <w:r>
+        <w:rPr>
+          <w:sz w:val="24"/>
+          <w:szCs w:val="24"/>
+        </w:rPr>
+        <w:t xml:space="preserve"> effective they are and how</w:t>
+      </w:r>
+      <w:r>
+        <w:rPr>
+          <w:sz w:val="24"/>
+          <w:szCs w:val="24"/>
+        </w:rPr>
+        <w:t xml:space="preserve"> they assisted different</w:t>
+      </w:r>
+      <w:r>
+        <w:rPr>
+          <w:sz w:val="24"/>
+          <w:szCs w:val="24"/>
+        </w:rPr>
+        <w:t xml:space="preserve"> </w:t>
+      </w:r>
+      <w:r>
+        <w:rPr>
+          <w:sz w:val="24"/>
+          <w:szCs w:val="24"/>
+        </w:rPr>
+        <w:t xml:space="preserve">stakeholders. As a result, the researcher discovered that there </w:t>
+      </w:r>
+      <w:r>
+        <w:rPr>
+          <w:sz w:val="24"/>
+          <w:szCs w:val="24"/>
+        </w:rPr>
+        <w:t>is limited smart attendance systems</w:t>
+      </w:r>
+      <w:r>
+        <w:rPr>
+          <w:sz w:val="24"/>
+          <w:szCs w:val="24"/>
+        </w:rPr>
+        <w:t xml:space="preserve"> designed specifically for </w:t>
+      </w:r>
+      <w:r>
+        <w:rPr>
+          <w:sz w:val="24"/>
+          <w:szCs w:val="24"/>
+        </w:rPr>
+        <w:t>nursery age group</w:t>
+      </w:r>
+      <w:r>
+        <w:rPr>
+          <w:sz w:val="24"/>
+          <w:szCs w:val="24"/>
+        </w:rPr>
+        <w:t xml:space="preserve">. Furthermore, the researcher identified the need for further investigation of </w:t>
+      </w:r>
+      <w:r>
+        <w:rPr>
+          <w:sz w:val="24"/>
+          <w:szCs w:val="24"/>
+        </w:rPr>
+        <w:t>smart attendance</w:t>
+      </w:r>
+      <w:r>
+        <w:rPr>
+          <w:sz w:val="24"/>
+          <w:szCs w:val="24"/>
+        </w:rPr>
+        <w:t xml:space="preserve"> information reporting and </w:t>
+      </w:r>
+      <w:r>
+        <w:rPr>
+          <w:sz w:val="24"/>
+          <w:szCs w:val="24"/>
+        </w:rPr>
+        <w:t>alerting</w:t>
+      </w:r>
+      <w:r>
+        <w:rPr>
+          <w:sz w:val="24"/>
+          <w:szCs w:val="24"/>
+        </w:rPr>
+        <w:t xml:space="preserve"> strategies. The researcher then proposed a solution to cover the identified gaps, which would lead to better</w:t>
+      </w:r>
+      <w:r>
+        <w:rPr>
+          <w:sz w:val="24"/>
+          <w:szCs w:val="24"/>
+        </w:rPr>
+        <w:t xml:space="preserve"> automated, secure, consistent </w:t>
+      </w:r>
+      <w:bookmarkStart w:id="1" w:name="_GoBack"/>
+      <w:bookmarkEnd w:id="1"/>
+      <w:r>
+        <w:rPr>
+          <w:sz w:val="24"/>
+          <w:szCs w:val="24"/>
+        </w:rPr>
+        <w:t>and streamlined monitoring and recording of student attendance.</w:t>
+      </w:r>
+    </w:p>
+    <w:p>
+      <w:pPr>
+        <w:spacing w:line="360" w:lineRule="auto"/>
+        <w:rPr>
+          <w:sz w:val="24"/>
+          <w:szCs w:val="24"/>
+        </w:rPr>
+      </w:pPr>
+    </w:p>
+    <w:p>
+      <w:pPr>
+        <w:pStyle w:val="Heading1"/>
+        <w:numPr>
+          <w:ilvl w:val="0"/>
+          <w:numId w:val="0"/>
+        </w:numPr>
+        <w:ind w:left="360"/>
+      </w:pPr>
+      <w:r>
+        <w:lastRenderedPageBreak/>
+        <w:t>Chapter 3: Methodology</w:t>
       </w:r>
     </w:p>
     <w:sectPr>
@@ -14637,7 +19107,7 @@
         </mc:Choice>
         <mc:Fallback>
           <w:pict>
-            <v:shape w14:anchorId="4D826AEC" id="Freeform: Shape 330" o:spid="_x0000_s1099" style="position:absolute;margin-left:502.4pt;margin-top:41.2pt;width:25.75pt;height:16.05pt;z-index:-251655168;visibility:visible;mso-wrap-style:square;mso-wrap-distance-left:9pt;mso-wrap-distance-top:0;mso-wrap-distance-right:9pt;mso-wrap-distance-bottom:0;mso-position-horizontal:absolute;mso-position-horizontal-relative:page;mso-position-vertical:absolute;mso-position-vertical-relative:page;v-text-anchor:top" coordsize="317500,194310" o:spt="100" o:gfxdata="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" adj="-11796480,,5400" path="m,l,194310r317500,l317500,,,xe" stroked="f">
+            <v:shape w14:anchorId="4D826AEC" id="Freeform: Shape 330" o:spid="_x0000_s1136" style="position:absolute;margin-left:502.4pt;margin-top:41.2pt;width:25.75pt;height:16.05pt;z-index:-251655168;visibility:visible;mso-wrap-style:square;mso-wrap-distance-left:9pt;mso-wrap-distance-top:0;mso-wrap-distance-right:9pt;mso-wrap-distance-bottom:0;mso-position-horizontal:absolute;mso-position-horizontal-relative:page;mso-position-vertical:absolute;mso-position-vertical-relative:page;v-text-anchor:top" coordsize="317500,194310" o:spt="100" o:gfxdata="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" adj="-11796480,,5400" path="m,l,194310r317500,l317500,,,xe" stroked="f">
               <v:stroke joinstyle="miter"/>
               <v:formulas/>
               <v:path arrowok="t" o:extrusionok="f" o:connecttype="custom" textboxrect="0,0,317500,194310"/>
@@ -14796,7 +19266,7 @@
         </mc:Choice>
         <mc:Fallback>
           <w:pict>
-            <v:shape w14:anchorId="12051A99" id="Freeform: Shape 43" o:spid="_x0000_s1100" style="position:absolute;margin-left:509.15pt;margin-top:41.2pt;width:18.75pt;height:16.05pt;z-index:-251653120;visibility:visible;mso-wrap-style:square;mso-wrap-distance-left:9pt;mso-wrap-distance-top:0;mso-wrap-distance-right:9pt;mso-wrap-distance-bottom:0;mso-position-horizontal:absolute;mso-position-horizontal-relative:page;mso-position-vertical:absolute;mso-position-vertical-relative:page;v-text-anchor:top" coordsize="228600,194310" o:spt="100" o:gfxdata="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" adj="-11796480,,5400" path="m,l,194310r228600,l228600,,,xe" stroked="f">
+            <v:shape w14:anchorId="12051A99" id="Freeform: Shape 43" o:spid="_x0000_s1137" style="position:absolute;margin-left:509.15pt;margin-top:41.2pt;width:18.75pt;height:16.05pt;z-index:-251653120;visibility:visible;mso-wrap-style:square;mso-wrap-distance-left:9pt;mso-wrap-distance-top:0;mso-wrap-distance-right:9pt;mso-wrap-distance-bottom:0;mso-position-horizontal:absolute;mso-position-horizontal-relative:page;mso-position-vertical:absolute;mso-position-vertical-relative:page;v-text-anchor:top" coordsize="228600,194310" o:spt="100" o:gfxdata="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" adj="-11796480,,5400" path="m,l,194310r228600,l228600,,,xe" stroked="f">
               <v:stroke joinstyle="miter"/>
               <v:formulas/>
               <v:path arrowok="t" o:extrusionok="f" o:connecttype="custom" textboxrect="0,0,228600,194310"/>
@@ -15328,6 +19798,92 @@
     </w:lvl>
   </w:abstractNum>
   <w:abstractNum w:abstractNumId="5" w15:restartNumberingAfterBreak="0">
+    <w:nsid w:val="23832246"/>
+    <w:multiLevelType w:val="hybridMultilevel"/>
+    <w:tmpl w:val="189A29DE"/>
+    <w:lvl w:ilvl="0" w:tplc="30090013">
+      <w:start w:val="1"/>
+      <w:numFmt w:val="upperRoman"/>
+      <w:lvlText w:val="%1."/>
+      <w:lvlJc w:val="right"/>
+      <w:pPr>
+        <w:ind w:left="720" w:hanging="360"/>
+      </w:pPr>
+    </w:lvl>
+    <w:lvl w:ilvl="1" w:tplc="30090019" w:tentative="1">
+      <w:start w:val="1"/>
+      <w:numFmt w:val="lowerLetter"/>
+      <w:lvlText w:val="%2."/>
+      <w:lvlJc w:val="left"/>
+      <w:pPr>
+        <w:ind w:left="1440" w:hanging="360"/>
+      </w:pPr>
+    </w:lvl>
+    <w:lvl w:ilvl="2" w:tplc="3009001B" w:tentative="1">
+      <w:start w:val="1"/>
+      <w:numFmt w:val="lowerRoman"/>
+      <w:lvlText w:val="%3."/>
+      <w:lvlJc w:val="right"/>
+      <w:pPr>
+        <w:ind w:left="2160" w:hanging="180"/>
+      </w:pPr>
+    </w:lvl>
+    <w:lvl w:ilvl="3" w:tplc="3009000F" w:tentative="1">
+      <w:start w:val="1"/>
+      <w:numFmt w:val="decimal"/>
+      <w:lvlText w:val="%4."/>
+      <w:lvlJc w:val="left"/>
+      <w:pPr>
+        <w:ind w:left="2880" w:hanging="360"/>
+      </w:pPr>
+    </w:lvl>
+    <w:lvl w:ilvl="4" w:tplc="30090019" w:tentative="1">
+      <w:start w:val="1"/>
+      <w:numFmt w:val="lowerLetter"/>
+      <w:lvlText w:val="%5."/>
+      <w:lvlJc w:val="left"/>
+      <w:pPr>
+        <w:ind w:left="3600" w:hanging="360"/>
+      </w:pPr>
+    </w:lvl>
+    <w:lvl w:ilvl="5" w:tplc="3009001B" w:tentative="1">
+      <w:start w:val="1"/>
+      <w:numFmt w:val="lowerRoman"/>
+      <w:lvlText w:val="%6."/>
+      <w:lvlJc w:val="right"/>
+      <w:pPr>
+        <w:ind w:left="4320" w:hanging="180"/>
+      </w:pPr>
+    </w:lvl>
+    <w:lvl w:ilvl="6" w:tplc="3009000F" w:tentative="1">
+      <w:start w:val="1"/>
+      <w:numFmt w:val="decimal"/>
+      <w:lvlText w:val="%7."/>
+      <w:lvlJc w:val="left"/>
+      <w:pPr>
+        <w:ind w:left="5040" w:hanging="360"/>
+      </w:pPr>
+    </w:lvl>
+    <w:lvl w:ilvl="7" w:tplc="30090019" w:tentative="1">
+      <w:start w:val="1"/>
+      <w:numFmt w:val="lowerLetter"/>
+      <w:lvlText w:val="%8."/>
+      <w:lvlJc w:val="left"/>
+      <w:pPr>
+        <w:ind w:left="5760" w:hanging="360"/>
+      </w:pPr>
+    </w:lvl>
+    <w:lvl w:ilvl="8" w:tplc="3009001B" w:tentative="1">
+      <w:start w:val="1"/>
+      <w:numFmt w:val="lowerRoman"/>
+      <w:lvlText w:val="%9."/>
+      <w:lvlJc w:val="right"/>
+      <w:pPr>
+        <w:ind w:left="6480" w:hanging="180"/>
+      </w:pPr>
+    </w:lvl>
+  </w:abstractNum>
+  <w:abstractNum w:abstractNumId="6" w15:restartNumberingAfterBreak="0">
     <w:nsid w:val="23AB197E"/>
     <w:multiLevelType w:val="multilevel"/>
     <w:tmpl w:val="8F2AAF96"/>
@@ -15440,7 +19996,7 @@
       </w:rPr>
     </w:lvl>
   </w:abstractNum>
-  <w:abstractNum w:abstractNumId="6" w15:restartNumberingAfterBreak="0">
+  <w:abstractNum w:abstractNumId="7" w15:restartNumberingAfterBreak="0">
     <w:nsid w:val="23C90AB6"/>
     <w:multiLevelType w:val="multilevel"/>
     <w:tmpl w:val="0A98B7F2"/>
@@ -15556,7 +20112,7 @@
       </w:rPr>
     </w:lvl>
   </w:abstractNum>
-  <w:abstractNum w:abstractNumId="7" w15:restartNumberingAfterBreak="0">
+  <w:abstractNum w:abstractNumId="8" w15:restartNumberingAfterBreak="0">
     <w:nsid w:val="253A62CA"/>
     <w:multiLevelType w:val="multilevel"/>
     <w:tmpl w:val="697E73D6"/>
@@ -15640,7 +20196,7 @@
       </w:pPr>
     </w:lvl>
   </w:abstractNum>
-  <w:abstractNum w:abstractNumId="8" w15:restartNumberingAfterBreak="0">
+  <w:abstractNum w:abstractNumId="9" w15:restartNumberingAfterBreak="0">
     <w:nsid w:val="26F94C6A"/>
     <w:multiLevelType w:val="multilevel"/>
     <w:tmpl w:val="7B9A35A6"/>
@@ -15725,7 +20281,7 @@
       </w:pPr>
     </w:lvl>
   </w:abstractNum>
-  <w:abstractNum w:abstractNumId="9" w15:restartNumberingAfterBreak="0">
+  <w:abstractNum w:abstractNumId="10" w15:restartNumberingAfterBreak="0">
     <w:nsid w:val="275C23A3"/>
     <w:multiLevelType w:val="multilevel"/>
     <w:tmpl w:val="4DD8A692"/>
@@ -15845,7 +20401,7 @@
       </w:rPr>
     </w:lvl>
   </w:abstractNum>
-  <w:abstractNum w:abstractNumId="10" w15:restartNumberingAfterBreak="0">
+  <w:abstractNum w:abstractNumId="11" w15:restartNumberingAfterBreak="0">
     <w:nsid w:val="2B841678"/>
     <w:multiLevelType w:val="multilevel"/>
     <w:tmpl w:val="8680488A"/>
@@ -15958,7 +20514,7 @@
       </w:rPr>
     </w:lvl>
   </w:abstractNum>
-  <w:abstractNum w:abstractNumId="11" w15:restartNumberingAfterBreak="0">
+  <w:abstractNum w:abstractNumId="12" w15:restartNumberingAfterBreak="0">
     <w:nsid w:val="344A4A73"/>
     <w:multiLevelType w:val="multilevel"/>
     <w:tmpl w:val="D07E2A2A"/>
@@ -16041,7 +20597,7 @@
       </w:pPr>
     </w:lvl>
   </w:abstractNum>
-  <w:abstractNum w:abstractNumId="12" w15:restartNumberingAfterBreak="0">
+  <w:abstractNum w:abstractNumId="13" w15:restartNumberingAfterBreak="0">
     <w:nsid w:val="344C117E"/>
     <w:multiLevelType w:val="multilevel"/>
     <w:tmpl w:val="9EACACCA"/>
@@ -16124,7 +20680,7 @@
       </w:pPr>
     </w:lvl>
   </w:abstractNum>
-  <w:abstractNum w:abstractNumId="13" w15:restartNumberingAfterBreak="0">
+  <w:abstractNum w:abstractNumId="14" w15:restartNumberingAfterBreak="0">
     <w:nsid w:val="3614517D"/>
     <w:multiLevelType w:val="multilevel"/>
     <w:tmpl w:val="D5B65BEA"/>
@@ -16208,7 +20764,7 @@
       </w:pPr>
     </w:lvl>
   </w:abstractNum>
-  <w:abstractNum w:abstractNumId="14" w15:restartNumberingAfterBreak="0">
+  <w:abstractNum w:abstractNumId="15" w15:restartNumberingAfterBreak="0">
     <w:nsid w:val="36924290"/>
     <w:multiLevelType w:val="multilevel"/>
     <w:tmpl w:val="B8A8BA46"/>
@@ -16293,7 +20849,7 @@
       </w:pPr>
     </w:lvl>
   </w:abstractNum>
-  <w:abstractNum w:abstractNumId="15" w15:restartNumberingAfterBreak="0">
+  <w:abstractNum w:abstractNumId="16" w15:restartNumberingAfterBreak="0">
     <w:nsid w:val="38490FEC"/>
     <w:multiLevelType w:val="multilevel"/>
     <w:tmpl w:val="E24E470E"/>
@@ -16376,7 +20932,7 @@
       </w:pPr>
     </w:lvl>
   </w:abstractNum>
-  <w:abstractNum w:abstractNumId="16" w15:restartNumberingAfterBreak="0">
+  <w:abstractNum w:abstractNumId="17" w15:restartNumberingAfterBreak="0">
     <w:nsid w:val="3AAE7574"/>
     <w:multiLevelType w:val="hybridMultilevel"/>
     <w:tmpl w:val="529EE5A8"/>
@@ -16489,7 +21045,7 @@
       </w:rPr>
     </w:lvl>
   </w:abstractNum>
-  <w:abstractNum w:abstractNumId="17" w15:restartNumberingAfterBreak="0">
+  <w:abstractNum w:abstractNumId="18" w15:restartNumberingAfterBreak="0">
     <w:nsid w:val="3CCA45D9"/>
     <w:multiLevelType w:val="multilevel"/>
     <w:tmpl w:val="0A98B7F2"/>
@@ -16604,7 +21160,7 @@
       </w:rPr>
     </w:lvl>
   </w:abstractNum>
-  <w:abstractNum w:abstractNumId="18" w15:restartNumberingAfterBreak="0">
+  <w:abstractNum w:abstractNumId="19" w15:restartNumberingAfterBreak="0">
     <w:nsid w:val="3D257C15"/>
     <w:multiLevelType w:val="multilevel"/>
     <w:tmpl w:val="07080038"/>
@@ -16688,7 +21244,7 @@
       </w:pPr>
     </w:lvl>
   </w:abstractNum>
-  <w:abstractNum w:abstractNumId="19" w15:restartNumberingAfterBreak="0">
+  <w:abstractNum w:abstractNumId="20" w15:restartNumberingAfterBreak="0">
     <w:nsid w:val="40C32EAD"/>
     <w:multiLevelType w:val="multilevel"/>
     <w:tmpl w:val="D8945896"/>
@@ -16771,7 +21327,7 @@
       </w:pPr>
     </w:lvl>
   </w:abstractNum>
-  <w:abstractNum w:abstractNumId="20" w15:restartNumberingAfterBreak="0">
+  <w:abstractNum w:abstractNumId="21" w15:restartNumberingAfterBreak="0">
     <w:nsid w:val="47781AA5"/>
     <w:multiLevelType w:val="hybridMultilevel"/>
     <w:tmpl w:val="710C693A"/>
@@ -16857,7 +21413,7 @@
       </w:pPr>
     </w:lvl>
   </w:abstractNum>
-  <w:abstractNum w:abstractNumId="21" w15:restartNumberingAfterBreak="0">
+  <w:abstractNum w:abstractNumId="22" w15:restartNumberingAfterBreak="0">
     <w:nsid w:val="4A985C79"/>
     <w:multiLevelType w:val="multilevel"/>
     <w:tmpl w:val="BE5C5E68"/>
@@ -16940,7 +21496,7 @@
       </w:pPr>
     </w:lvl>
   </w:abstractNum>
-  <w:abstractNum w:abstractNumId="22" w15:restartNumberingAfterBreak="0">
+  <w:abstractNum w:abstractNumId="23" w15:restartNumberingAfterBreak="0">
     <w:nsid w:val="4AA72959"/>
     <w:multiLevelType w:val="multilevel"/>
     <w:tmpl w:val="DF4613A4"/>
@@ -17024,7 +21580,7 @@
       </w:pPr>
     </w:lvl>
   </w:abstractNum>
-  <w:abstractNum w:abstractNumId="23" w15:restartNumberingAfterBreak="0">
+  <w:abstractNum w:abstractNumId="24" w15:restartNumberingAfterBreak="0">
     <w:nsid w:val="53204A88"/>
     <w:multiLevelType w:val="multilevel"/>
     <w:tmpl w:val="F2A681B8"/>
@@ -17107,7 +21663,7 @@
       </w:pPr>
     </w:lvl>
   </w:abstractNum>
-  <w:abstractNum w:abstractNumId="24" w15:restartNumberingAfterBreak="0">
+  <w:abstractNum w:abstractNumId="25" w15:restartNumberingAfterBreak="0">
     <w:nsid w:val="559C0E6F"/>
     <w:multiLevelType w:val="multilevel"/>
     <w:tmpl w:val="BF8CF6CE"/>
@@ -17190,7 +21746,7 @@
       </w:pPr>
     </w:lvl>
   </w:abstractNum>
-  <w:abstractNum w:abstractNumId="25" w15:restartNumberingAfterBreak="0">
+  <w:abstractNum w:abstractNumId="26" w15:restartNumberingAfterBreak="0">
     <w:nsid w:val="58F168DA"/>
     <w:multiLevelType w:val="hybridMultilevel"/>
     <w:tmpl w:val="37A64058"/>
@@ -17276,7 +21832,7 @@
       </w:pPr>
     </w:lvl>
   </w:abstractNum>
-  <w:abstractNum w:abstractNumId="26" w15:restartNumberingAfterBreak="0">
+  <w:abstractNum w:abstractNumId="27" w15:restartNumberingAfterBreak="0">
     <w:nsid w:val="58F45E6F"/>
     <w:multiLevelType w:val="multilevel"/>
     <w:tmpl w:val="46D4BCAA"/>
@@ -17375,7 +21931,7 @@
       </w:pPr>
     </w:lvl>
   </w:abstractNum>
-  <w:abstractNum w:abstractNumId="27" w15:restartNumberingAfterBreak="0">
+  <w:abstractNum w:abstractNumId="28" w15:restartNumberingAfterBreak="0">
     <w:nsid w:val="59DB7200"/>
     <w:multiLevelType w:val="multilevel"/>
     <w:tmpl w:val="ADDA2A56"/>
@@ -17490,7 +22046,7 @@
       </w:rPr>
     </w:lvl>
   </w:abstractNum>
-  <w:abstractNum w:abstractNumId="28" w15:restartNumberingAfterBreak="0">
+  <w:abstractNum w:abstractNumId="29" w15:restartNumberingAfterBreak="0">
     <w:nsid w:val="61B9382D"/>
     <w:multiLevelType w:val="hybridMultilevel"/>
     <w:tmpl w:val="ED62647E"/>
@@ -17603,7 +22159,7 @@
       </w:rPr>
     </w:lvl>
   </w:abstractNum>
-  <w:abstractNum w:abstractNumId="29" w15:restartNumberingAfterBreak="0">
+  <w:abstractNum w:abstractNumId="30" w15:restartNumberingAfterBreak="0">
     <w:nsid w:val="62075F44"/>
     <w:multiLevelType w:val="hybridMultilevel"/>
     <w:tmpl w:val="0B946AA4"/>
@@ -17689,7 +22245,7 @@
       </w:pPr>
     </w:lvl>
   </w:abstractNum>
-  <w:abstractNum w:abstractNumId="30" w15:restartNumberingAfterBreak="0">
+  <w:abstractNum w:abstractNumId="31" w15:restartNumberingAfterBreak="0">
     <w:nsid w:val="62285E95"/>
     <w:multiLevelType w:val="multilevel"/>
     <w:tmpl w:val="70FAC7C4"/>
@@ -17771,7 +22327,7 @@
       </w:pPr>
     </w:lvl>
   </w:abstractNum>
-  <w:abstractNum w:abstractNumId="31" w15:restartNumberingAfterBreak="0">
+  <w:abstractNum w:abstractNumId="32" w15:restartNumberingAfterBreak="0">
     <w:nsid w:val="639A67A1"/>
     <w:multiLevelType w:val="multilevel"/>
     <w:tmpl w:val="C0948AC2"/>
@@ -17855,7 +22411,7 @@
       </w:pPr>
     </w:lvl>
   </w:abstractNum>
-  <w:abstractNum w:abstractNumId="32" w15:restartNumberingAfterBreak="0">
+  <w:abstractNum w:abstractNumId="33" w15:restartNumberingAfterBreak="0">
     <w:nsid w:val="653A1CFB"/>
     <w:multiLevelType w:val="multilevel"/>
     <w:tmpl w:val="06A89A6C"/>
@@ -17940,7 +22496,7 @@
       </w:pPr>
     </w:lvl>
   </w:abstractNum>
-  <w:abstractNum w:abstractNumId="33" w15:restartNumberingAfterBreak="0">
+  <w:abstractNum w:abstractNumId="34" w15:restartNumberingAfterBreak="0">
     <w:nsid w:val="657D3837"/>
     <w:multiLevelType w:val="multilevel"/>
     <w:tmpl w:val="9BB281D6"/>
@@ -18032,7 +22588,7 @@
       </w:pPr>
     </w:lvl>
   </w:abstractNum>
-  <w:abstractNum w:abstractNumId="34" w15:restartNumberingAfterBreak="0">
+  <w:abstractNum w:abstractNumId="35" w15:restartNumberingAfterBreak="0">
     <w:nsid w:val="6AE23267"/>
     <w:multiLevelType w:val="hybridMultilevel"/>
     <w:tmpl w:val="6A3041C8"/>
@@ -18145,7 +22701,7 @@
       </w:rPr>
     </w:lvl>
   </w:abstractNum>
-  <w:abstractNum w:abstractNumId="35" w15:restartNumberingAfterBreak="0">
+  <w:abstractNum w:abstractNumId="36" w15:restartNumberingAfterBreak="0">
     <w:nsid w:val="6B8F2BF5"/>
     <w:multiLevelType w:val="hybridMultilevel"/>
     <w:tmpl w:val="480C54FA"/>
@@ -18258,7 +22814,7 @@
       </w:rPr>
     </w:lvl>
   </w:abstractNum>
-  <w:abstractNum w:abstractNumId="36" w15:restartNumberingAfterBreak="0">
+  <w:abstractNum w:abstractNumId="37" w15:restartNumberingAfterBreak="0">
     <w:nsid w:val="705D741A"/>
     <w:multiLevelType w:val="hybridMultilevel"/>
     <w:tmpl w:val="A670B9B2"/>
@@ -18344,7 +22900,7 @@
       </w:pPr>
     </w:lvl>
   </w:abstractNum>
-  <w:abstractNum w:abstractNumId="37" w15:restartNumberingAfterBreak="0">
+  <w:abstractNum w:abstractNumId="38" w15:restartNumberingAfterBreak="0">
     <w:nsid w:val="719F2DDE"/>
     <w:multiLevelType w:val="multilevel"/>
     <w:tmpl w:val="A5541716"/>
@@ -18427,7 +22983,7 @@
       </w:pPr>
     </w:lvl>
   </w:abstractNum>
-  <w:abstractNum w:abstractNumId="38" w15:restartNumberingAfterBreak="0">
+  <w:abstractNum w:abstractNumId="39" w15:restartNumberingAfterBreak="0">
     <w:nsid w:val="72C53E82"/>
     <w:multiLevelType w:val="multilevel"/>
     <w:tmpl w:val="0A98B7F2"/>
@@ -18542,7 +23098,7 @@
       </w:rPr>
     </w:lvl>
   </w:abstractNum>
-  <w:abstractNum w:abstractNumId="39" w15:restartNumberingAfterBreak="0">
+  <w:abstractNum w:abstractNumId="40" w15:restartNumberingAfterBreak="0">
     <w:nsid w:val="7A0612A3"/>
     <w:multiLevelType w:val="multilevel"/>
     <w:tmpl w:val="40D6E766"/>
@@ -18626,25 +23182,25 @@
     </w:lvl>
   </w:abstractNum>
   <w:num w:numId="1">
-    <w:abstractNumId w:val="21"/>
+    <w:abstractNumId w:val="22"/>
   </w:num>
   <w:num w:numId="2">
-    <w:abstractNumId w:val="15"/>
+    <w:abstractNumId w:val="16"/>
   </w:num>
   <w:num w:numId="3">
-    <w:abstractNumId w:val="13"/>
+    <w:abstractNumId w:val="14"/>
   </w:num>
   <w:num w:numId="4">
-    <w:abstractNumId w:val="24"/>
+    <w:abstractNumId w:val="25"/>
   </w:num>
   <w:num w:numId="5">
-    <w:abstractNumId w:val="22"/>
+    <w:abstractNumId w:val="23"/>
   </w:num>
   <w:num w:numId="6">
-    <w:abstractNumId w:val="37"/>
+    <w:abstractNumId w:val="38"/>
   </w:num>
   <w:num w:numId="7">
-    <w:abstractNumId w:val="11"/>
+    <w:abstractNumId w:val="12"/>
   </w:num>
   <w:num w:numId="8">
     <w:abstractNumId w:val="1"/>
@@ -18653,58 +23209,58 @@
     <w:abstractNumId w:val="2"/>
   </w:num>
   <w:num w:numId="10">
-    <w:abstractNumId w:val="23"/>
+    <w:abstractNumId w:val="24"/>
   </w:num>
   <w:num w:numId="11">
     <w:abstractNumId w:val="4"/>
   </w:num>
   <w:num w:numId="12">
+    <w:abstractNumId w:val="20"/>
+  </w:num>
+  <w:num w:numId="13">
+    <w:abstractNumId w:val="40"/>
+  </w:num>
+  <w:num w:numId="14">
+    <w:abstractNumId w:val="34"/>
+  </w:num>
+  <w:num w:numId="15">
+    <w:abstractNumId w:val="31"/>
+  </w:num>
+  <w:num w:numId="16">
+    <w:abstractNumId w:val="15"/>
+  </w:num>
+  <w:num w:numId="17">
+    <w:abstractNumId w:val="9"/>
+  </w:num>
+  <w:num w:numId="18">
+    <w:abstractNumId w:val="27"/>
+  </w:num>
+  <w:num w:numId="19">
+    <w:abstractNumId w:val="33"/>
+  </w:num>
+  <w:num w:numId="20">
+    <w:abstractNumId w:val="13"/>
+  </w:num>
+  <w:num w:numId="21">
     <w:abstractNumId w:val="19"/>
   </w:num>
-  <w:num w:numId="13">
-    <w:abstractNumId w:val="39"/>
-  </w:num>
-  <w:num w:numId="14">
-    <w:abstractNumId w:val="33"/>
-  </w:num>
-  <w:num w:numId="15">
-    <w:abstractNumId w:val="30"/>
-  </w:num>
-  <w:num w:numId="16">
-    <w:abstractNumId w:val="14"/>
-  </w:num>
-  <w:num w:numId="17">
+  <w:num w:numId="22">
     <w:abstractNumId w:val="8"/>
   </w:num>
-  <w:num w:numId="18">
-    <w:abstractNumId w:val="26"/>
-  </w:num>
-  <w:num w:numId="19">
+  <w:num w:numId="23">
     <w:abstractNumId w:val="32"/>
-  </w:num>
-  <w:num w:numId="20">
-    <w:abstractNumId w:val="12"/>
-  </w:num>
-  <w:num w:numId="21">
-    <w:abstractNumId w:val="18"/>
-  </w:num>
-  <w:num w:numId="22">
-    <w:abstractNumId w:val="7"/>
-  </w:num>
-  <w:num w:numId="23">
-    <w:abstractNumId w:val="31"/>
   </w:num>
   <w:num w:numId="24">
     <w:abstractNumId w:val="3"/>
   </w:num>
   <w:num w:numId="25">
-    <w:abstractNumId w:val="10"/>
+    <w:abstractNumId w:val="11"/>
   </w:num>
   <w:num w:numId="26">
-    <w:abstractNumId w:val="5"/>
+    <w:abstractNumId w:val="6"/>
   </w:num>
   <w:num w:numId="27">
-    <w:abstractNumId w:val="5"/>
+    <w:abstractNumId w:val="6"/>
     <w:lvlOverride w:ilvl="0">
       <w:startOverride w:val="1"/>
     </w:lvlOverride>
@@ -18767,16 +23323,16 @@
     </w:lvlOverride>
   </w:num>
   <w:num w:numId="30">
-    <w:abstractNumId w:val="28"/>
+    <w:abstractNumId w:val="29"/>
   </w:num>
   <w:num w:numId="31">
-    <w:abstractNumId w:val="35"/>
+    <w:abstractNumId w:val="36"/>
   </w:num>
   <w:num w:numId="32">
-    <w:abstractNumId w:val="6"/>
+    <w:abstractNumId w:val="7"/>
   </w:num>
   <w:num w:numId="33">
-    <w:abstractNumId w:val="6"/>
+    <w:abstractNumId w:val="7"/>
     <w:lvlOverride w:ilvl="0">
       <w:startOverride w:val="1"/>
     </w:lvlOverride>
@@ -18836,37 +23392,37 @@
     </w:lvlOverride>
   </w:num>
   <w:num w:numId="35">
-    <w:abstractNumId w:val="27"/>
+    <w:abstractNumId w:val="28"/>
   </w:num>
   <w:num w:numId="36">
-    <w:abstractNumId w:val="38"/>
+    <w:abstractNumId w:val="39"/>
   </w:num>
   <w:num w:numId="37">
+    <w:abstractNumId w:val="18"/>
+  </w:num>
+  <w:num w:numId="38">
+    <w:abstractNumId w:val="10"/>
+  </w:num>
+  <w:num w:numId="39">
+    <w:abstractNumId w:val="37"/>
+  </w:num>
+  <w:num w:numId="40">
     <w:abstractNumId w:val="17"/>
   </w:num>
-  <w:num w:numId="38">
-    <w:abstractNumId w:val="9"/>
-  </w:num>
-  <w:num w:numId="39">
-    <w:abstractNumId w:val="36"/>
-  </w:num>
-  <w:num w:numId="40">
-    <w:abstractNumId w:val="16"/>
-  </w:num>
   <w:num w:numId="41">
-    <w:abstractNumId w:val="25"/>
+    <w:abstractNumId w:val="26"/>
   </w:num>
   <w:num w:numId="42">
-    <w:abstractNumId w:val="20"/>
+    <w:abstractNumId w:val="21"/>
   </w:num>
   <w:num w:numId="43">
-    <w:abstractNumId w:val="29"/>
+    <w:abstractNumId w:val="30"/>
   </w:num>
   <w:num w:numId="44">
-    <w:abstractNumId w:val="34"/>
+    <w:abstractNumId w:val="35"/>
   </w:num>
   <w:num w:numId="45">
-    <w:abstractNumId w:val="9"/>
+    <w:abstractNumId w:val="10"/>
     <w:lvlOverride w:ilvl="0">
       <w:lvl w:ilvl="0">
         <w:start w:val="1"/>
@@ -18999,6 +23555,9 @@
         </w:rPr>
       </w:lvl>
     </w:lvlOverride>
+  </w:num>
+  <w:num w:numId="46">
+    <w:abstractNumId w:val="5"/>
   </w:num>
 </w:numbering>
 </file>
@@ -20045,6 +24604,7 @@
     <w:rsid w:val="00742307"/>
     <w:rsid w:val="00832DEC"/>
     <w:rsid w:val="008E1600"/>
+    <w:rsid w:val="00C8661E"/>
   </w:rsids>
   <m:mathPr>
     <m:mathFont m:val="Cambria Math"/>
@@ -20860,7 +25420,7 @@
 </file>
 
 <file path=customXml/itemProps1.xml><?xml version="1.0" encoding="utf-8"?>
-<ds:datastoreItem xmlns:ds="http://schemas.openxmlformats.org/officeDocument/2006/customXml" ds:itemID="{7DAC965E-A63E-4888-B9DE-67E5CD0E0E25}">
+<ds:datastoreItem xmlns:ds="http://schemas.openxmlformats.org/officeDocument/2006/customXml" ds:itemID="{DBBE99B2-9873-44F2-8FE3-B376ECE828B9}">
   <ds:schemaRefs>
     <ds:schemaRef ds:uri="http://schemas.openxmlformats.org/officeDocument/2006/bibliography"/>
   </ds:schemaRefs>
